--- a/desktop_app/backend/documents/transfer/00_MAU_BIEN_BAN_CHUYEN_CHU_QUYEN.docx
+++ b/desktop_app/backend/documents/transfer/00_MAU_BIEN_BAN_CHUYEN_CHU_QUYEN.docx
@@ -669,7 +669,7 @@
       </w:r>
       <w:r>
         <w:rPr/>
-        <w:t>là (“</w:t>
+        <w:t>là “</w:t>
       </w:r>
       <w:r>
         <w:rPr>
@@ -993,7 +993,7 @@
         <mc:AlternateContent>
           <mc:Choice Requires="wps">
             <w:drawing>
-              <wp:anchor distT="0" distB="0" distL="0" distR="0" simplePos="0" relativeHeight="18" behindDoc="0" locked="0" layoutInCell="0" allowOverlap="1">
+              <wp:anchor distT="0" distB="0" distL="0" distR="0" simplePos="0" relativeHeight="19" behindDoc="0" locked="0" layoutInCell="0" allowOverlap="1">
                 <wp:simplePos x="0" y="0"/>
                 <wp:positionH relativeFrom="page">
                   <wp:posOffset>960755</wp:posOffset>
@@ -1018,9 +1018,9 @@
                           <a:avLst/>
                           <a:gdLst>
                             <a:gd name="textAreaLeft" fmla="*/ 0 w 28800"/>
-                            <a:gd name="textAreaRight" fmla="*/ 29520 w 28800"/>
+                            <a:gd name="textAreaRight" fmla="*/ 29880 w 28800"/>
                             <a:gd name="textAreaTop" fmla="*/ 0 h 8640"/>
-                            <a:gd name="textAreaBottom" fmla="*/ 9360 h 8640"/>
+                            <a:gd name="textAreaBottom" fmla="*/ 9720 h 8640"/>
                           </a:gdLst>
                           <a:ahLst/>
                           <a:cxnLst/>
@@ -1269,9 +1269,9 @@
         <w:tblLook w:noHBand="0" w:noVBand="0" w:firstColumn="1" w:lastRow="1" w:lastColumn="1" w:firstRow="1" w:val="01e0"/>
       </w:tblPr>
       <w:tblGrid>
-        <w:gridCol w:w="4717"/>
+        <w:gridCol w:w="4716"/>
         <w:gridCol w:w="2971"/>
-        <w:gridCol w:w="2803"/>
+        <w:gridCol w:w="2804"/>
       </w:tblGrid>
       <w:tr>
         <w:trPr>
@@ -1279,7 +1279,7 @@
         </w:trPr>
         <w:tc>
           <w:tcPr>
-            <w:tcW w:w="4717" w:type="dxa"/>
+            <w:tcW w:w="4716" w:type="dxa"/>
             <w:tcBorders>
               <w:top w:val="single" w:sz="4" w:space="0" w:color="000000"/>
               <w:start w:val="single" w:sz="4" w:space="0" w:color="000000"/>
@@ -1399,7 +1399,7 @@
         </w:tc>
         <w:tc>
           <w:tcPr>
-            <w:tcW w:w="2803" w:type="dxa"/>
+            <w:tcW w:w="2804" w:type="dxa"/>
             <w:tcBorders>
               <w:top w:val="single" w:sz="4" w:space="0" w:color="000000"/>
               <w:start w:val="single" w:sz="4" w:space="0" w:color="000000"/>
@@ -1441,7 +1441,7 @@
         </w:trPr>
         <w:tc>
           <w:tcPr>
-            <w:tcW w:w="4717" w:type="dxa"/>
+            <w:tcW w:w="4716" w:type="dxa"/>
             <w:tcBorders>
               <w:top w:val="single" w:sz="4" w:space="0" w:color="000000"/>
               <w:start w:val="single" w:sz="4" w:space="0" w:color="000000"/>
@@ -1581,7 +1581,7 @@
         </w:tc>
         <w:tc>
           <w:tcPr>
-            <w:tcW w:w="2803" w:type="dxa"/>
+            <w:tcW w:w="2804" w:type="dxa"/>
             <w:tcBorders>
               <w:top w:val="single" w:sz="4" w:space="0" w:color="000000"/>
               <w:start w:val="single" w:sz="4" w:space="0" w:color="000000"/>
@@ -1627,7 +1627,7 @@
         </w:trPr>
         <w:tc>
           <w:tcPr>
-            <w:tcW w:w="4717" w:type="dxa"/>
+            <w:tcW w:w="4716" w:type="dxa"/>
             <w:tcBorders>
               <w:top w:val="single" w:sz="4" w:space="0" w:color="000000"/>
               <w:start w:val="single" w:sz="4" w:space="0" w:color="000000"/>
@@ -1715,7 +1715,7 @@
         </w:tc>
         <w:tc>
           <w:tcPr>
-            <w:tcW w:w="2803" w:type="dxa"/>
+            <w:tcW w:w="2804" w:type="dxa"/>
             <w:tcBorders>
               <w:top w:val="single" w:sz="4" w:space="0" w:color="000000"/>
               <w:start w:val="single" w:sz="4" w:space="0" w:color="000000"/>
@@ -1761,7 +1761,7 @@
         </w:trPr>
         <w:tc>
           <w:tcPr>
-            <w:tcW w:w="4717" w:type="dxa"/>
+            <w:tcW w:w="4716" w:type="dxa"/>
             <w:tcBorders>
               <w:top w:val="single" w:sz="4" w:space="0" w:color="000000"/>
               <w:start w:val="single" w:sz="4" w:space="0" w:color="000000"/>
@@ -1844,7 +1844,7 @@
         </w:tc>
         <w:tc>
           <w:tcPr>
-            <w:tcW w:w="2803" w:type="dxa"/>
+            <w:tcW w:w="2804" w:type="dxa"/>
             <w:tcBorders>
               <w:top w:val="single" w:sz="4" w:space="0" w:color="000000"/>
               <w:start w:val="single" w:sz="4" w:space="0" w:color="000000"/>
@@ -1890,7 +1890,7 @@
         </w:trPr>
         <w:tc>
           <w:tcPr>
-            <w:tcW w:w="4717" w:type="dxa"/>
+            <w:tcW w:w="4716" w:type="dxa"/>
             <w:tcBorders>
               <w:top w:val="single" w:sz="4" w:space="0" w:color="000000"/>
               <w:start w:val="single" w:sz="4" w:space="0" w:color="000000"/>
@@ -1985,7 +1985,7 @@
         </w:tc>
         <w:tc>
           <w:tcPr>
-            <w:tcW w:w="2803" w:type="dxa"/>
+            <w:tcW w:w="2804" w:type="dxa"/>
             <w:tcBorders>
               <w:top w:val="single" w:sz="4" w:space="0" w:color="000000"/>
               <w:start w:val="single" w:sz="4" w:space="0" w:color="000000"/>
@@ -2031,7 +2031,7 @@
         </w:trPr>
         <w:tc>
           <w:tcPr>
-            <w:tcW w:w="4717" w:type="dxa"/>
+            <w:tcW w:w="4716" w:type="dxa"/>
             <w:tcBorders>
               <w:top w:val="single" w:sz="4" w:space="0" w:color="000000"/>
               <w:start w:val="single" w:sz="4" w:space="0" w:color="000000"/>
@@ -2119,7 +2119,7 @@
         </w:tc>
         <w:tc>
           <w:tcPr>
-            <w:tcW w:w="2803" w:type="dxa"/>
+            <w:tcW w:w="2804" w:type="dxa"/>
             <w:tcBorders>
               <w:top w:val="single" w:sz="4" w:space="0" w:color="000000"/>
               <w:start w:val="single" w:sz="4" w:space="0" w:color="000000"/>
@@ -2165,7 +2165,7 @@
         </w:trPr>
         <w:tc>
           <w:tcPr>
-            <w:tcW w:w="4717" w:type="dxa"/>
+            <w:tcW w:w="4716" w:type="dxa"/>
             <w:tcBorders>
               <w:top w:val="single" w:sz="4" w:space="0" w:color="000000"/>
               <w:start w:val="single" w:sz="4" w:space="0" w:color="000000"/>
@@ -2261,7 +2261,7 @@
         </w:tc>
         <w:tc>
           <w:tcPr>
-            <w:tcW w:w="2803" w:type="dxa"/>
+            <w:tcW w:w="2804" w:type="dxa"/>
             <w:tcBorders>
               <w:top w:val="single" w:sz="4" w:space="0" w:color="000000"/>
               <w:start w:val="single" w:sz="4" w:space="0" w:color="000000"/>
@@ -2307,7 +2307,7 @@
         </w:trPr>
         <w:tc>
           <w:tcPr>
-            <w:tcW w:w="4717" w:type="dxa"/>
+            <w:tcW w:w="4716" w:type="dxa"/>
             <w:tcBorders>
               <w:top w:val="single" w:sz="4" w:space="0" w:color="000000"/>
               <w:start w:val="single" w:sz="4" w:space="0" w:color="000000"/>
@@ -2389,7 +2389,7 @@
         </w:tc>
         <w:tc>
           <w:tcPr>
-            <w:tcW w:w="2803" w:type="dxa"/>
+            <w:tcW w:w="2804" w:type="dxa"/>
             <w:tcBorders>
               <w:top w:val="single" w:sz="4" w:space="0" w:color="000000"/>
               <w:start w:val="single" w:sz="4" w:space="0" w:color="000000"/>
@@ -2435,7 +2435,7 @@
         </w:trPr>
         <w:tc>
           <w:tcPr>
-            <w:tcW w:w="4717" w:type="dxa"/>
+            <w:tcW w:w="4716" w:type="dxa"/>
             <w:tcBorders>
               <w:top w:val="single" w:sz="4" w:space="0" w:color="000000"/>
               <w:start w:val="single" w:sz="4" w:space="0" w:color="000000"/>
@@ -2536,7 +2536,7 @@
         </w:tc>
         <w:tc>
           <w:tcPr>
-            <w:tcW w:w="2803" w:type="dxa"/>
+            <w:tcW w:w="2804" w:type="dxa"/>
             <w:tcBorders>
               <w:top w:val="single" w:sz="4" w:space="0" w:color="000000"/>
               <w:start w:val="single" w:sz="4" w:space="0" w:color="000000"/>
@@ -2582,7 +2582,7 @@
         </w:trPr>
         <w:tc>
           <w:tcPr>
-            <w:tcW w:w="4717" w:type="dxa"/>
+            <w:tcW w:w="4716" w:type="dxa"/>
             <w:tcBorders>
               <w:top w:val="single" w:sz="4" w:space="0" w:color="000000"/>
               <w:start w:val="single" w:sz="4" w:space="0" w:color="000000"/>
@@ -2690,7 +2690,7 @@
         </w:tc>
         <w:tc>
           <w:tcPr>
-            <w:tcW w:w="2803" w:type="dxa"/>
+            <w:tcW w:w="2804" w:type="dxa"/>
             <w:tcBorders>
               <w:top w:val="single" w:sz="4" w:space="0" w:color="000000"/>
               <w:start w:val="single" w:sz="4" w:space="0" w:color="000000"/>
@@ -2736,7 +2736,7 @@
         </w:trPr>
         <w:tc>
           <w:tcPr>
-            <w:tcW w:w="4717" w:type="dxa"/>
+            <w:tcW w:w="4716" w:type="dxa"/>
             <w:tcBorders>
               <w:top w:val="single" w:sz="4" w:space="0" w:color="000000"/>
               <w:start w:val="single" w:sz="4" w:space="0" w:color="000000"/>
@@ -2939,7 +2939,7 @@
         </w:tc>
         <w:tc>
           <w:tcPr>
-            <w:tcW w:w="2803" w:type="dxa"/>
+            <w:tcW w:w="2804" w:type="dxa"/>
             <w:tcBorders>
               <w:top w:val="single" w:sz="4" w:space="0" w:color="000000"/>
               <w:start w:val="single" w:sz="4" w:space="0" w:color="000000"/>
@@ -2985,7 +2985,7 @@
         </w:trPr>
         <w:tc>
           <w:tcPr>
-            <w:tcW w:w="4717" w:type="dxa"/>
+            <w:tcW w:w="4716" w:type="dxa"/>
             <w:tcBorders>
               <w:top w:val="single" w:sz="4" w:space="0" w:color="000000"/>
               <w:start w:val="single" w:sz="4" w:space="0" w:color="000000"/>
@@ -3067,7 +3067,7 @@
         </w:tc>
         <w:tc>
           <w:tcPr>
-            <w:tcW w:w="2803" w:type="dxa"/>
+            <w:tcW w:w="2804" w:type="dxa"/>
             <w:tcBorders>
               <w:top w:val="single" w:sz="4" w:space="0" w:color="000000"/>
               <w:start w:val="single" w:sz="4" w:space="0" w:color="000000"/>
@@ -3113,7 +3113,7 @@
         </w:trPr>
         <w:tc>
           <w:tcPr>
-            <w:tcW w:w="4717" w:type="dxa"/>
+            <w:tcW w:w="4716" w:type="dxa"/>
             <w:tcBorders>
               <w:top w:val="single" w:sz="4" w:space="0" w:color="000000"/>
               <w:start w:val="single" w:sz="4" w:space="0" w:color="000000"/>
@@ -3188,7 +3188,7 @@
         </w:tc>
         <w:tc>
           <w:tcPr>
-            <w:tcW w:w="2803" w:type="dxa"/>
+            <w:tcW w:w="2804" w:type="dxa"/>
             <w:tcBorders>
               <w:top w:val="single" w:sz="4" w:space="0" w:color="000000"/>
               <w:start w:val="single" w:sz="4" w:space="0" w:color="000000"/>
@@ -3543,7 +3543,7 @@
         <mc:AlternateContent>
           <mc:Choice Requires="wps">
             <w:drawing>
-              <wp:anchor distT="0" distB="0" distL="0" distR="0" simplePos="0" relativeHeight="19" behindDoc="0" locked="0" layoutInCell="0" allowOverlap="1">
+              <wp:anchor distT="0" distB="0" distL="0" distR="0" simplePos="0" relativeHeight="20" behindDoc="0" locked="0" layoutInCell="0" allowOverlap="1">
                 <wp:simplePos x="0" y="0"/>
                 <wp:positionH relativeFrom="page">
                   <wp:posOffset>541020</wp:posOffset>
@@ -3568,9 +3568,9 @@
                           <a:avLst/>
                           <a:gdLst>
                             <a:gd name="textAreaLeft" fmla="*/ 0 w 1037160"/>
-                            <a:gd name="textAreaRight" fmla="*/ 1037880 w 1037160"/>
+                            <a:gd name="textAreaRight" fmla="*/ 1038240 w 1037160"/>
                             <a:gd name="textAreaTop" fmla="*/ 0 h 5400"/>
-                            <a:gd name="textAreaBottom" fmla="*/ 6120 h 5400"/>
+                            <a:gd name="textAreaBottom" fmla="*/ 6480 h 5400"/>
                           </a:gdLst>
                           <a:ahLst/>
                           <a:cxnLst/>
@@ -4943,6 +4943,26 @@
     </w:p>
     <w:p>
       <w:pPr>
+        <w:pStyle w:val="Normal"/>
+        <w:spacing w:lineRule="exact" w:line="274"/>
+        <w:ind w:start="506" w:end="2"/>
+        <w:jc w:val="center"/>
+        <w:rPr>
+          <w:i/>
+          <w:sz w:val="24"/>
+        </w:rPr>
+      </w:pPr>
+      <w:r>
+        <w:rPr>
+          <w:b/>
+          <w:i w:val="0"/>
+          <w:sz w:val="24"/>
+        </w:rPr>
+        <w:t>{{ new_owner_signature_name }}</w:t>
+      </w:r>
+    </w:p>
+    <w:p>
+      <w:pPr>
         <w:pStyle w:val="Heading1"/>
         <w:spacing w:before="0" w:after="0"/>
         <w:ind w:end="3611"/>
@@ -5003,7 +5023,7 @@
         <mc:AlternateContent>
           <mc:Choice Requires="wpg">
             <w:drawing>
-              <wp:anchor distT="0" distB="0" distL="0" distR="0" simplePos="0" relativeHeight="14" behindDoc="0" locked="0" layoutInCell="0" allowOverlap="1">
+              <wp:anchor distT="0" distB="0" distL="0" distR="0" simplePos="0" relativeHeight="13" behindDoc="0" locked="0" layoutInCell="0" allowOverlap="1">
                 <wp:simplePos x="0" y="0"/>
                 <wp:positionH relativeFrom="page">
                   <wp:posOffset>5334635</wp:posOffset>
@@ -5033,7 +5053,7 @@
                         <wps:spPr>
                           <a:xfrm>
                             <a:off x="0" y="0"/>
-                            <a:ext cx="1617480" cy="340200"/>
+                            <a:ext cx="1617480" cy="339840"/>
                           </a:xfrm>
                           <a:prstGeom prst="rect">
                             <a:avLst/>
@@ -5207,8 +5227,8 @@
                         <wps:cNvSpPr/>
                         <wps:spPr>
                           <a:xfrm>
-                            <a:off x="236880" y="1404000"/>
-                            <a:ext cx="1087200" cy="167760"/>
+                            <a:off x="236880" y="1404720"/>
+                            <a:ext cx="1087200" cy="167040"/>
                           </a:xfrm>
                           <a:prstGeom prst="rect">
                             <a:avLst/>
@@ -5242,33 +5262,6 @@
                                 </w:rPr>
                                 <w:t>{{ provider_representative }}</w:t>
                               </w:r>
-                              <w:r>
-                                <w:rPr>
-                                  <w:b/>
-                                  <w:spacing w:val="-1"/>
-                                  <w:sz w:val="24"/>
-                                </w:rPr>
-                              </w:r>
-                              <w:r>
-                                <w:rPr>
-                                  <w:b/>
-                                  <w:sz w:val="24"/>
-                                </w:rPr>
-                              </w:r>
-                              <w:r>
-                                <w:rPr>
-                                  <w:b/>
-                                  <w:spacing w:val="-2"/>
-                                  <w:sz w:val="24"/>
-                                </w:rPr>
-                              </w:r>
-                              <w:r>
-                                <w:rPr>
-                                  <w:b/>
-                                  <w:spacing w:val="-4"/>
-                                  <w:sz w:val="24"/>
-                                </w:rPr>
-                              </w:r>
                             </w:p>
                           </w:txbxContent>
                         </wps:txbx>
@@ -5285,7 +5278,7 @@
           <mc:Fallback>
             <w:pict>
               <v:group id="shape_0" alt="Group 9" style="position:absolute;margin-left:420.05pt;margin-top:-13.2pt;width:127.35pt;height:123.75pt" coordorigin="8401,-264" coordsize="2547,2475">
-                <v:rect id="shape_0" stroked="f" o:allowincell="f" style="position:absolute;left:8401;top:-264;width:2546;height:535;mso-wrap-style:square;v-text-anchor:top;mso-position-horizontal-relative:page">
+                <v:rect id="shape_0" stroked="f" o:allowincell="f" style="position:absolute;left:8401;top:-264;width:2546;height:534;mso-wrap-style:square;v-text-anchor:top;mso-position-horizontal-relative:page">
                   <v:fill o:detectmouseclick="t" on="false"/>
                   <v:stroke color="#3465a4" joinstyle="round" endcap="flat"/>
                   <v:textbox>
@@ -5439,7 +5432,7 @@
                   </v:textbox>
                   <w10:wrap type="none"/>
                 </v:rect>
-                <v:rect id="shape_0" stroked="f" o:allowincell="f" style="position:absolute;left:8774;top:1947;width:1711;height:263;mso-wrap-style:square;v-text-anchor:top;mso-position-horizontal-relative:page">
+                <v:rect id="shape_0" stroked="f" o:allowincell="f" style="position:absolute;left:8774;top:1948;width:1711;height:262;mso-wrap-style:square;v-text-anchor:top;mso-position-horizontal-relative:page">
                   <v:fill o:detectmouseclick="t" on="false"/>
                   <v:stroke color="#3465a4" joinstyle="round" endcap="flat"/>
                   <v:textbox>
@@ -5460,33 +5453,6 @@
                           </w:rPr>
                           <w:t>{{ provider_representative }}</w:t>
                         </w:r>
-                        <w:r>
-                          <w:rPr>
-                            <w:b/>
-                            <w:spacing w:val="-1"/>
-                            <w:sz w:val="24"/>
-                          </w:rPr>
-                        </w:r>
-                        <w:r>
-                          <w:rPr>
-                            <w:b/>
-                            <w:sz w:val="24"/>
-                          </w:rPr>
-                        </w:r>
-                        <w:r>
-                          <w:rPr>
-                            <w:b/>
-                            <w:spacing w:val="-2"/>
-                            <w:sz w:val="24"/>
-                          </w:rPr>
-                        </w:r>
-                        <w:r>
-                          <w:rPr>
-                            <w:b/>
-                            <w:spacing w:val="-4"/>
-                            <w:sz w:val="24"/>
-                          </w:rPr>
-                        </w:r>
                       </w:p>
                     </w:txbxContent>
                   </v:textbox>
@@ -5579,6 +5545,26 @@
           <w:sz w:val="24"/>
         </w:rPr>
         <w:t>tên)</w:t>
+      </w:r>
+    </w:p>
+    <w:p>
+      <w:pPr>
+        <w:pStyle w:val="Normal"/>
+        <w:spacing w:lineRule="exact" w:line="274"/>
+        <w:ind w:end="3612"/>
+        <w:jc w:val="center"/>
+        <w:rPr>
+          <w:i/>
+          <w:sz w:val="24"/>
+        </w:rPr>
+      </w:pPr>
+      <w:r>
+        <w:rPr>
+          <w:b/>
+          <w:i w:val="0"/>
+          <w:sz w:val="24"/>
+        </w:rPr>
+        <w:t>{{ customer_signature_name }}</w:t>
       </w:r>
     </w:p>
     <w:sectPr>
@@ -5781,7 +5767,7 @@
         </mc:Fallback>
       </mc:AlternateContent>
       <w:drawing>
-        <wp:anchor distT="0" distB="0" distL="0" distR="0" simplePos="0" relativeHeight="10" behindDoc="1" locked="0" layoutInCell="0" allowOverlap="1">
+        <wp:anchor distT="0" distB="0" distL="0" distR="0" simplePos="0" relativeHeight="18" behindDoc="1" locked="0" layoutInCell="0" allowOverlap="1">
           <wp:simplePos x="0" y="0"/>
           <wp:positionH relativeFrom="page">
             <wp:posOffset>0</wp:posOffset>
@@ -6001,7 +5987,7 @@
         </mc:Fallback>
       </mc:AlternateContent>
       <w:drawing>
-        <wp:anchor distT="0" distB="0" distL="0" distR="0" simplePos="0" relativeHeight="10" behindDoc="1" locked="0" layoutInCell="0" allowOverlap="1">
+        <wp:anchor distT="0" distB="0" distL="0" distR="0" simplePos="0" relativeHeight="18" behindDoc="1" locked="0" layoutInCell="0" allowOverlap="1">
           <wp:simplePos x="0" y="0"/>
           <wp:positionH relativeFrom="page">
             <wp:posOffset>0</wp:posOffset>
@@ -6082,7 +6068,7 @@
       <mc:AlternateContent>
         <mc:Choice Requires="wps">
           <w:drawing>
-            <wp:anchor distT="0" distB="0" distL="0" distR="0" simplePos="0" relativeHeight="12" behindDoc="1" locked="0" layoutInCell="0" allowOverlap="1">
+            <wp:anchor distT="0" distB="0" distL="0" distR="0" simplePos="0" relativeHeight="10" behindDoc="1" locked="0" layoutInCell="0" allowOverlap="1">
               <wp:simplePos x="0" y="0"/>
               <wp:positionH relativeFrom="page">
                 <wp:posOffset>3795395</wp:posOffset>
@@ -6235,7 +6221,7 @@
         </mc:Fallback>
       </mc:AlternateContent>
       <w:drawing>
-        <wp:anchor distT="0" distB="0" distL="0" distR="0" simplePos="0" relativeHeight="17" behindDoc="1" locked="0" layoutInCell="0" allowOverlap="1">
+        <wp:anchor distT="0" distB="0" distL="0" distR="0" simplePos="0" relativeHeight="16" behindDoc="1" locked="0" layoutInCell="0" allowOverlap="1">
           <wp:simplePos x="0" y="0"/>
           <wp:positionH relativeFrom="page">
             <wp:posOffset>0</wp:posOffset>
@@ -6302,7 +6288,7 @@
       <mc:AlternateContent>
         <mc:Choice Requires="wps">
           <w:drawing>
-            <wp:anchor distT="0" distB="0" distL="0" distR="0" simplePos="0" relativeHeight="12" behindDoc="1" locked="0" layoutInCell="0" allowOverlap="1">
+            <wp:anchor distT="0" distB="0" distL="0" distR="0" simplePos="0" relativeHeight="10" behindDoc="1" locked="0" layoutInCell="0" allowOverlap="1">
               <wp:simplePos x="0" y="0"/>
               <wp:positionH relativeFrom="page">
                 <wp:posOffset>3795395</wp:posOffset>
@@ -6455,7 +6441,7 @@
         </mc:Fallback>
       </mc:AlternateContent>
       <w:drawing>
-        <wp:anchor distT="0" distB="0" distL="0" distR="0" simplePos="0" relativeHeight="17" behindDoc="1" locked="0" layoutInCell="0" allowOverlap="1">
+        <wp:anchor distT="0" distB="0" distL="0" distR="0" simplePos="0" relativeHeight="16" behindDoc="1" locked="0" layoutInCell="0" allowOverlap="1">
           <wp:simplePos x="0" y="0"/>
           <wp:positionH relativeFrom="page">
             <wp:posOffset>0</wp:posOffset>
@@ -6678,7 +6664,7 @@
         <w:sz w:val="20"/>
       </w:rPr>
       <w:drawing>
-        <wp:anchor distT="0" distB="0" distL="0" distR="0" simplePos="0" relativeHeight="11" behindDoc="1" locked="0" layoutInCell="0" allowOverlap="1">
+        <wp:anchor distT="0" distB="0" distL="0" distR="0" simplePos="0" relativeHeight="9" behindDoc="1" locked="0" layoutInCell="0" allowOverlap="1">
           <wp:simplePos x="0" y="0"/>
           <wp:positionH relativeFrom="page">
             <wp:posOffset>5504815</wp:posOffset>
@@ -6743,7 +6729,7 @@
         <w:sz w:val="20"/>
       </w:rPr>
       <w:drawing>
-        <wp:anchor distT="0" distB="0" distL="0" distR="0" simplePos="0" relativeHeight="11" behindDoc="1" locked="0" layoutInCell="0" allowOverlap="1">
+        <wp:anchor distT="0" distB="0" distL="0" distR="0" simplePos="0" relativeHeight="9" behindDoc="1" locked="0" layoutInCell="0" allowOverlap="1">
           <wp:simplePos x="0" y="0"/>
           <wp:positionH relativeFrom="page">
             <wp:posOffset>5504815</wp:posOffset>
@@ -7371,8 +7357,8 @@
     <w:pPr/>
     <w:rPr/>
   </w:style>
-  <w:style w:type="paragraph" w:styleId="FrameContentsuser">
-    <w:name w:val="Frame Contents (user)"/>
+  <w:style w:type="paragraph" w:styleId="FrameContents">
+    <w:name w:val="Frame Contents"/>
     <w:basedOn w:val="Normal"/>
     <w:qFormat/>
     <w:pPr/>
@@ -7401,8 +7387,8 @@
       <w:bCs/>
     </w:rPr>
   </w:style>
-  <w:style w:type="paragraph" w:styleId="FrameContents">
-    <w:name w:val="Frame Contents"/>
+  <w:style w:type="paragraph" w:styleId="FrameContentsuser">
+    <w:name w:val="Frame Contents (user)"/>
     <w:basedOn w:val="Normal"/>
     <w:qFormat/>
     <w:pPr/>

--- a/desktop_app/backend/documents/transfer/00_MAU_BIEN_BAN_CHUYEN_CHU_QUYEN.docx
+++ b/desktop_app/backend/documents/transfer/00_MAU_BIEN_BAN_CHUYEN_CHU_QUYEN.docx
@@ -993,7 +993,7 @@
         <mc:AlternateContent>
           <mc:Choice Requires="wps">
             <w:drawing>
-              <wp:anchor distT="0" distB="0" distL="0" distR="0" simplePos="0" relativeHeight="19" behindDoc="0" locked="0" layoutInCell="0" allowOverlap="1">
+              <wp:anchor distT="0" distB="0" distL="0" distR="0" simplePos="0" relativeHeight="25" behindDoc="0" locked="0" layoutInCell="0" allowOverlap="1">
                 <wp:simplePos x="0" y="0"/>
                 <wp:positionH relativeFrom="page">
                   <wp:posOffset>960755</wp:posOffset>
@@ -1018,9 +1018,9 @@
                           <a:avLst/>
                           <a:gdLst>
                             <a:gd name="textAreaLeft" fmla="*/ 0 w 28800"/>
-                            <a:gd name="textAreaRight" fmla="*/ 29880 w 28800"/>
+                            <a:gd name="textAreaRight" fmla="*/ 31320 w 28800"/>
                             <a:gd name="textAreaTop" fmla="*/ 0 h 8640"/>
-                            <a:gd name="textAreaBottom" fmla="*/ 9720 h 8640"/>
+                            <a:gd name="textAreaBottom" fmla="*/ 11160 h 8640"/>
                           </a:gdLst>
                           <a:ahLst/>
                           <a:cxnLst/>
@@ -1269,9 +1269,9 @@
         <w:tblLook w:noHBand="0" w:noVBand="0" w:firstColumn="1" w:lastRow="1" w:lastColumn="1" w:firstRow="1" w:val="01e0"/>
       </w:tblPr>
       <w:tblGrid>
-        <w:gridCol w:w="4716"/>
+        <w:gridCol w:w="4712"/>
         <w:gridCol w:w="2971"/>
-        <w:gridCol w:w="2804"/>
+        <w:gridCol w:w="2808"/>
       </w:tblGrid>
       <w:tr>
         <w:trPr>
@@ -1279,7 +1279,7 @@
         </w:trPr>
         <w:tc>
           <w:tcPr>
-            <w:tcW w:w="4716" w:type="dxa"/>
+            <w:tcW w:w="4712" w:type="dxa"/>
             <w:tcBorders>
               <w:top w:val="single" w:sz="4" w:space="0" w:color="000000"/>
               <w:start w:val="single" w:sz="4" w:space="0" w:color="000000"/>
@@ -1399,7 +1399,7 @@
         </w:tc>
         <w:tc>
           <w:tcPr>
-            <w:tcW w:w="2804" w:type="dxa"/>
+            <w:tcW w:w="2808" w:type="dxa"/>
             <w:tcBorders>
               <w:top w:val="single" w:sz="4" w:space="0" w:color="000000"/>
               <w:start w:val="single" w:sz="4" w:space="0" w:color="000000"/>
@@ -1441,7 +1441,7 @@
         </w:trPr>
         <w:tc>
           <w:tcPr>
-            <w:tcW w:w="4716" w:type="dxa"/>
+            <w:tcW w:w="4712" w:type="dxa"/>
             <w:tcBorders>
               <w:top w:val="single" w:sz="4" w:space="0" w:color="000000"/>
               <w:start w:val="single" w:sz="4" w:space="0" w:color="000000"/>
@@ -1581,7 +1581,7 @@
         </w:tc>
         <w:tc>
           <w:tcPr>
-            <w:tcW w:w="2804" w:type="dxa"/>
+            <w:tcW w:w="2808" w:type="dxa"/>
             <w:tcBorders>
               <w:top w:val="single" w:sz="4" w:space="0" w:color="000000"/>
               <w:start w:val="single" w:sz="4" w:space="0" w:color="000000"/>
@@ -1627,7 +1627,7 @@
         </w:trPr>
         <w:tc>
           <w:tcPr>
-            <w:tcW w:w="4716" w:type="dxa"/>
+            <w:tcW w:w="4712" w:type="dxa"/>
             <w:tcBorders>
               <w:top w:val="single" w:sz="4" w:space="0" w:color="000000"/>
               <w:start w:val="single" w:sz="4" w:space="0" w:color="000000"/>
@@ -1715,7 +1715,7 @@
         </w:tc>
         <w:tc>
           <w:tcPr>
-            <w:tcW w:w="2804" w:type="dxa"/>
+            <w:tcW w:w="2808" w:type="dxa"/>
             <w:tcBorders>
               <w:top w:val="single" w:sz="4" w:space="0" w:color="000000"/>
               <w:start w:val="single" w:sz="4" w:space="0" w:color="000000"/>
@@ -1761,7 +1761,7 @@
         </w:trPr>
         <w:tc>
           <w:tcPr>
-            <w:tcW w:w="4716" w:type="dxa"/>
+            <w:tcW w:w="4712" w:type="dxa"/>
             <w:tcBorders>
               <w:top w:val="single" w:sz="4" w:space="0" w:color="000000"/>
               <w:start w:val="single" w:sz="4" w:space="0" w:color="000000"/>
@@ -1844,7 +1844,7 @@
         </w:tc>
         <w:tc>
           <w:tcPr>
-            <w:tcW w:w="2804" w:type="dxa"/>
+            <w:tcW w:w="2808" w:type="dxa"/>
             <w:tcBorders>
               <w:top w:val="single" w:sz="4" w:space="0" w:color="000000"/>
               <w:start w:val="single" w:sz="4" w:space="0" w:color="000000"/>
@@ -1890,7 +1890,7 @@
         </w:trPr>
         <w:tc>
           <w:tcPr>
-            <w:tcW w:w="4716" w:type="dxa"/>
+            <w:tcW w:w="4712" w:type="dxa"/>
             <w:tcBorders>
               <w:top w:val="single" w:sz="4" w:space="0" w:color="000000"/>
               <w:start w:val="single" w:sz="4" w:space="0" w:color="000000"/>
@@ -1985,7 +1985,7 @@
         </w:tc>
         <w:tc>
           <w:tcPr>
-            <w:tcW w:w="2804" w:type="dxa"/>
+            <w:tcW w:w="2808" w:type="dxa"/>
             <w:tcBorders>
               <w:top w:val="single" w:sz="4" w:space="0" w:color="000000"/>
               <w:start w:val="single" w:sz="4" w:space="0" w:color="000000"/>
@@ -2031,7 +2031,7 @@
         </w:trPr>
         <w:tc>
           <w:tcPr>
-            <w:tcW w:w="4716" w:type="dxa"/>
+            <w:tcW w:w="4712" w:type="dxa"/>
             <w:tcBorders>
               <w:top w:val="single" w:sz="4" w:space="0" w:color="000000"/>
               <w:start w:val="single" w:sz="4" w:space="0" w:color="000000"/>
@@ -2119,7 +2119,7 @@
         </w:tc>
         <w:tc>
           <w:tcPr>
-            <w:tcW w:w="2804" w:type="dxa"/>
+            <w:tcW w:w="2808" w:type="dxa"/>
             <w:tcBorders>
               <w:top w:val="single" w:sz="4" w:space="0" w:color="000000"/>
               <w:start w:val="single" w:sz="4" w:space="0" w:color="000000"/>
@@ -2165,7 +2165,7 @@
         </w:trPr>
         <w:tc>
           <w:tcPr>
-            <w:tcW w:w="4716" w:type="dxa"/>
+            <w:tcW w:w="4712" w:type="dxa"/>
             <w:tcBorders>
               <w:top w:val="single" w:sz="4" w:space="0" w:color="000000"/>
               <w:start w:val="single" w:sz="4" w:space="0" w:color="000000"/>
@@ -2261,7 +2261,7 @@
         </w:tc>
         <w:tc>
           <w:tcPr>
-            <w:tcW w:w="2804" w:type="dxa"/>
+            <w:tcW w:w="2808" w:type="dxa"/>
             <w:tcBorders>
               <w:top w:val="single" w:sz="4" w:space="0" w:color="000000"/>
               <w:start w:val="single" w:sz="4" w:space="0" w:color="000000"/>
@@ -2307,7 +2307,7 @@
         </w:trPr>
         <w:tc>
           <w:tcPr>
-            <w:tcW w:w="4716" w:type="dxa"/>
+            <w:tcW w:w="4712" w:type="dxa"/>
             <w:tcBorders>
               <w:top w:val="single" w:sz="4" w:space="0" w:color="000000"/>
               <w:start w:val="single" w:sz="4" w:space="0" w:color="000000"/>
@@ -2389,7 +2389,7 @@
         </w:tc>
         <w:tc>
           <w:tcPr>
-            <w:tcW w:w="2804" w:type="dxa"/>
+            <w:tcW w:w="2808" w:type="dxa"/>
             <w:tcBorders>
               <w:top w:val="single" w:sz="4" w:space="0" w:color="000000"/>
               <w:start w:val="single" w:sz="4" w:space="0" w:color="000000"/>
@@ -2435,7 +2435,7 @@
         </w:trPr>
         <w:tc>
           <w:tcPr>
-            <w:tcW w:w="4716" w:type="dxa"/>
+            <w:tcW w:w="4712" w:type="dxa"/>
             <w:tcBorders>
               <w:top w:val="single" w:sz="4" w:space="0" w:color="000000"/>
               <w:start w:val="single" w:sz="4" w:space="0" w:color="000000"/>
@@ -2536,7 +2536,7 @@
         </w:tc>
         <w:tc>
           <w:tcPr>
-            <w:tcW w:w="2804" w:type="dxa"/>
+            <w:tcW w:w="2808" w:type="dxa"/>
             <w:tcBorders>
               <w:top w:val="single" w:sz="4" w:space="0" w:color="000000"/>
               <w:start w:val="single" w:sz="4" w:space="0" w:color="000000"/>
@@ -2582,7 +2582,7 @@
         </w:trPr>
         <w:tc>
           <w:tcPr>
-            <w:tcW w:w="4716" w:type="dxa"/>
+            <w:tcW w:w="4712" w:type="dxa"/>
             <w:tcBorders>
               <w:top w:val="single" w:sz="4" w:space="0" w:color="000000"/>
               <w:start w:val="single" w:sz="4" w:space="0" w:color="000000"/>
@@ -2690,7 +2690,7 @@
         </w:tc>
         <w:tc>
           <w:tcPr>
-            <w:tcW w:w="2804" w:type="dxa"/>
+            <w:tcW w:w="2808" w:type="dxa"/>
             <w:tcBorders>
               <w:top w:val="single" w:sz="4" w:space="0" w:color="000000"/>
               <w:start w:val="single" w:sz="4" w:space="0" w:color="000000"/>
@@ -2736,7 +2736,7 @@
         </w:trPr>
         <w:tc>
           <w:tcPr>
-            <w:tcW w:w="4716" w:type="dxa"/>
+            <w:tcW w:w="4712" w:type="dxa"/>
             <w:tcBorders>
               <w:top w:val="single" w:sz="4" w:space="0" w:color="000000"/>
               <w:start w:val="single" w:sz="4" w:space="0" w:color="000000"/>
@@ -2939,7 +2939,7 @@
         </w:tc>
         <w:tc>
           <w:tcPr>
-            <w:tcW w:w="2804" w:type="dxa"/>
+            <w:tcW w:w="2808" w:type="dxa"/>
             <w:tcBorders>
               <w:top w:val="single" w:sz="4" w:space="0" w:color="000000"/>
               <w:start w:val="single" w:sz="4" w:space="0" w:color="000000"/>
@@ -2985,7 +2985,7 @@
         </w:trPr>
         <w:tc>
           <w:tcPr>
-            <w:tcW w:w="4716" w:type="dxa"/>
+            <w:tcW w:w="4712" w:type="dxa"/>
             <w:tcBorders>
               <w:top w:val="single" w:sz="4" w:space="0" w:color="000000"/>
               <w:start w:val="single" w:sz="4" w:space="0" w:color="000000"/>
@@ -3067,7 +3067,7 @@
         </w:tc>
         <w:tc>
           <w:tcPr>
-            <w:tcW w:w="2804" w:type="dxa"/>
+            <w:tcW w:w="2808" w:type="dxa"/>
             <w:tcBorders>
               <w:top w:val="single" w:sz="4" w:space="0" w:color="000000"/>
               <w:start w:val="single" w:sz="4" w:space="0" w:color="000000"/>
@@ -3113,7 +3113,7 @@
         </w:trPr>
         <w:tc>
           <w:tcPr>
-            <w:tcW w:w="4716" w:type="dxa"/>
+            <w:tcW w:w="4712" w:type="dxa"/>
             <w:tcBorders>
               <w:top w:val="single" w:sz="4" w:space="0" w:color="000000"/>
               <w:start w:val="single" w:sz="4" w:space="0" w:color="000000"/>
@@ -3188,7 +3188,7 @@
         </w:tc>
         <w:tc>
           <w:tcPr>
-            <w:tcW w:w="2804" w:type="dxa"/>
+            <w:tcW w:w="2808" w:type="dxa"/>
             <w:tcBorders>
               <w:top w:val="single" w:sz="4" w:space="0" w:color="000000"/>
               <w:start w:val="single" w:sz="4" w:space="0" w:color="000000"/>
@@ -3543,7 +3543,7 @@
         <mc:AlternateContent>
           <mc:Choice Requires="wps">
             <w:drawing>
-              <wp:anchor distT="0" distB="0" distL="0" distR="0" simplePos="0" relativeHeight="20" behindDoc="0" locked="0" layoutInCell="0" allowOverlap="1">
+              <wp:anchor distT="0" distB="0" distL="0" distR="0" simplePos="0" relativeHeight="26" behindDoc="0" locked="0" layoutInCell="0" allowOverlap="1">
                 <wp:simplePos x="0" y="0"/>
                 <wp:positionH relativeFrom="page">
                   <wp:posOffset>541020</wp:posOffset>
@@ -3568,9 +3568,9 @@
                           <a:avLst/>
                           <a:gdLst>
                             <a:gd name="textAreaLeft" fmla="*/ 0 w 1037160"/>
-                            <a:gd name="textAreaRight" fmla="*/ 1038240 w 1037160"/>
+                            <a:gd name="textAreaRight" fmla="*/ 1039680 w 1037160"/>
                             <a:gd name="textAreaTop" fmla="*/ 0 h 5400"/>
-                            <a:gd name="textAreaBottom" fmla="*/ 6480 h 5400"/>
+                            <a:gd name="textAreaBottom" fmla="*/ 7920 h 5400"/>
                           </a:gdLst>
                           <a:ahLst/>
                           <a:cxnLst/>
@@ -4782,259 +4782,21 @@
         <w:rPr>
           <w:sz w:val="16"/>
         </w:rPr>
-      </w:r>
-    </w:p>
-    <w:p>
-      <w:pPr>
-        <w:sectPr>
-          <w:headerReference w:type="even" r:id="rId8"/>
-          <w:headerReference w:type="default" r:id="rId9"/>
-          <w:headerReference w:type="first" r:id="rId10"/>
-          <w:footerReference w:type="even" r:id="rId11"/>
-          <w:footerReference w:type="default" r:id="rId12"/>
-          <w:footerReference w:type="first" r:id="rId13"/>
-          <w:type w:val="nextPage"/>
-          <w:pgSz w:w="12240" w:h="15840"/>
-          <w:pgMar w:left="720" w:right="720" w:gutter="0" w:header="0" w:top="1180" w:footer="539" w:bottom="720"/>
-          <w:pgNumType w:fmt="decimal"/>
-          <w:formProt w:val="false"/>
-          <w:textDirection w:val="lrTb"/>
-          <w:docGrid w:type="default" w:linePitch="100" w:charSpace="0"/>
-        </w:sectPr>
-      </w:pPr>
-    </w:p>
-    <w:p>
-      <w:pPr>
-        <w:pStyle w:val="Heading1"/>
-        <w:ind w:start="506"/>
-        <w:rPr/>
-      </w:pPr>
-      <w:r>
-        <w:rPr/>
-        <w:t>Đại</w:t>
-      </w:r>
-      <w:r>
-        <w:rPr>
-          <w:spacing w:val="-3"/>
-        </w:rPr>
-        <w:t xml:space="preserve"> </w:t>
-      </w:r>
-      <w:r>
-        <w:rPr/>
-        <w:t>diện</w:t>
-      </w:r>
-      <w:r>
-        <w:rPr>
-          <w:spacing w:val="-1"/>
-        </w:rPr>
-        <w:t xml:space="preserve"> </w:t>
-      </w:r>
-      <w:r>
-        <w:rPr/>
-        <w:t>Bên</w:t>
-      </w:r>
-      <w:r>
-        <w:rPr>
-          <w:spacing w:val="-1"/>
-        </w:rPr>
-        <w:t xml:space="preserve"> </w:t>
-      </w:r>
-      <w:r>
-        <w:rPr>
-          <w:spacing w:val="-10"/>
-        </w:rPr>
-        <w:t>C</w:t>
-      </w:r>
-    </w:p>
-    <w:p>
-      <w:pPr>
-        <w:pStyle w:val="Normal"/>
-        <w:spacing w:lineRule="exact" w:line="274"/>
-        <w:ind w:start="506" w:end="2"/>
-        <w:jc w:val="center"/>
-        <w:rPr>
-          <w:i/>
-          <w:sz w:val="24"/>
-        </w:rPr>
-      </w:pPr>
-      <w:r>
-        <w:rPr>
-          <w:i/>
-          <w:sz w:val="24"/>
-        </w:rPr>
-        <w:t>(Ký,</w:t>
-      </w:r>
-      <w:r>
-        <w:rPr>
-          <w:i/>
-          <w:spacing w:val="-3"/>
-          <w:sz w:val="24"/>
-        </w:rPr>
-        <w:t xml:space="preserve"> </w:t>
-      </w:r>
-      <w:r>
-        <w:rPr>
-          <w:i/>
-          <w:sz w:val="24"/>
-        </w:rPr>
-        <w:t>đóng</w:t>
-      </w:r>
-      <w:r>
-        <w:rPr>
-          <w:i/>
-          <w:spacing w:val="-1"/>
-          <w:sz w:val="24"/>
-        </w:rPr>
-        <w:t xml:space="preserve"> </w:t>
-      </w:r>
-      <w:r>
-        <w:rPr>
-          <w:i/>
-          <w:sz w:val="24"/>
-        </w:rPr>
-        <w:t>dấu,</w:t>
-      </w:r>
-      <w:r>
-        <w:rPr>
-          <w:i/>
-          <w:spacing w:val="-1"/>
-          <w:sz w:val="24"/>
-        </w:rPr>
-        <w:t xml:space="preserve"> </w:t>
-      </w:r>
-      <w:r>
-        <w:rPr>
-          <w:i/>
-          <w:sz w:val="24"/>
-        </w:rPr>
-        <w:t>ghi</w:t>
-      </w:r>
-      <w:r>
-        <w:rPr>
-          <w:i/>
-          <w:spacing w:val="-1"/>
-          <w:sz w:val="24"/>
-        </w:rPr>
-        <w:t xml:space="preserve"> </w:t>
-      </w:r>
-      <w:r>
-        <w:rPr>
-          <w:i/>
-          <w:sz w:val="24"/>
-        </w:rPr>
-        <w:t>họ</w:t>
-      </w:r>
-      <w:r>
-        <w:rPr>
-          <w:i/>
-          <w:spacing w:val="-1"/>
-          <w:sz w:val="24"/>
-        </w:rPr>
-        <w:t xml:space="preserve"> </w:t>
-      </w:r>
-      <w:r>
-        <w:rPr>
-          <w:i/>
-          <w:spacing w:val="-4"/>
-          <w:sz w:val="24"/>
-        </w:rPr>
-        <w:t>tên)</w:t>
-      </w:r>
-    </w:p>
-    <w:p>
-      <w:pPr>
-        <w:pStyle w:val="Normal"/>
-        <w:spacing w:lineRule="exact" w:line="274"/>
-        <w:ind w:start="506" w:end="2"/>
-        <w:jc w:val="center"/>
-        <w:rPr>
-          <w:i/>
-          <w:sz w:val="24"/>
-        </w:rPr>
-      </w:pPr>
-      <w:r>
-        <w:rPr>
-          <w:b/>
-          <w:i w:val="0"/>
-          <w:sz w:val="24"/>
-        </w:rPr>
-        <w:t>{{ new_owner_signature_name }}</w:t>
-      </w:r>
-    </w:p>
-    <w:p>
-      <w:pPr>
-        <w:pStyle w:val="Heading1"/>
-        <w:spacing w:before="0" w:after="0"/>
-        <w:ind w:end="3611"/>
-        <w:rPr/>
-      </w:pPr>
-      <w:r>
-        <w:br w:type="column"/>
-      </w:r>
-      <w:r>
-        <w:rPr/>
-        <w:t>Đại</w:t>
-      </w:r>
-      <w:r>
-        <w:rPr>
-          <w:spacing w:val="-3"/>
-        </w:rPr>
-        <w:t xml:space="preserve"> </w:t>
-      </w:r>
-      <w:r>
-        <w:rPr/>
-        <w:t>diện</w:t>
-      </w:r>
-      <w:r>
-        <w:rPr>
-          <w:spacing w:val="-1"/>
-        </w:rPr>
-        <w:t xml:space="preserve"> </w:t>
-      </w:r>
-      <w:r>
-        <w:rPr/>
-        <w:t>Bên</w:t>
-      </w:r>
-      <w:r>
-        <w:rPr>
-          <w:spacing w:val="-1"/>
-        </w:rPr>
-        <w:t xml:space="preserve"> </w:t>
-      </w:r>
-      <w:r>
-        <w:rPr>
-          <w:spacing w:val="-10"/>
-        </w:rPr>
-        <w:t>A</w:t>
-      </w:r>
-    </w:p>
-    <w:p>
-      <w:pPr>
-        <w:pStyle w:val="Normal"/>
-        <w:spacing w:lineRule="exact" w:line="274"/>
-        <w:ind w:end="3612"/>
-        <w:jc w:val="center"/>
-        <w:rPr>
-          <w:i/>
-          <w:sz w:val="24"/>
-        </w:rPr>
-      </w:pPr>
-      <w:r>
         <mc:AlternateContent>
           <mc:Choice Requires="wpg">
             <w:drawing>
-              <wp:anchor distT="0" distB="0" distL="0" distR="0" simplePos="0" relativeHeight="13" behindDoc="0" locked="0" layoutInCell="0" allowOverlap="1">
+              <wp:anchor distT="0" distB="0" distL="0" distR="0" simplePos="0" relativeHeight="14" behindDoc="0" locked="0" layoutInCell="1" allowOverlap="1">
                 <wp:simplePos x="0" y="0"/>
-                <wp:positionH relativeFrom="page">
-                  <wp:posOffset>5334635</wp:posOffset>
+                <wp:positionH relativeFrom="column">
+                  <wp:posOffset>256540</wp:posOffset>
                 </wp:positionH>
                 <wp:positionV relativeFrom="paragraph">
-                  <wp:posOffset>-167640</wp:posOffset>
+                  <wp:posOffset>152400</wp:posOffset>
                 </wp:positionV>
                 <wp:extent cx="1617345" cy="1571625"/>
                 <wp:effectExtent l="0" t="0" r="0" b="0"/>
                 <wp:wrapNone/>
-                <wp:docPr id="15" name="Group 9"/>
+                <wp:docPr id="9" name="Group 9"/>
                 <a:graphic xmlns:a="http://schemas.openxmlformats.org/drawingml/2006/main">
                   <a:graphicData uri="http://schemas.microsoft.com/office/word/2010/wordprocessingGroup">
                     <wpg:wgp>
@@ -5048,12 +4810,968 @@
                         </a:xfrm>
                       </wpg:grpSpPr>
                       <wps:wsp>
-                        <wps:cNvPr id="16" name="Textbox 10"/>
+                        <wps:cNvPr id="10" name="Textbox 10"/>
                         <wps:cNvSpPr/>
                         <wps:spPr>
                           <a:xfrm>
                             <a:off x="0" y="0"/>
-                            <a:ext cx="1617480" cy="339840"/>
+                            <a:ext cx="1617480" cy="337320"/>
+                          </a:xfrm>
+                          <a:prstGeom prst="rect">
+                            <a:avLst/>
+                          </a:prstGeom>
+                          <a:noFill/>
+                          <a:ln w="0">
+                            <a:noFill/>
+                          </a:ln>
+                        </wps:spPr>
+                        <wps:style>
+                          <a:lnRef idx="0"/>
+                          <a:fillRef idx="0"/>
+                          <a:effectRef idx="0"/>
+                          <a:fontRef idx="minor"/>
+                        </wps:style>
+                        <wps:txbx>
+                          <w:txbxContent>
+                            <w:p>
+                              <w:pPr>
+                                <w:pStyle w:val="Normal"/>
+                                <w:spacing w:lineRule="exact" w:line="264"/>
+                                <w:ind w:end="17"/>
+                                <w:jc w:val="center"/>
+                                <w:rPr>
+                                  <w:b/>
+                                  <w:sz w:val="24"/>
+                                </w:rPr>
+                              </w:pPr>
+                              <w:r>
+                                <w:rPr>
+                                  <w:b/>
+                                  <w:sz w:val="24"/>
+                                </w:rPr>
+                                <w:t>Đại</w:t>
+                              </w:r>
+                              <w:r>
+                                <w:rPr>
+                                  <w:b/>
+                                  <w:spacing w:val="-1"/>
+                                  <w:sz w:val="24"/>
+                                </w:rPr>
+                                <w:t xml:space="preserve"> </w:t>
+                              </w:r>
+                              <w:r>
+                                <w:rPr>
+                                  <w:b/>
+                                  <w:sz w:val="24"/>
+                                </w:rPr>
+                                <w:t>diện Bên</w:t>
+                              </w:r>
+                              <w:r>
+                                <w:rPr>
+                                  <w:b/>
+                                  <w:spacing w:val="-1"/>
+                                  <w:sz w:val="24"/>
+                                </w:rPr>
+                                <w:t xml:space="preserve"> </w:t>
+                              </w:r>
+                              <w:r>
+                                <w:rPr>
+                                  <w:b/>
+                                  <w:spacing w:val="-10"/>
+                                  <w:sz w:val="24"/>
+                                </w:rPr>
+                                <w:t>C</w:t>
+                              </w:r>
+                            </w:p>
+                            <w:p>
+                              <w:pPr>
+                                <w:pStyle w:val="Normal"/>
+                                <w:spacing w:lineRule="exact" w:line="274"/>
+                                <w:ind w:end="18"/>
+                                <w:jc w:val="center"/>
+                                <w:rPr>
+                                  <w:i/>
+                                  <w:sz w:val="24"/>
+                                </w:rPr>
+                              </w:pPr>
+                              <w:r>
+                                <w:rPr>
+                                  <w:i/>
+                                  <w:sz w:val="24"/>
+                                </w:rPr>
+                                <w:t>(Ký,</w:t>
+                              </w:r>
+                              <w:r>
+                                <w:rPr>
+                                  <w:i/>
+                                  <w:spacing w:val="-3"/>
+                                  <w:sz w:val="24"/>
+                                </w:rPr>
+                                <w:t xml:space="preserve"> </w:t>
+                              </w:r>
+                              <w:r>
+                                <w:rPr>
+                                  <w:i/>
+                                  <w:sz w:val="24"/>
+                                </w:rPr>
+                                <w:t>đóng</w:t>
+                              </w:r>
+                              <w:r>
+                                <w:rPr>
+                                  <w:i/>
+                                  <w:spacing w:val="-1"/>
+                                  <w:sz w:val="24"/>
+                                </w:rPr>
+                                <w:t xml:space="preserve"> </w:t>
+                              </w:r>
+                              <w:r>
+                                <w:rPr>
+                                  <w:i/>
+                                  <w:sz w:val="24"/>
+                                </w:rPr>
+                                <w:t>dấu,</w:t>
+                              </w:r>
+                              <w:r>
+                                <w:rPr>
+                                  <w:i/>
+                                  <w:spacing w:val="-1"/>
+                                  <w:sz w:val="24"/>
+                                </w:rPr>
+                                <w:t xml:space="preserve"> </w:t>
+                              </w:r>
+                              <w:r>
+                                <w:rPr>
+                                  <w:i/>
+                                  <w:sz w:val="24"/>
+                                </w:rPr>
+                                <w:t>ghi</w:t>
+                              </w:r>
+                              <w:r>
+                                <w:rPr>
+                                  <w:i/>
+                                  <w:spacing w:val="-1"/>
+                                  <w:sz w:val="24"/>
+                                </w:rPr>
+                                <w:t xml:space="preserve"> </w:t>
+                              </w:r>
+                              <w:r>
+                                <w:rPr>
+                                  <w:i/>
+                                  <w:sz w:val="24"/>
+                                </w:rPr>
+                                <w:t>họ</w:t>
+                              </w:r>
+                              <w:r>
+                                <w:rPr>
+                                  <w:i/>
+                                  <w:spacing w:val="-1"/>
+                                  <w:sz w:val="24"/>
+                                </w:rPr>
+                                <w:t xml:space="preserve"> </w:t>
+                              </w:r>
+                              <w:r>
+                                <w:rPr>
+                                  <w:i/>
+                                  <w:spacing w:val="-4"/>
+                                  <w:sz w:val="24"/>
+                                </w:rPr>
+                                <w:t>tên)</w:t>
+                              </w:r>
+                            </w:p>
+                          </w:txbxContent>
+                        </wps:txbx>
+                        <wps:bodyPr lIns="0" tIns="0" rIns="0" bIns="0" anchor="t">
+                          <a:noAutofit/>
+                        </wps:bodyPr>
+                      </wps:wsp>
+                      <wps:wsp>
+                        <wps:cNvPr id="11" name="Textbox 11"/>
+                        <wps:cNvSpPr/>
+                        <wps:spPr>
+                          <a:xfrm>
+                            <a:off x="236880" y="1407240"/>
+                            <a:ext cx="1087200" cy="164520"/>
+                          </a:xfrm>
+                          <a:prstGeom prst="rect">
+                            <a:avLst/>
+                          </a:prstGeom>
+                          <a:noFill/>
+                          <a:ln w="0">
+                            <a:noFill/>
+                          </a:ln>
+                        </wps:spPr>
+                        <wps:style>
+                          <a:lnRef idx="0"/>
+                          <a:fillRef idx="0"/>
+                          <a:effectRef idx="0"/>
+                          <a:fontRef idx="minor"/>
+                        </wps:style>
+                        <wps:txbx>
+                          <w:txbxContent>
+                            <w:p>
+                              <w:pPr>
+                                <w:pStyle w:val="Normal"/>
+                                <w:spacing w:lineRule="exact" w:line="274"/>
+                                <w:ind w:hanging="0" w:start="0" w:end="2"/>
+                                <w:jc w:val="center"/>
+                                <w:rPr>
+                                  <w:i/>
+                                  <w:sz w:val="24"/>
+                                </w:rPr>
+                              </w:pPr>
+                              <w:r>
+                                <w:rPr>
+                                  <w:b/>
+                                  <w:i w:val="false"/>
+                                  <w:spacing w:val="-4"/>
+                                  <w:sz w:val="24"/>
+                                </w:rPr>
+                                <w:t>{{ new_owner_signature_name }}</w:t>
+                              </w:r>
+                            </w:p>
+                          </w:txbxContent>
+                        </wps:txbx>
+                        <wps:bodyPr lIns="0" tIns="0" rIns="0" bIns="0" anchor="t">
+                          <a:noAutofit/>
+                        </wps:bodyPr>
+                      </wps:wsp>
+                    </wpg:wgp>
+                  </a:graphicData>
+                </a:graphic>
+              </wp:anchor>
+            </w:drawing>
+          </mc:Choice>
+          <mc:Fallback>
+            <w:pict>
+              <v:group id="shape_0" alt="Group 9" style="position:absolute;margin-left:20.2pt;margin-top:12pt;width:127.35pt;height:123.75pt" coordorigin="404,240" coordsize="2547,2475">
+                <v:rect id="shape_0" stroked="f" o:allowincell="f" style="position:absolute;left:404;top:240;width:2546;height:530;mso-wrap-style:square;v-text-anchor:top">
+                  <v:fill o:detectmouseclick="t" on="false"/>
+                  <v:stroke color="#3465a4" joinstyle="round" endcap="flat"/>
+                  <v:textbox>
+                    <w:txbxContent>
+                      <w:p>
+                        <w:pPr>
+                          <w:pStyle w:val="Normal"/>
+                          <w:spacing w:lineRule="exact" w:line="264"/>
+                          <w:ind w:end="17"/>
+                          <w:jc w:val="center"/>
+                          <w:rPr>
+                            <w:b/>
+                            <w:sz w:val="24"/>
+                          </w:rPr>
+                        </w:pPr>
+                        <w:r>
+                          <w:rPr>
+                            <w:b/>
+                            <w:sz w:val="24"/>
+                          </w:rPr>
+                          <w:t>Đại</w:t>
+                        </w:r>
+                        <w:r>
+                          <w:rPr>
+                            <w:b/>
+                            <w:spacing w:val="-1"/>
+                            <w:sz w:val="24"/>
+                          </w:rPr>
+                          <w:t xml:space="preserve"> </w:t>
+                        </w:r>
+                        <w:r>
+                          <w:rPr>
+                            <w:b/>
+                            <w:sz w:val="24"/>
+                          </w:rPr>
+                          <w:t>diện Bên</w:t>
+                        </w:r>
+                        <w:r>
+                          <w:rPr>
+                            <w:b/>
+                            <w:spacing w:val="-1"/>
+                            <w:sz w:val="24"/>
+                          </w:rPr>
+                          <w:t xml:space="preserve"> </w:t>
+                        </w:r>
+                        <w:r>
+                          <w:rPr>
+                            <w:b/>
+                            <w:spacing w:val="-10"/>
+                            <w:sz w:val="24"/>
+                          </w:rPr>
+                          <w:t>C</w:t>
+                        </w:r>
+                      </w:p>
+                      <w:p>
+                        <w:pPr>
+                          <w:pStyle w:val="Normal"/>
+                          <w:spacing w:lineRule="exact" w:line="274"/>
+                          <w:ind w:end="18"/>
+                          <w:jc w:val="center"/>
+                          <w:rPr>
+                            <w:i/>
+                            <w:sz w:val="24"/>
+                          </w:rPr>
+                        </w:pPr>
+                        <w:r>
+                          <w:rPr>
+                            <w:i/>
+                            <w:sz w:val="24"/>
+                          </w:rPr>
+                          <w:t>(Ký,</w:t>
+                        </w:r>
+                        <w:r>
+                          <w:rPr>
+                            <w:i/>
+                            <w:spacing w:val="-3"/>
+                            <w:sz w:val="24"/>
+                          </w:rPr>
+                          <w:t xml:space="preserve"> </w:t>
+                        </w:r>
+                        <w:r>
+                          <w:rPr>
+                            <w:i/>
+                            <w:sz w:val="24"/>
+                          </w:rPr>
+                          <w:t>đóng</w:t>
+                        </w:r>
+                        <w:r>
+                          <w:rPr>
+                            <w:i/>
+                            <w:spacing w:val="-1"/>
+                            <w:sz w:val="24"/>
+                          </w:rPr>
+                          <w:t xml:space="preserve"> </w:t>
+                        </w:r>
+                        <w:r>
+                          <w:rPr>
+                            <w:i/>
+                            <w:sz w:val="24"/>
+                          </w:rPr>
+                          <w:t>dấu,</w:t>
+                        </w:r>
+                        <w:r>
+                          <w:rPr>
+                            <w:i/>
+                            <w:spacing w:val="-1"/>
+                            <w:sz w:val="24"/>
+                          </w:rPr>
+                          <w:t xml:space="preserve"> </w:t>
+                        </w:r>
+                        <w:r>
+                          <w:rPr>
+                            <w:i/>
+                            <w:sz w:val="24"/>
+                          </w:rPr>
+                          <w:t>ghi</w:t>
+                        </w:r>
+                        <w:r>
+                          <w:rPr>
+                            <w:i/>
+                            <w:spacing w:val="-1"/>
+                            <w:sz w:val="24"/>
+                          </w:rPr>
+                          <w:t xml:space="preserve"> </w:t>
+                        </w:r>
+                        <w:r>
+                          <w:rPr>
+                            <w:i/>
+                            <w:sz w:val="24"/>
+                          </w:rPr>
+                          <w:t>họ</w:t>
+                        </w:r>
+                        <w:r>
+                          <w:rPr>
+                            <w:i/>
+                            <w:spacing w:val="-1"/>
+                            <w:sz w:val="24"/>
+                          </w:rPr>
+                          <w:t xml:space="preserve"> </w:t>
+                        </w:r>
+                        <w:r>
+                          <w:rPr>
+                            <w:i/>
+                            <w:spacing w:val="-4"/>
+                            <w:sz w:val="24"/>
+                          </w:rPr>
+                          <w:t>tên)</w:t>
+                        </w:r>
+                      </w:p>
+                    </w:txbxContent>
+                  </v:textbox>
+                  <w10:wrap type="none"/>
+                </v:rect>
+                <v:rect id="shape_0" stroked="f" o:allowincell="f" style="position:absolute;left:777;top:2456;width:1711;height:258;mso-wrap-style:square;v-text-anchor:top">
+                  <v:fill o:detectmouseclick="t" on="false"/>
+                  <v:stroke color="#3465a4" joinstyle="round" endcap="flat"/>
+                  <v:textbox>
+                    <w:txbxContent>
+                      <w:p>
+                        <w:pPr>
+                          <w:pStyle w:val="Normal"/>
+                          <w:spacing w:lineRule="exact" w:line="274"/>
+                          <w:ind w:hanging="0" w:start="0" w:end="2"/>
+                          <w:jc w:val="center"/>
+                          <w:rPr>
+                            <w:i/>
+                            <w:sz w:val="24"/>
+                          </w:rPr>
+                        </w:pPr>
+                        <w:r>
+                          <w:rPr>
+                            <w:b/>
+                            <w:i w:val="false"/>
+                            <w:spacing w:val="-4"/>
+                            <w:sz w:val="24"/>
+                          </w:rPr>
+                          <w:t>{{ new_owner_signature_name }}</w:t>
+                        </w:r>
+                      </w:p>
+                    </w:txbxContent>
+                  </v:textbox>
+                  <w10:wrap type="none"/>
+                </v:rect>
+              </v:group>
+            </w:pict>
+          </mc:Fallback>
+        </mc:AlternateContent>
+        <mc:AlternateContent>
+          <mc:Choice Requires="wpg">
+            <w:drawing>
+              <wp:anchor distT="0" distB="0" distL="0" distR="0" simplePos="0" relativeHeight="17" behindDoc="0" locked="0" layoutInCell="1" allowOverlap="1">
+                <wp:simplePos x="0" y="0"/>
+                <wp:positionH relativeFrom="column">
+                  <wp:posOffset>2568575</wp:posOffset>
+                </wp:positionH>
+                <wp:positionV relativeFrom="paragraph">
+                  <wp:posOffset>152400</wp:posOffset>
+                </wp:positionV>
+                <wp:extent cx="1617345" cy="1571625"/>
+                <wp:effectExtent l="0" t="0" r="0" b="0"/>
+                <wp:wrapNone/>
+                <wp:docPr id="12" name="Group 2"/>
+                <a:graphic xmlns:a="http://schemas.openxmlformats.org/drawingml/2006/main">
+                  <a:graphicData uri="http://schemas.microsoft.com/office/word/2010/wordprocessingGroup">
+                    <wpg:wgp>
+                      <wpg:cNvGrpSpPr/>
+                      <wpg:grpSpPr>
+                        <a:xfrm>
+                          <a:off x="0" y="0"/>
+                          <a:ext cx="1617480" cy="1571760"/>
+                          <a:chOff x="0" y="0"/>
+                          <a:chExt cx="1617480" cy="1571760"/>
+                        </a:xfrm>
+                      </wpg:grpSpPr>
+                      <wps:wsp>
+                        <wps:cNvPr id="13" name="Textbox 6"/>
+                        <wps:cNvSpPr/>
+                        <wps:spPr>
+                          <a:xfrm>
+                            <a:off x="0" y="0"/>
+                            <a:ext cx="1617480" cy="337320"/>
+                          </a:xfrm>
+                          <a:prstGeom prst="rect">
+                            <a:avLst/>
+                          </a:prstGeom>
+                          <a:noFill/>
+                          <a:ln w="0">
+                            <a:noFill/>
+                          </a:ln>
+                        </wps:spPr>
+                        <wps:style>
+                          <a:lnRef idx="0"/>
+                          <a:fillRef idx="0"/>
+                          <a:effectRef idx="0"/>
+                          <a:fontRef idx="minor"/>
+                        </wps:style>
+                        <wps:txbx>
+                          <w:txbxContent>
+                            <w:p>
+                              <w:pPr>
+                                <w:pStyle w:val="Normal"/>
+                                <w:spacing w:lineRule="exact" w:line="264"/>
+                                <w:ind w:end="17"/>
+                                <w:jc w:val="center"/>
+                                <w:rPr>
+                                  <w:b/>
+                                  <w:sz w:val="24"/>
+                                </w:rPr>
+                              </w:pPr>
+                              <w:r>
+                                <w:rPr>
+                                  <w:b/>
+                                  <w:sz w:val="24"/>
+                                </w:rPr>
+                                <w:t>Đại</w:t>
+                              </w:r>
+                              <w:r>
+                                <w:rPr>
+                                  <w:b/>
+                                  <w:spacing w:val="-1"/>
+                                  <w:sz w:val="24"/>
+                                </w:rPr>
+                                <w:t xml:space="preserve"> </w:t>
+                              </w:r>
+                              <w:r>
+                                <w:rPr>
+                                  <w:b/>
+                                  <w:sz w:val="24"/>
+                                </w:rPr>
+                                <w:t>diện Bên</w:t>
+                              </w:r>
+                              <w:r>
+                                <w:rPr>
+                                  <w:b/>
+                                  <w:spacing w:val="-1"/>
+                                  <w:sz w:val="24"/>
+                                </w:rPr>
+                                <w:t xml:space="preserve"> </w:t>
+                              </w:r>
+                              <w:r>
+                                <w:rPr>
+                                  <w:b/>
+                                  <w:spacing w:val="-10"/>
+                                  <w:sz w:val="24"/>
+                                </w:rPr>
+                                <w:t>A</w:t>
+                              </w:r>
+                            </w:p>
+                            <w:p>
+                              <w:pPr>
+                                <w:pStyle w:val="Normal"/>
+                                <w:spacing w:lineRule="exact" w:line="274"/>
+                                <w:ind w:end="18"/>
+                                <w:jc w:val="center"/>
+                                <w:rPr>
+                                  <w:i/>
+                                  <w:sz w:val="24"/>
+                                </w:rPr>
+                              </w:pPr>
+                              <w:r>
+                                <w:rPr>
+                                  <w:i/>
+                                  <w:sz w:val="24"/>
+                                </w:rPr>
+                                <w:t>(Ký,</w:t>
+                              </w:r>
+                              <w:r>
+                                <w:rPr>
+                                  <w:i/>
+                                  <w:spacing w:val="-3"/>
+                                  <w:sz w:val="24"/>
+                                </w:rPr>
+                                <w:t xml:space="preserve"> </w:t>
+                              </w:r>
+                              <w:r>
+                                <w:rPr>
+                                  <w:i/>
+                                  <w:sz w:val="24"/>
+                                </w:rPr>
+                                <w:t>đóng</w:t>
+                              </w:r>
+                              <w:r>
+                                <w:rPr>
+                                  <w:i/>
+                                  <w:spacing w:val="-1"/>
+                                  <w:sz w:val="24"/>
+                                </w:rPr>
+                                <w:t xml:space="preserve"> </w:t>
+                              </w:r>
+                              <w:r>
+                                <w:rPr>
+                                  <w:i/>
+                                  <w:sz w:val="24"/>
+                                </w:rPr>
+                                <w:t>dấu,</w:t>
+                              </w:r>
+                              <w:r>
+                                <w:rPr>
+                                  <w:i/>
+                                  <w:spacing w:val="-1"/>
+                                  <w:sz w:val="24"/>
+                                </w:rPr>
+                                <w:t xml:space="preserve"> </w:t>
+                              </w:r>
+                              <w:r>
+                                <w:rPr>
+                                  <w:i/>
+                                  <w:sz w:val="24"/>
+                                </w:rPr>
+                                <w:t>ghi</w:t>
+                              </w:r>
+                              <w:r>
+                                <w:rPr>
+                                  <w:i/>
+                                  <w:spacing w:val="-1"/>
+                                  <w:sz w:val="24"/>
+                                </w:rPr>
+                                <w:t xml:space="preserve"> </w:t>
+                              </w:r>
+                              <w:r>
+                                <w:rPr>
+                                  <w:i/>
+                                  <w:sz w:val="24"/>
+                                </w:rPr>
+                                <w:t>họ</w:t>
+                              </w:r>
+                              <w:r>
+                                <w:rPr>
+                                  <w:i/>
+                                  <w:spacing w:val="-1"/>
+                                  <w:sz w:val="24"/>
+                                </w:rPr>
+                                <w:t xml:space="preserve"> </w:t>
+                              </w:r>
+                              <w:r>
+                                <w:rPr>
+                                  <w:i/>
+                                  <w:spacing w:val="-4"/>
+                                  <w:sz w:val="24"/>
+                                </w:rPr>
+                                <w:t>tên)</w:t>
+                              </w:r>
+                            </w:p>
+                          </w:txbxContent>
+                        </wps:txbx>
+                        <wps:bodyPr lIns="0" tIns="0" rIns="0" bIns="0" anchor="t">
+                          <a:noAutofit/>
+                        </wps:bodyPr>
+                      </wps:wsp>
+                      <wps:wsp>
+                        <wps:cNvPr id="14" name="Textbox 7"/>
+                        <wps:cNvSpPr/>
+                        <wps:spPr>
+                          <a:xfrm>
+                            <a:off x="236880" y="1407240"/>
+                            <a:ext cx="1087200" cy="164520"/>
+                          </a:xfrm>
+                          <a:prstGeom prst="rect">
+                            <a:avLst/>
+                          </a:prstGeom>
+                          <a:noFill/>
+                          <a:ln w="0">
+                            <a:noFill/>
+                          </a:ln>
+                        </wps:spPr>
+                        <wps:style>
+                          <a:lnRef idx="0"/>
+                          <a:fillRef idx="0"/>
+                          <a:effectRef idx="0"/>
+                          <a:fontRef idx="minor"/>
+                        </wps:style>
+                        <wps:txbx>
+                          <w:txbxContent>
+                            <w:p>
+                              <w:pPr>
+                                <w:pStyle w:val="BodyText"/>
+                                <w:spacing w:before="0" w:after="283"/>
+                                <w:rPr/>
+                              </w:pPr>
+                              <w:r>
+                                <w:rPr>
+                                  <w:b/>
+                                  <w:i w:val="false"/>
+                                  <w:spacing w:val="-4"/>
+                                  <w:sz w:val="24"/>
+                                </w:rPr>
+                                <w:t xml:space="preserve">{{ </w:t>
+                              </w:r>
+                              <w:r>
+                                <w:rPr>
+                                  <w:rFonts w:eastAsia="Times New Roman" w:cs="Times New Roman"/>
+                                  <w:b/>
+                                  <w:i w:val="false"/>
+                                  <w:color w:val="auto"/>
+                                  <w:spacing w:val="-4"/>
+                                  <w:kern w:val="0"/>
+                                  <w:sz w:val="24"/>
+                                  <w:szCs w:val="22"/>
+                                  <w:lang w:val="vi-VN" w:eastAsia="en-US" w:bidi="ar-SA"/>
+                                </w:rPr>
+                                <w:t>customer_representative_signature_name</w:t>
+                              </w:r>
+                              <w:r>
+                                <w:rPr>
+                                  <w:b/>
+                                  <w:i w:val="false"/>
+                                  <w:spacing w:val="-4"/>
+                                  <w:sz w:val="24"/>
+                                </w:rPr>
+                                <w:t xml:space="preserve"> }}{{ customer_representative_signature_name }}</w:t>
+                              </w:r>
+                            </w:p>
+                            <w:p>
+                              <w:pPr>
+                                <w:pStyle w:val="BodyText"/>
+                                <w:spacing w:before="0" w:after="283"/>
+                                <w:rPr/>
+                              </w:pPr>
+                              <w:r>
+                                <w:rPr/>
+                              </w:r>
+                            </w:p>
+                          </w:txbxContent>
+                        </wps:txbx>
+                        <wps:bodyPr lIns="0" tIns="0" rIns="0" bIns="0" anchor="t">
+                          <a:noAutofit/>
+                        </wps:bodyPr>
+                      </wps:wsp>
+                    </wpg:wgp>
+                  </a:graphicData>
+                </a:graphic>
+              </wp:anchor>
+            </w:drawing>
+          </mc:Choice>
+          <mc:Fallback>
+            <w:pict>
+              <v:group id="shape_0" alt="Group 2" style="position:absolute;margin-left:202.25pt;margin-top:12pt;width:127.35pt;height:123.75pt" coordorigin="4045,240" coordsize="2547,2475">
+                <v:rect id="shape_0" stroked="f" o:allowincell="f" style="position:absolute;left:4045;top:240;width:2546;height:530;mso-wrap-style:square;v-text-anchor:top">
+                  <v:fill o:detectmouseclick="t" on="false"/>
+                  <v:stroke color="#3465a4" joinstyle="round" endcap="flat"/>
+                  <v:textbox>
+                    <w:txbxContent>
+                      <w:p>
+                        <w:pPr>
+                          <w:pStyle w:val="Normal"/>
+                          <w:spacing w:lineRule="exact" w:line="264"/>
+                          <w:ind w:end="17"/>
+                          <w:jc w:val="center"/>
+                          <w:rPr>
+                            <w:b/>
+                            <w:sz w:val="24"/>
+                          </w:rPr>
+                        </w:pPr>
+                        <w:r>
+                          <w:rPr>
+                            <w:b/>
+                            <w:sz w:val="24"/>
+                          </w:rPr>
+                          <w:t>Đại</w:t>
+                        </w:r>
+                        <w:r>
+                          <w:rPr>
+                            <w:b/>
+                            <w:spacing w:val="-1"/>
+                            <w:sz w:val="24"/>
+                          </w:rPr>
+                          <w:t xml:space="preserve"> </w:t>
+                        </w:r>
+                        <w:r>
+                          <w:rPr>
+                            <w:b/>
+                            <w:sz w:val="24"/>
+                          </w:rPr>
+                          <w:t>diện Bên</w:t>
+                        </w:r>
+                        <w:r>
+                          <w:rPr>
+                            <w:b/>
+                            <w:spacing w:val="-1"/>
+                            <w:sz w:val="24"/>
+                          </w:rPr>
+                          <w:t xml:space="preserve"> </w:t>
+                        </w:r>
+                        <w:r>
+                          <w:rPr>
+                            <w:b/>
+                            <w:spacing w:val="-10"/>
+                            <w:sz w:val="24"/>
+                          </w:rPr>
+                          <w:t>A</w:t>
+                        </w:r>
+                      </w:p>
+                      <w:p>
+                        <w:pPr>
+                          <w:pStyle w:val="Normal"/>
+                          <w:spacing w:lineRule="exact" w:line="274"/>
+                          <w:ind w:end="18"/>
+                          <w:jc w:val="center"/>
+                          <w:rPr>
+                            <w:i/>
+                            <w:sz w:val="24"/>
+                          </w:rPr>
+                        </w:pPr>
+                        <w:r>
+                          <w:rPr>
+                            <w:i/>
+                            <w:sz w:val="24"/>
+                          </w:rPr>
+                          <w:t>(Ký,</w:t>
+                        </w:r>
+                        <w:r>
+                          <w:rPr>
+                            <w:i/>
+                            <w:spacing w:val="-3"/>
+                            <w:sz w:val="24"/>
+                          </w:rPr>
+                          <w:t xml:space="preserve"> </w:t>
+                        </w:r>
+                        <w:r>
+                          <w:rPr>
+                            <w:i/>
+                            <w:sz w:val="24"/>
+                          </w:rPr>
+                          <w:t>đóng</w:t>
+                        </w:r>
+                        <w:r>
+                          <w:rPr>
+                            <w:i/>
+                            <w:spacing w:val="-1"/>
+                            <w:sz w:val="24"/>
+                          </w:rPr>
+                          <w:t xml:space="preserve"> </w:t>
+                        </w:r>
+                        <w:r>
+                          <w:rPr>
+                            <w:i/>
+                            <w:sz w:val="24"/>
+                          </w:rPr>
+                          <w:t>dấu,</w:t>
+                        </w:r>
+                        <w:r>
+                          <w:rPr>
+                            <w:i/>
+                            <w:spacing w:val="-1"/>
+                            <w:sz w:val="24"/>
+                          </w:rPr>
+                          <w:t xml:space="preserve"> </w:t>
+                        </w:r>
+                        <w:r>
+                          <w:rPr>
+                            <w:i/>
+                            <w:sz w:val="24"/>
+                          </w:rPr>
+                          <w:t>ghi</w:t>
+                        </w:r>
+                        <w:r>
+                          <w:rPr>
+                            <w:i/>
+                            <w:spacing w:val="-1"/>
+                            <w:sz w:val="24"/>
+                          </w:rPr>
+                          <w:t xml:space="preserve"> </w:t>
+                        </w:r>
+                        <w:r>
+                          <w:rPr>
+                            <w:i/>
+                            <w:sz w:val="24"/>
+                          </w:rPr>
+                          <w:t>họ</w:t>
+                        </w:r>
+                        <w:r>
+                          <w:rPr>
+                            <w:i/>
+                            <w:spacing w:val="-1"/>
+                            <w:sz w:val="24"/>
+                          </w:rPr>
+                          <w:t xml:space="preserve"> </w:t>
+                        </w:r>
+                        <w:r>
+                          <w:rPr>
+                            <w:i/>
+                            <w:spacing w:val="-4"/>
+                            <w:sz w:val="24"/>
+                          </w:rPr>
+                          <w:t>tên)</w:t>
+                        </w:r>
+                      </w:p>
+                    </w:txbxContent>
+                  </v:textbox>
+                  <w10:wrap type="none"/>
+                </v:rect>
+                <v:rect id="shape_0" stroked="f" o:allowincell="f" style="position:absolute;left:4418;top:2456;width:1711;height:258;mso-wrap-style:square;v-text-anchor:top">
+                  <v:fill o:detectmouseclick="t" on="false"/>
+                  <v:stroke color="#3465a4" joinstyle="round" endcap="flat"/>
+                  <v:textbox>
+                    <w:txbxContent>
+                      <w:p>
+                        <w:pPr>
+                          <w:pStyle w:val="BodyText"/>
+                          <w:spacing w:before="0" w:after="283"/>
+                          <w:rPr/>
+                        </w:pPr>
+                        <w:r>
+                          <w:rPr>
+                            <w:b/>
+                            <w:i w:val="false"/>
+                            <w:spacing w:val="-4"/>
+                            <w:sz w:val="24"/>
+                          </w:rPr>
+                          <w:t xml:space="preserve">{{ </w:t>
+                        </w:r>
+                        <w:r>
+                          <w:rPr>
+                            <w:rFonts w:eastAsia="Times New Roman" w:cs="Times New Roman"/>
+                            <w:b/>
+                            <w:i w:val="false"/>
+                            <w:color w:val="auto"/>
+                            <w:spacing w:val="-4"/>
+                            <w:kern w:val="0"/>
+                            <w:sz w:val="24"/>
+                            <w:szCs w:val="22"/>
+                            <w:lang w:val="vi-VN" w:eastAsia="en-US" w:bidi="ar-SA"/>
+                          </w:rPr>
+                          <w:t>customer_representative_signature_name</w:t>
+                        </w:r>
+                        <w:r>
+                          <w:rPr>
+                            <w:b/>
+                            <w:i w:val="false"/>
+                            <w:spacing w:val="-4"/>
+                            <w:sz w:val="24"/>
+                          </w:rPr>
+                          <w:t xml:space="preserve"> }}{{ customer_representative_signature_name }}</w:t>
+                        </w:r>
+                      </w:p>
+                      <w:p>
+                        <w:pPr>
+                          <w:pStyle w:val="BodyText"/>
+                          <w:spacing w:before="0" w:after="283"/>
+                          <w:rPr/>
+                        </w:pPr>
+                        <w:r>
+                          <w:rPr/>
+                        </w:r>
+                      </w:p>
+                    </w:txbxContent>
+                  </v:textbox>
+                  <w10:wrap type="none"/>
+                </v:rect>
+              </v:group>
+            </w:pict>
+          </mc:Fallback>
+        </mc:AlternateContent>
+        <mc:AlternateContent>
+          <mc:Choice Requires="wpg">
+            <w:drawing>
+              <wp:anchor distT="0" distB="0" distL="0" distR="0" simplePos="0" relativeHeight="20" behindDoc="0" locked="0" layoutInCell="0" allowOverlap="1">
+                <wp:simplePos x="0" y="0"/>
+                <wp:positionH relativeFrom="page">
+                  <wp:posOffset>5295265</wp:posOffset>
+                </wp:positionH>
+                <wp:positionV relativeFrom="paragraph">
+                  <wp:posOffset>152400</wp:posOffset>
+                </wp:positionV>
+                <wp:extent cx="1617345" cy="1571625"/>
+                <wp:effectExtent l="0" t="0" r="0" b="0"/>
+                <wp:wrapNone/>
+                <wp:docPr id="15" name="Group 1"/>
+                <a:graphic xmlns:a="http://schemas.openxmlformats.org/drawingml/2006/main">
+                  <a:graphicData uri="http://schemas.microsoft.com/office/word/2010/wordprocessingGroup">
+                    <wpg:wgp>
+                      <wpg:cNvGrpSpPr/>
+                      <wpg:grpSpPr>
+                        <a:xfrm>
+                          <a:off x="0" y="0"/>
+                          <a:ext cx="1617480" cy="1571760"/>
+                          <a:chOff x="0" y="0"/>
+                          <a:chExt cx="1617480" cy="1571760"/>
+                        </a:xfrm>
+                      </wpg:grpSpPr>
+                      <wps:wsp>
+                        <wps:cNvPr id="16" name="Textbox 4"/>
+                        <wps:cNvSpPr/>
+                        <wps:spPr>
+                          <a:xfrm>
+                            <a:off x="0" y="0"/>
+                            <a:ext cx="1617480" cy="337320"/>
                           </a:xfrm>
                           <a:prstGeom prst="rect">
                             <a:avLst/>
@@ -5223,12 +5941,12 @@
                         </wps:bodyPr>
                       </wps:wsp>
                       <wps:wsp>
-                        <wps:cNvPr id="17" name="Textbox 11"/>
+                        <wps:cNvPr id="17" name="Textbox 5"/>
                         <wps:cNvSpPr/>
                         <wps:spPr>
                           <a:xfrm>
-                            <a:off x="236880" y="1404720"/>
-                            <a:ext cx="1087200" cy="167040"/>
+                            <a:off x="236880" y="1407240"/>
+                            <a:ext cx="1087200" cy="164520"/>
                           </a:xfrm>
                           <a:prstGeom prst="rect">
                             <a:avLst/>
@@ -5260,7 +5978,38 @@
                                   <w:b/>
                                   <w:sz w:val="24"/>
                                 </w:rPr>
-                                <w:t>{{ provider_representative }}</w:t>
+                                <w:t>VÕ</w:t>
+                              </w:r>
+                              <w:r>
+                                <w:rPr>
+                                  <w:b/>
+                                  <w:spacing w:val="-1"/>
+                                  <w:sz w:val="24"/>
+                                </w:rPr>
+                                <w:t xml:space="preserve"> </w:t>
+                              </w:r>
+                              <w:r>
+                                <w:rPr>
+                                  <w:b/>
+                                  <w:sz w:val="24"/>
+                                </w:rPr>
+                                <w:t>DUY</w:t>
+                              </w:r>
+                              <w:r>
+                                <w:rPr>
+                                  <w:b/>
+                                  <w:spacing w:val="-2"/>
+                                  <w:sz w:val="24"/>
+                                </w:rPr>
+                                <w:t xml:space="preserve"> </w:t>
+                              </w:r>
+                              <w:r>
+                                <w:rPr>
+                                  <w:b/>
+                                  <w:spacing w:val="-4"/>
+                                  <w:sz w:val="24"/>
+                                </w:rPr>
+                                <w:t>NHẬT</w:t>
                               </w:r>
                             </w:p>
                           </w:txbxContent>
@@ -5277,8 +6026,8 @@
           </mc:Choice>
           <mc:Fallback>
             <w:pict>
-              <v:group id="shape_0" alt="Group 9" style="position:absolute;margin-left:420.05pt;margin-top:-13.2pt;width:127.35pt;height:123.75pt" coordorigin="8401,-264" coordsize="2547,2475">
-                <v:rect id="shape_0" stroked="f" o:allowincell="f" style="position:absolute;left:8401;top:-264;width:2546;height:534;mso-wrap-style:square;v-text-anchor:top;mso-position-horizontal-relative:page">
+              <v:group id="shape_0" alt="Group 1" style="position:absolute;margin-left:416.95pt;margin-top:12pt;width:127.35pt;height:123.75pt" coordorigin="8339,240" coordsize="2547,2475">
+                <v:rect id="shape_0" stroked="f" o:allowincell="f" style="position:absolute;left:8339;top:240;width:2546;height:530;mso-wrap-style:square;v-text-anchor:top;mso-position-horizontal-relative:page">
                   <v:fill o:detectmouseclick="t" on="false"/>
                   <v:stroke color="#3465a4" joinstyle="round" endcap="flat"/>
                   <v:textbox>
@@ -5432,7 +6181,7 @@
                   </v:textbox>
                   <w10:wrap type="none"/>
                 </v:rect>
-                <v:rect id="shape_0" stroked="f" o:allowincell="f" style="position:absolute;left:8774;top:1948;width:1711;height:262;mso-wrap-style:square;v-text-anchor:top;mso-position-horizontal-relative:page">
+                <v:rect id="shape_0" stroked="f" o:allowincell="f" style="position:absolute;left:8712;top:2456;width:1711;height:258;mso-wrap-style:square;v-text-anchor:top;mso-position-horizontal-relative:page">
                   <v:fill o:detectmouseclick="t" on="false"/>
                   <v:stroke color="#3465a4" joinstyle="round" endcap="flat"/>
                   <v:textbox>
@@ -5451,7 +6200,38 @@
                             <w:b/>
                             <w:sz w:val="24"/>
                           </w:rPr>
-                          <w:t>{{ provider_representative }}</w:t>
+                          <w:t>VÕ</w:t>
+                        </w:r>
+                        <w:r>
+                          <w:rPr>
+                            <w:b/>
+                            <w:spacing w:val="-1"/>
+                            <w:sz w:val="24"/>
+                          </w:rPr>
+                          <w:t xml:space="preserve"> </w:t>
+                        </w:r>
+                        <w:r>
+                          <w:rPr>
+                            <w:b/>
+                            <w:sz w:val="24"/>
+                          </w:rPr>
+                          <w:t>DUY</w:t>
+                        </w:r>
+                        <w:r>
+                          <w:rPr>
+                            <w:b/>
+                            <w:spacing w:val="-2"/>
+                            <w:sz w:val="24"/>
+                          </w:rPr>
+                          <w:t xml:space="preserve"> </w:t>
+                        </w:r>
+                        <w:r>
+                          <w:rPr>
+                            <w:b/>
+                            <w:spacing w:val="-4"/>
+                            <w:sz w:val="24"/>
+                          </w:rPr>
+                          <w:t>NHẬT</w:t>
                         </w:r>
                       </w:p>
                     </w:txbxContent>
@@ -5463,95 +6243,49 @@
           </mc:Fallback>
         </mc:AlternateContent>
       </w:r>
-      <w:r>
-        <w:rPr>
-          <w:i/>
-          <w:sz w:val="24"/>
-        </w:rPr>
-        <w:t>(Ký,</w:t>
-      </w:r>
-      <w:r>
-        <w:rPr>
-          <w:i/>
-          <w:spacing w:val="-3"/>
-          <w:sz w:val="24"/>
-        </w:rPr>
-        <w:t xml:space="preserve"> </w:t>
-      </w:r>
-      <w:r>
-        <w:rPr>
-          <w:i/>
-          <w:sz w:val="24"/>
-        </w:rPr>
-        <w:t>đóng</w:t>
-      </w:r>
-      <w:r>
-        <w:rPr>
-          <w:i/>
-          <w:spacing w:val="-1"/>
-          <w:sz w:val="24"/>
-        </w:rPr>
-        <w:t xml:space="preserve"> </w:t>
-      </w:r>
-      <w:r>
-        <w:rPr>
-          <w:i/>
-          <w:sz w:val="24"/>
-        </w:rPr>
-        <w:t>dấu,</w:t>
-      </w:r>
-      <w:r>
-        <w:rPr>
-          <w:i/>
-          <w:spacing w:val="-1"/>
-          <w:sz w:val="24"/>
-        </w:rPr>
-        <w:t xml:space="preserve"> </w:t>
-      </w:r>
-      <w:r>
-        <w:rPr>
-          <w:i/>
-          <w:sz w:val="24"/>
-        </w:rPr>
-        <w:t>ghi</w:t>
-      </w:r>
-      <w:r>
-        <w:rPr>
-          <w:i/>
-          <w:spacing w:val="-1"/>
-          <w:sz w:val="24"/>
-        </w:rPr>
-        <w:t xml:space="preserve"> </w:t>
-      </w:r>
-      <w:r>
-        <w:rPr>
-          <w:i/>
-          <w:sz w:val="24"/>
-        </w:rPr>
-        <w:t>họ</w:t>
-      </w:r>
-      <w:r>
-        <w:rPr>
-          <w:i/>
-          <w:spacing w:val="-1"/>
-          <w:sz w:val="24"/>
-        </w:rPr>
-        <w:t xml:space="preserve"> </w:t>
-      </w:r>
-      <w:r>
+    </w:p>
+    <w:p>
+      <w:pPr>
+        <w:sectPr>
+          <w:headerReference w:type="even" r:id="rId8"/>
+          <w:headerReference w:type="default" r:id="rId9"/>
+          <w:headerReference w:type="first" r:id="rId10"/>
+          <w:footerReference w:type="even" r:id="rId11"/>
+          <w:footerReference w:type="default" r:id="rId12"/>
+          <w:footerReference w:type="first" r:id="rId13"/>
+          <w:type w:val="nextPage"/>
+          <w:pgSz w:w="12240" w:h="15840"/>
+          <w:pgMar w:left="720" w:right="720" w:gutter="0" w:header="0" w:top="1180" w:footer="539" w:bottom="720"/>
+          <w:pgNumType w:fmt="decimal"/>
+          <w:formProt w:val="false"/>
+          <w:textDirection w:val="lrTb"/>
+          <w:docGrid w:type="default" w:linePitch="100" w:charSpace="0"/>
+        </w:sectPr>
+      </w:pPr>
+    </w:p>
+    <w:p>
+      <w:pPr>
+        <w:pStyle w:val="Heading1"/>
+        <w:ind w:start="506"/>
         <w:rPr>
           <w:i/>
           <w:spacing w:val="-4"/>
           <w:sz w:val="24"/>
         </w:rPr>
-        <w:t>tên)</w:t>
+      </w:pPr>
+      <w:r>
+        <w:rPr>
+          <w:i/>
+          <w:spacing w:val="-4"/>
+          <w:sz w:val="24"/>
+        </w:rPr>
       </w:r>
     </w:p>
     <w:p>
       <w:pPr>
         <w:pStyle w:val="Normal"/>
         <w:spacing w:lineRule="exact" w:line="274"/>
-        <w:ind w:end="3612"/>
+        <w:ind w:start="506" w:end="2"/>
         <w:jc w:val="center"/>
         <w:rPr>
           <w:i/>
@@ -5560,11 +6294,45 @@
       </w:pPr>
       <w:r>
         <w:rPr>
+          <w:i/>
+          <w:sz w:val="24"/>
+        </w:rPr>
+      </w:r>
+    </w:p>
+    <w:p>
+      <w:pPr>
+        <w:pStyle w:val="Heading1"/>
+        <w:spacing w:before="0" w:after="0"/>
+        <w:ind w:end="3611"/>
+        <w:rPr/>
+      </w:pPr>
+      <w:r>
+        <w:br w:type="column"/>
+      </w:r>
+      <w:r>
+        <w:rPr/>
+      </w:r>
+    </w:p>
+    <w:p>
+      <w:pPr>
+        <w:pStyle w:val="Normal"/>
+        <w:spacing w:lineRule="exact" w:line="274"/>
+        <w:ind w:hanging="0" w:start="0" w:end="2"/>
+        <w:jc w:val="center"/>
+        <w:rPr>
           <w:b/>
-          <w:i w:val="0"/>
-          <w:sz w:val="24"/>
-        </w:rPr>
-        <w:t>{{ customer_signature_name }}</w:t>
+          <w:i w:val="false"/>
+          <w:spacing w:val="-4"/>
+          <w:sz w:val="24"/>
+        </w:rPr>
+      </w:pPr>
+      <w:r>
+        <w:rPr>
+          <w:b/>
+          <w:i w:val="false"/>
+          <w:spacing w:val="-4"/>
+          <w:sz w:val="24"/>
+        </w:rPr>
       </w:r>
     </w:p>
     <w:sectPr>
@@ -5767,7 +6535,7 @@
         </mc:Fallback>
       </mc:AlternateContent>
       <w:drawing>
-        <wp:anchor distT="0" distB="0" distL="0" distR="0" simplePos="0" relativeHeight="18" behindDoc="1" locked="0" layoutInCell="0" allowOverlap="1">
+        <wp:anchor distT="0" distB="0" distL="0" distR="0" simplePos="0" relativeHeight="24" behindDoc="1" locked="0" layoutInCell="0" allowOverlap="1">
           <wp:simplePos x="0" y="0"/>
           <wp:positionH relativeFrom="page">
             <wp:posOffset>0</wp:posOffset>
@@ -5987,7 +6755,7 @@
         </mc:Fallback>
       </mc:AlternateContent>
       <w:drawing>
-        <wp:anchor distT="0" distB="0" distL="0" distR="0" simplePos="0" relativeHeight="18" behindDoc="1" locked="0" layoutInCell="0" allowOverlap="1">
+        <wp:anchor distT="0" distB="0" distL="0" distR="0" simplePos="0" relativeHeight="24" behindDoc="1" locked="0" layoutInCell="0" allowOverlap="1">
           <wp:simplePos x="0" y="0"/>
           <wp:positionH relativeFrom="page">
             <wp:posOffset>0</wp:posOffset>
@@ -6068,7 +6836,7 @@
       <mc:AlternateContent>
         <mc:Choice Requires="wps">
           <w:drawing>
-            <wp:anchor distT="0" distB="0" distL="0" distR="0" simplePos="0" relativeHeight="10" behindDoc="1" locked="0" layoutInCell="0" allowOverlap="1">
+            <wp:anchor distT="0" distB="0" distL="0" distR="0" simplePos="0" relativeHeight="9" behindDoc="1" locked="0" layoutInCell="0" allowOverlap="1">
               <wp:simplePos x="0" y="0"/>
               <wp:positionH relativeFrom="page">
                 <wp:posOffset>3795395</wp:posOffset>
@@ -6079,7 +6847,7 @@
               <wp:extent cx="165100" cy="194310"/>
               <wp:effectExtent l="0" t="0" r="0" b="0"/>
               <wp:wrapNone/>
-              <wp:docPr id="11" name="Textbox 1"/>
+              <wp:docPr id="20" name="Textbox 1"/>
               <a:graphic xmlns:a="http://schemas.openxmlformats.org/drawingml/2006/main">
                 <a:graphicData uri="http://schemas.microsoft.com/office/word/2010/wordprocessingShape">
                   <wps:wsp>
@@ -6221,7 +6989,7 @@
         </mc:Fallback>
       </mc:AlternateContent>
       <w:drawing>
-        <wp:anchor distT="0" distB="0" distL="0" distR="0" simplePos="0" relativeHeight="16" behindDoc="1" locked="0" layoutInCell="0" allowOverlap="1">
+        <wp:anchor distT="0" distB="0" distL="0" distR="0" simplePos="0" relativeHeight="12" behindDoc="1" locked="0" layoutInCell="0" allowOverlap="1">
           <wp:simplePos x="0" y="0"/>
           <wp:positionH relativeFrom="page">
             <wp:posOffset>0</wp:posOffset>
@@ -6232,7 +7000,7 @@
           <wp:extent cx="7772400" cy="520065"/>
           <wp:effectExtent l="0" t="0" r="0" b="0"/>
           <wp:wrapNone/>
-          <wp:docPr id="12" name="Image 2 Copy 1"/>
+          <wp:docPr id="21" name="Image 2 Copy 1"/>
           <wp:cNvGraphicFramePr>
             <a:graphicFrameLocks xmlns:a="http://schemas.openxmlformats.org/drawingml/2006/main" noChangeAspect="1"/>
           </wp:cNvGraphicFramePr>
@@ -6240,7 +7008,7 @@
             <a:graphicData uri="http://schemas.openxmlformats.org/drawingml/2006/picture">
               <pic:pic xmlns:pic="http://schemas.openxmlformats.org/drawingml/2006/picture">
                 <pic:nvPicPr>
-                  <pic:cNvPr id="12" name="Image 2 Copy 1"/>
+                  <pic:cNvPr id="21" name="Image 2 Copy 1"/>
                   <pic:cNvPicPr>
                     <a:picLocks noChangeAspect="1" noChangeArrowheads="1"/>
                   </pic:cNvPicPr>
@@ -6288,7 +7056,7 @@
       <mc:AlternateContent>
         <mc:Choice Requires="wps">
           <w:drawing>
-            <wp:anchor distT="0" distB="0" distL="0" distR="0" simplePos="0" relativeHeight="10" behindDoc="1" locked="0" layoutInCell="0" allowOverlap="1">
+            <wp:anchor distT="0" distB="0" distL="0" distR="0" simplePos="0" relativeHeight="9" behindDoc="1" locked="0" layoutInCell="0" allowOverlap="1">
               <wp:simplePos x="0" y="0"/>
               <wp:positionH relativeFrom="page">
                 <wp:posOffset>3795395</wp:posOffset>
@@ -6299,7 +7067,7 @@
               <wp:extent cx="165100" cy="194310"/>
               <wp:effectExtent l="0" t="0" r="0" b="0"/>
               <wp:wrapNone/>
-              <wp:docPr id="13" name="Textbox 1"/>
+              <wp:docPr id="22" name="Textbox 1"/>
               <a:graphic xmlns:a="http://schemas.openxmlformats.org/drawingml/2006/main">
                 <a:graphicData uri="http://schemas.microsoft.com/office/word/2010/wordprocessingShape">
                   <wps:wsp>
@@ -6441,7 +7209,7 @@
         </mc:Fallback>
       </mc:AlternateContent>
       <w:drawing>
-        <wp:anchor distT="0" distB="0" distL="0" distR="0" simplePos="0" relativeHeight="16" behindDoc="1" locked="0" layoutInCell="0" allowOverlap="1">
+        <wp:anchor distT="0" distB="0" distL="0" distR="0" simplePos="0" relativeHeight="12" behindDoc="1" locked="0" layoutInCell="0" allowOverlap="1">
           <wp:simplePos x="0" y="0"/>
           <wp:positionH relativeFrom="page">
             <wp:posOffset>0</wp:posOffset>
@@ -6452,7 +7220,7 @@
           <wp:extent cx="7772400" cy="520065"/>
           <wp:effectExtent l="0" t="0" r="0" b="0"/>
           <wp:wrapNone/>
-          <wp:docPr id="14" name="Image 2 Copy 1"/>
+          <wp:docPr id="23" name="Image 2 Copy 1"/>
           <wp:cNvGraphicFramePr>
             <a:graphicFrameLocks xmlns:a="http://schemas.openxmlformats.org/drawingml/2006/main" noChangeAspect="1"/>
           </wp:cNvGraphicFramePr>
@@ -6460,7 +7228,7 @@
             <a:graphicData uri="http://schemas.openxmlformats.org/drawingml/2006/picture">
               <pic:pic xmlns:pic="http://schemas.openxmlformats.org/drawingml/2006/picture">
                 <pic:nvPicPr>
-                  <pic:cNvPr id="14" name="Image 2 Copy 1"/>
+                  <pic:cNvPr id="23" name="Image 2 Copy 1"/>
                   <pic:cNvPicPr>
                     <a:picLocks noChangeAspect="1" noChangeArrowheads="1"/>
                   </pic:cNvPicPr>
@@ -6664,7 +7432,7 @@
         <w:sz w:val="20"/>
       </w:rPr>
       <w:drawing>
-        <wp:anchor distT="0" distB="0" distL="0" distR="0" simplePos="0" relativeHeight="9" behindDoc="1" locked="0" layoutInCell="0" allowOverlap="1">
+        <wp:anchor distT="0" distB="0" distL="0" distR="0" simplePos="0" relativeHeight="8" behindDoc="1" locked="0" layoutInCell="0" allowOverlap="1">
           <wp:simplePos x="0" y="0"/>
           <wp:positionH relativeFrom="page">
             <wp:posOffset>5504815</wp:posOffset>
@@ -6675,7 +7443,7 @@
           <wp:extent cx="2267585" cy="713105"/>
           <wp:effectExtent l="0" t="0" r="0" b="0"/>
           <wp:wrapNone/>
-          <wp:docPr id="9" name="Image 1 Copy 1"/>
+          <wp:docPr id="18" name="Image 1 Copy 1"/>
           <wp:cNvGraphicFramePr>
             <a:graphicFrameLocks xmlns:a="http://schemas.openxmlformats.org/drawingml/2006/main" noChangeAspect="1"/>
           </wp:cNvGraphicFramePr>
@@ -6683,7 +7451,7 @@
             <a:graphicData uri="http://schemas.openxmlformats.org/drawingml/2006/picture">
               <pic:pic xmlns:pic="http://schemas.openxmlformats.org/drawingml/2006/picture">
                 <pic:nvPicPr>
-                  <pic:cNvPr id="9" name="Image 1 Copy 1"/>
+                  <pic:cNvPr id="18" name="Image 1 Copy 1"/>
                   <pic:cNvPicPr>
                     <a:picLocks noChangeAspect="1" noChangeArrowheads="1"/>
                   </pic:cNvPicPr>
@@ -6729,7 +7497,7 @@
         <w:sz w:val="20"/>
       </w:rPr>
       <w:drawing>
-        <wp:anchor distT="0" distB="0" distL="0" distR="0" simplePos="0" relativeHeight="9" behindDoc="1" locked="0" layoutInCell="0" allowOverlap="1">
+        <wp:anchor distT="0" distB="0" distL="0" distR="0" simplePos="0" relativeHeight="8" behindDoc="1" locked="0" layoutInCell="0" allowOverlap="1">
           <wp:simplePos x="0" y="0"/>
           <wp:positionH relativeFrom="page">
             <wp:posOffset>5504815</wp:posOffset>
@@ -6740,7 +7508,7 @@
           <wp:extent cx="2267585" cy="713105"/>
           <wp:effectExtent l="0" t="0" r="0" b="0"/>
           <wp:wrapNone/>
-          <wp:docPr id="10" name="Image 1 Copy 1"/>
+          <wp:docPr id="19" name="Image 1 Copy 1"/>
           <wp:cNvGraphicFramePr>
             <a:graphicFrameLocks xmlns:a="http://schemas.openxmlformats.org/drawingml/2006/main" noChangeAspect="1"/>
           </wp:cNvGraphicFramePr>
@@ -6748,7 +7516,7 @@
             <a:graphicData uri="http://schemas.openxmlformats.org/drawingml/2006/picture">
               <pic:pic xmlns:pic="http://schemas.openxmlformats.org/drawingml/2006/picture">
                 <pic:nvPicPr>
-                  <pic:cNvPr id="10" name="Image 1 Copy 1"/>
+                  <pic:cNvPr id="19" name="Image 1 Copy 1"/>
                   <pic:cNvPicPr>
                     <a:picLocks noChangeAspect="1" noChangeArrowheads="1"/>
                   </pic:cNvPicPr>

--- a/desktop_app/backend/documents/transfer/00_MAU_BIEN_BAN_CHUYEN_CHU_QUYEN.docx
+++ b/desktop_app/backend/documents/transfer/00_MAU_BIEN_BAN_CHUYEN_CHU_QUYEN.docx
@@ -401,13 +401,109 @@
         <w:rPr>
           <w:spacing w:val="-2"/>
         </w:rPr>
-        <w:t xml:space="preserve">toán {{ payment_method }}) số: {{ source_contract_number }} ngày {{ source_contract_day }} tháng {{ source_contract_month }} </w:t>
+        <w:t xml:space="preserve">toán </w:t>
+      </w:r>
+      <w:r>
+        <w:rPr>
+          <w:b w:val="0"/>
+          <w:spacing w:val="-2"/>
+          <w:sz w:val="24"/>
+        </w:rPr>
+        <w:t xml:space="preserve">..... </w:t>
+      </w:r>
+      <w:r>
+        <w:rPr>
+          <w:b/>
+          <w:spacing w:val="-2"/>
+          <w:sz w:val="26"/>
+        </w:rPr>
+        <w:t>{{ payment_method }}</w:t>
+      </w:r>
+      <w:r>
+        <w:rPr>
+          <w:b w:val="0"/>
+          <w:spacing w:val="-2"/>
+          <w:sz w:val="24"/>
+        </w:rPr>
+        <w:t xml:space="preserve"> .....</w:t>
+      </w:r>
+      <w:r>
+        <w:rPr>
+          <w:b w:val="0"/>
+          <w:spacing w:val="-2"/>
+          <w:sz w:val="24"/>
+        </w:rPr>
+        <w:t xml:space="preserve">) số: </w:t>
+      </w:r>
+      <w:r>
+        <w:rPr>
+          <w:b/>
+          <w:spacing w:val="-2"/>
+          <w:sz w:val="26"/>
+        </w:rPr>
+        <w:t>{{ source_contract_number }}</w:t>
+      </w:r>
+      <w:r>
+        <w:rPr>
+          <w:b w:val="0"/>
+          <w:spacing w:val="-2"/>
+          <w:sz w:val="24"/>
+        </w:rPr>
+        <w:t xml:space="preserve"> .....</w:t>
+      </w:r>
+      <w:r>
+        <w:rPr>
+          <w:b w:val="0"/>
+          <w:spacing w:val="-2"/>
+          <w:sz w:val="24"/>
+        </w:rPr>
+        <w:t xml:space="preserve"> ngày </w:t>
+      </w:r>
+      <w:r>
+        <w:rPr>
+          <w:b/>
+          <w:spacing w:val="-2"/>
+          <w:sz w:val="26"/>
+        </w:rPr>
+        <w:t>{{ source_contract_day }}</w:t>
+      </w:r>
+      <w:r>
+        <w:rPr>
+          <w:b/>
+          <w:spacing w:val="-2"/>
+          <w:sz w:val="26"/>
+        </w:rPr>
+        <w:t xml:space="preserve"> tháng </w:t>
+      </w:r>
+      <w:r>
+        <w:rPr>
+          <w:b/>
+          <w:spacing w:val="-2"/>
+          <w:sz w:val="26"/>
+        </w:rPr>
+        <w:t>{{ source_contract_month }}</w:t>
+      </w:r>
+      <w:r>
+        <w:rPr>
+          <w:b/>
+          <w:spacing w:val="-2"/>
+          <w:sz w:val="26"/>
+        </w:rPr>
+        <w:t xml:space="preserve"> </w:t>
       </w:r>
       <w:r>
         <w:rPr>
           <w:spacing w:val="-4"/>
         </w:rPr>
-        <w:t>năm {{ source_contract_year }}</w:t>
+        <w:t xml:space="preserve">năm </w:t>
+      </w:r>
+      <w:r>
+        <w:rPr>
+          <w:b/>
+          <w:spacing w:val="-4"/>
+          <w:sz w:val="26"/>
+        </w:rPr>
+        <w:t>{{ source_contract_year }}</w:t>
       </w:r>
       <w:r>
         <w:rPr>
@@ -463,13 +559,60 @@
         <w:rPr>
           <w:spacing w:val="-2"/>
         </w:rPr>
-        <w:t xml:space="preserve">{{ registration_form_day }} tháng {{ registration_form_month }} </w:t>
+      </w:r>
+      <w:r>
+        <w:rPr>
+          <w:b/>
+          <w:spacing w:val="-2"/>
+          <w:sz w:val="26"/>
+        </w:rPr>
+        <w:t>{{ registration_form_day }}</w:t>
+      </w:r>
+      <w:r>
+        <w:rPr>
+          <w:b/>
+          <w:spacing w:val="-2"/>
+          <w:sz w:val="26"/>
+        </w:rPr>
+        <w:t xml:space="preserve"> tháng </w:t>
+      </w:r>
+      <w:r>
+        <w:rPr>
+          <w:b/>
+          <w:spacing w:val="-2"/>
+          <w:sz w:val="26"/>
+        </w:rPr>
+        <w:t>{{ registration_form_month }}</w:t>
+      </w:r>
+      <w:r>
+        <w:rPr>
+          <w:b/>
+          <w:spacing w:val="-2"/>
+          <w:sz w:val="26"/>
+        </w:rPr>
+        <w:t xml:space="preserve"> </w:t>
       </w:r>
       <w:r>
         <w:rPr>
           <w:spacing w:val="-4"/>
         </w:rPr>
-        <w:t xml:space="preserve">năm {{ registration_form_year }} </w:t>
+        <w:t xml:space="preserve">năm </w:t>
+      </w:r>
+      <w:r>
+        <w:rPr>
+          <w:b/>
+          <w:spacing w:val="-4"/>
+          <w:sz w:val="26"/>
+        </w:rPr>
+        <w:t>{{ registration_form_year }}</w:t>
+      </w:r>
+      <w:r>
+        <w:rPr>
+          <w:b/>
+          <w:spacing w:val="-4"/>
+          <w:sz w:val="26"/>
+        </w:rPr>
+        <w:t xml:space="preserve"> </w:t>
       </w:r>
       <w:r>
         <w:rPr/>
@@ -839,13 +982,52 @@
         <w:rPr>
           <w:spacing w:val="-2"/>
         </w:rPr>
-        <w:t xml:space="preserve">{{ document_day }} tháng {{ document_month }} </w:t>
+      </w:r>
+      <w:r>
+        <w:rPr>
+          <w:b/>
+          <w:spacing w:val="-2"/>
+          <w:sz w:val="26"/>
+        </w:rPr>
+        <w:t>{{ document_day }}</w:t>
+      </w:r>
+      <w:r>
+        <w:rPr>
+          <w:b/>
+          <w:spacing w:val="-2"/>
+          <w:sz w:val="26"/>
+        </w:rPr>
+        <w:t xml:space="preserve"> tháng </w:t>
+      </w:r>
+      <w:r>
+        <w:rPr>
+          <w:b/>
+          <w:spacing w:val="-2"/>
+          <w:sz w:val="26"/>
+        </w:rPr>
+        <w:t>{{ document_month }}</w:t>
+      </w:r>
+      <w:r>
+        <w:rPr>
+          <w:b/>
+          <w:spacing w:val="-2"/>
+          <w:sz w:val="26"/>
+        </w:rPr>
+        <w:t xml:space="preserve"> </w:t>
       </w:r>
       <w:r>
         <w:rPr>
           <w:spacing w:val="-4"/>
         </w:rPr>
-        <w:t>năm {{ document_year }}</w:t>
+        <w:t xml:space="preserve">năm </w:t>
+      </w:r>
+      <w:r>
+        <w:rPr>
+          <w:b/>
+          <w:spacing w:val="-4"/>
+          <w:sz w:val="26"/>
+        </w:rPr>
+        <w:t>{{ document_year }}</w:t>
       </w:r>
       <w:r>
         <w:rPr/>
@@ -993,7 +1175,7 @@
         <mc:AlternateContent>
           <mc:Choice Requires="wps">
             <w:drawing>
-              <wp:anchor distT="0" distB="0" distL="0" distR="0" simplePos="0" relativeHeight="25" behindDoc="0" locked="0" layoutInCell="0" allowOverlap="1">
+              <wp:anchor distT="0" distB="0" distL="0" distR="0" simplePos="0" relativeHeight="16" behindDoc="0" locked="0" layoutInCell="0" allowOverlap="1">
                 <wp:simplePos x="0" y="0"/>
                 <wp:positionH relativeFrom="page">
                   <wp:posOffset>960755</wp:posOffset>
@@ -1018,9 +1200,9 @@
                           <a:avLst/>
                           <a:gdLst>
                             <a:gd name="textAreaLeft" fmla="*/ 0 w 28800"/>
-                            <a:gd name="textAreaRight" fmla="*/ 31320 w 28800"/>
+                            <a:gd name="textAreaRight" fmla="*/ 33120 w 28800"/>
                             <a:gd name="textAreaTop" fmla="*/ 0 h 8640"/>
-                            <a:gd name="textAreaBottom" fmla="*/ 11160 h 8640"/>
+                            <a:gd name="textAreaBottom" fmla="*/ 12960 h 8640"/>
                           </a:gdLst>
                           <a:ahLst/>
                           <a:cxnLst/>
@@ -1237,7 +1419,35 @@
       </w:r>
       <w:r>
         <w:rPr/>
-        <w:t>”) (như được mô tả bên dưới) đồng ý Bên A sẽ chuyển quyền sử dụng số thuê bao {{ subscriber_number }} cho Bên C theo các thông tin như sau:</w:t>
+        <w:t xml:space="preserve">”) (như được mô tả bên dưới) đồng ý Bên A sẽ chuyển quyền sử dụng số thuê bao </w:t>
+      </w:r>
+      <w:r>
+        <w:rPr>
+          <w:b w:val="0"/>
+          <w:sz w:val="24"/>
+        </w:rPr>
+        <w:t xml:space="preserve">..... </w:t>
+      </w:r>
+      <w:r>
+        <w:rPr>
+          <w:b/>
+          <w:sz w:val="26"/>
+        </w:rPr>
+        <w:t>{{ subscriber_number }}</w:t>
+      </w:r>
+      <w:r>
+        <w:rPr>
+          <w:b w:val="0"/>
+          <w:sz w:val="24"/>
+        </w:rPr>
+        <w:t xml:space="preserve"> .....</w:t>
+      </w:r>
+      <w:r>
+        <w:rPr>
+          <w:b w:val="0"/>
+          <w:sz w:val="24"/>
+        </w:rPr>
+        <w:t xml:space="preserve"> cho Bên C theo các thông tin như sau:</w:t>
       </w:r>
     </w:p>
     <w:p>
@@ -1269,9 +1479,9 @@
         <w:tblLook w:noHBand="0" w:noVBand="0" w:firstColumn="1" w:lastRow="1" w:lastColumn="1" w:firstRow="1" w:val="01e0"/>
       </w:tblPr>
       <w:tblGrid>
-        <w:gridCol w:w="4712"/>
-        <w:gridCol w:w="2971"/>
-        <w:gridCol w:w="2808"/>
+        <w:gridCol w:w="4711"/>
+        <w:gridCol w:w="2970"/>
+        <w:gridCol w:w="2810"/>
       </w:tblGrid>
       <w:tr>
         <w:trPr>
@@ -1279,7 +1489,7 @@
         </w:trPr>
         <w:tc>
           <w:tcPr>
-            <w:tcW w:w="4712" w:type="dxa"/>
+            <w:tcW w:w="4711" w:type="dxa"/>
             <w:tcBorders>
               <w:top w:val="single" w:sz="4" w:space="0" w:color="000000"/>
               <w:start w:val="single" w:sz="4" w:space="0" w:color="000000"/>
@@ -1354,7 +1564,7 @@
         </w:tc>
         <w:tc>
           <w:tcPr>
-            <w:tcW w:w="2971" w:type="dxa"/>
+            <w:tcW w:w="2970" w:type="dxa"/>
             <w:tcBorders>
               <w:top w:val="single" w:sz="4" w:space="0" w:color="000000"/>
               <w:start w:val="single" w:sz="4" w:space="0" w:color="000000"/>
@@ -1399,7 +1609,7 @@
         </w:tc>
         <w:tc>
           <w:tcPr>
-            <w:tcW w:w="2808" w:type="dxa"/>
+            <w:tcW w:w="2810" w:type="dxa"/>
             <w:tcBorders>
               <w:top w:val="single" w:sz="4" w:space="0" w:color="000000"/>
               <w:start w:val="single" w:sz="4" w:space="0" w:color="000000"/>
@@ -1441,7 +1651,7 @@
         </w:trPr>
         <w:tc>
           <w:tcPr>
-            <w:tcW w:w="4712" w:type="dxa"/>
+            <w:tcW w:w="4711" w:type="dxa"/>
             <w:tcBorders>
               <w:top w:val="single" w:sz="4" w:space="0" w:color="000000"/>
               <w:start w:val="single" w:sz="4" w:space="0" w:color="000000"/>
@@ -1540,7 +1750,7 @@
         </w:tc>
         <w:tc>
           <w:tcPr>
-            <w:tcW w:w="2971" w:type="dxa"/>
+            <w:tcW w:w="2970" w:type="dxa"/>
             <w:tcBorders>
               <w:top w:val="single" w:sz="4" w:space="0" w:color="000000"/>
               <w:start w:val="single" w:sz="4" w:space="0" w:color="000000"/>
@@ -1569,9 +1779,10 @@
             <w:r>
               <w:rPr>
                 <w:rFonts w:eastAsia="Times New Roman" w:cs="Times New Roman"/>
+                <w:b/>
                 <w:color w:val="auto"/>
                 <w:kern w:val="0"/>
-                <w:sz w:val="24"/>
+                <w:sz w:val="26"/>
                 <w:szCs w:val="22"/>
                 <w:lang w:val="vi-VN" w:eastAsia="en-US" w:bidi="ar-SA"/>
               </w:rPr>
@@ -1581,7 +1792,7 @@
         </w:tc>
         <w:tc>
           <w:tcPr>
-            <w:tcW w:w="2808" w:type="dxa"/>
+            <w:tcW w:w="2810" w:type="dxa"/>
             <w:tcBorders>
               <w:top w:val="single" w:sz="4" w:space="0" w:color="000000"/>
               <w:start w:val="single" w:sz="4" w:space="0" w:color="000000"/>
@@ -1610,9 +1821,10 @@
             <w:r>
               <w:rPr>
                 <w:rFonts w:eastAsia="Times New Roman" w:cs="Times New Roman"/>
+                <w:b/>
                 <w:color w:val="auto"/>
                 <w:kern w:val="0"/>
-                <w:sz w:val="24"/>
+                <w:sz w:val="26"/>
                 <w:szCs w:val="22"/>
                 <w:lang w:val="vi-VN" w:eastAsia="en-US" w:bidi="ar-SA"/>
               </w:rPr>
@@ -1627,7 +1839,7 @@
         </w:trPr>
         <w:tc>
           <w:tcPr>
-            <w:tcW w:w="4712" w:type="dxa"/>
+            <w:tcW w:w="4711" w:type="dxa"/>
             <w:tcBorders>
               <w:top w:val="single" w:sz="4" w:space="0" w:color="000000"/>
               <w:start w:val="single" w:sz="4" w:space="0" w:color="000000"/>
@@ -1674,7 +1886,7 @@
         </w:tc>
         <w:tc>
           <w:tcPr>
-            <w:tcW w:w="2971" w:type="dxa"/>
+            <w:tcW w:w="2970" w:type="dxa"/>
             <w:tcBorders>
               <w:top w:val="single" w:sz="4" w:space="0" w:color="000000"/>
               <w:start w:val="single" w:sz="4" w:space="0" w:color="000000"/>
@@ -1703,9 +1915,10 @@
             <w:r>
               <w:rPr>
                 <w:rFonts w:eastAsia="Times New Roman" w:cs="Times New Roman"/>
+                <w:b/>
                 <w:color w:val="auto"/>
                 <w:kern w:val="0"/>
-                <w:sz w:val="24"/>
+                <w:sz w:val="26"/>
                 <w:szCs w:val="22"/>
                 <w:lang w:val="vi-VN" w:eastAsia="en-US" w:bidi="ar-SA"/>
               </w:rPr>
@@ -1715,7 +1928,7 @@
         </w:tc>
         <w:tc>
           <w:tcPr>
-            <w:tcW w:w="2808" w:type="dxa"/>
+            <w:tcW w:w="2810" w:type="dxa"/>
             <w:tcBorders>
               <w:top w:val="single" w:sz="4" w:space="0" w:color="000000"/>
               <w:start w:val="single" w:sz="4" w:space="0" w:color="000000"/>
@@ -1744,9 +1957,10 @@
             <w:r>
               <w:rPr>
                 <w:rFonts w:eastAsia="Times New Roman" w:cs="Times New Roman"/>
+                <w:b/>
                 <w:color w:val="auto"/>
                 <w:kern w:val="0"/>
-                <w:sz w:val="24"/>
+                <w:sz w:val="26"/>
                 <w:szCs w:val="22"/>
                 <w:lang w:val="vi-VN" w:eastAsia="en-US" w:bidi="ar-SA"/>
               </w:rPr>
@@ -1761,7 +1975,7 @@
         </w:trPr>
         <w:tc>
           <w:tcPr>
-            <w:tcW w:w="4712" w:type="dxa"/>
+            <w:tcW w:w="4711" w:type="dxa"/>
             <w:tcBorders>
               <w:top w:val="single" w:sz="4" w:space="0" w:color="000000"/>
               <w:start w:val="single" w:sz="4" w:space="0" w:color="000000"/>
@@ -1803,7 +2017,7 @@
         </w:tc>
         <w:tc>
           <w:tcPr>
-            <w:tcW w:w="2971" w:type="dxa"/>
+            <w:tcW w:w="2970" w:type="dxa"/>
             <w:tcBorders>
               <w:top w:val="single" w:sz="4" w:space="0" w:color="000000"/>
               <w:start w:val="single" w:sz="4" w:space="0" w:color="000000"/>
@@ -1832,9 +2046,10 @@
             <w:r>
               <w:rPr>
                 <w:rFonts w:eastAsia="Times New Roman" w:cs="Times New Roman"/>
+                <w:b/>
                 <w:color w:val="auto"/>
                 <w:kern w:val="0"/>
-                <w:sz w:val="24"/>
+                <w:sz w:val="26"/>
                 <w:szCs w:val="22"/>
                 <w:lang w:val="vi-VN" w:eastAsia="en-US" w:bidi="ar-SA"/>
               </w:rPr>
@@ -1844,7 +2059,7 @@
         </w:tc>
         <w:tc>
           <w:tcPr>
-            <w:tcW w:w="2808" w:type="dxa"/>
+            <w:tcW w:w="2810" w:type="dxa"/>
             <w:tcBorders>
               <w:top w:val="single" w:sz="4" w:space="0" w:color="000000"/>
               <w:start w:val="single" w:sz="4" w:space="0" w:color="000000"/>
@@ -1873,9 +2088,10 @@
             <w:r>
               <w:rPr>
                 <w:rFonts w:eastAsia="Times New Roman" w:cs="Times New Roman"/>
+                <w:b/>
                 <w:color w:val="auto"/>
                 <w:kern w:val="0"/>
-                <w:sz w:val="24"/>
+                <w:sz w:val="26"/>
                 <w:szCs w:val="22"/>
                 <w:lang w:val="vi-VN" w:eastAsia="en-US" w:bidi="ar-SA"/>
               </w:rPr>
@@ -1890,7 +2106,7 @@
         </w:trPr>
         <w:tc>
           <w:tcPr>
-            <w:tcW w:w="4712" w:type="dxa"/>
+            <w:tcW w:w="4711" w:type="dxa"/>
             <w:tcBorders>
               <w:top w:val="single" w:sz="4" w:space="0" w:color="000000"/>
               <w:start w:val="single" w:sz="4" w:space="0" w:color="000000"/>
@@ -1944,7 +2160,7 @@
         </w:tc>
         <w:tc>
           <w:tcPr>
-            <w:tcW w:w="2971" w:type="dxa"/>
+            <w:tcW w:w="2970" w:type="dxa"/>
             <w:tcBorders>
               <w:top w:val="single" w:sz="4" w:space="0" w:color="000000"/>
               <w:start w:val="single" w:sz="4" w:space="0" w:color="000000"/>
@@ -1973,9 +2189,10 @@
             <w:r>
               <w:rPr>
                 <w:rFonts w:eastAsia="Times New Roman" w:cs="Times New Roman"/>
+                <w:b/>
                 <w:color w:val="auto"/>
                 <w:kern w:val="0"/>
-                <w:sz w:val="24"/>
+                <w:sz w:val="26"/>
                 <w:szCs w:val="22"/>
                 <w:lang w:val="vi-VN" w:eastAsia="en-US" w:bidi="ar-SA"/>
               </w:rPr>
@@ -1985,7 +2202,7 @@
         </w:tc>
         <w:tc>
           <w:tcPr>
-            <w:tcW w:w="2808" w:type="dxa"/>
+            <w:tcW w:w="2810" w:type="dxa"/>
             <w:tcBorders>
               <w:top w:val="single" w:sz="4" w:space="0" w:color="000000"/>
               <w:start w:val="single" w:sz="4" w:space="0" w:color="000000"/>
@@ -2014,9 +2231,10 @@
             <w:r>
               <w:rPr>
                 <w:rFonts w:eastAsia="Times New Roman" w:cs="Times New Roman"/>
+                <w:b/>
                 <w:color w:val="auto"/>
                 <w:kern w:val="0"/>
-                <w:sz w:val="24"/>
+                <w:sz w:val="26"/>
                 <w:szCs w:val="22"/>
                 <w:lang w:val="vi-VN" w:eastAsia="en-US" w:bidi="ar-SA"/>
               </w:rPr>
@@ -2031,7 +2249,7 @@
         </w:trPr>
         <w:tc>
           <w:tcPr>
-            <w:tcW w:w="4712" w:type="dxa"/>
+            <w:tcW w:w="4711" w:type="dxa"/>
             <w:tcBorders>
               <w:top w:val="single" w:sz="4" w:space="0" w:color="000000"/>
               <w:start w:val="single" w:sz="4" w:space="0" w:color="000000"/>
@@ -2078,7 +2296,7 @@
         </w:tc>
         <w:tc>
           <w:tcPr>
-            <w:tcW w:w="2971" w:type="dxa"/>
+            <w:tcW w:w="2970" w:type="dxa"/>
             <w:tcBorders>
               <w:top w:val="single" w:sz="4" w:space="0" w:color="000000"/>
               <w:start w:val="single" w:sz="4" w:space="0" w:color="000000"/>
@@ -2107,9 +2325,10 @@
             <w:r>
               <w:rPr>
                 <w:rFonts w:eastAsia="Times New Roman" w:cs="Times New Roman"/>
+                <w:b/>
                 <w:color w:val="auto"/>
                 <w:kern w:val="0"/>
-                <w:sz w:val="24"/>
+                <w:sz w:val="26"/>
                 <w:szCs w:val="22"/>
                 <w:lang w:val="vi-VN" w:eastAsia="en-US" w:bidi="ar-SA"/>
               </w:rPr>
@@ -2119,7 +2338,7 @@
         </w:tc>
         <w:tc>
           <w:tcPr>
-            <w:tcW w:w="2808" w:type="dxa"/>
+            <w:tcW w:w="2810" w:type="dxa"/>
             <w:tcBorders>
               <w:top w:val="single" w:sz="4" w:space="0" w:color="000000"/>
               <w:start w:val="single" w:sz="4" w:space="0" w:color="000000"/>
@@ -2148,9 +2367,10 @@
             <w:r>
               <w:rPr>
                 <w:rFonts w:eastAsia="Times New Roman" w:cs="Times New Roman"/>
+                <w:b/>
                 <w:color w:val="auto"/>
                 <w:kern w:val="0"/>
-                <w:sz w:val="24"/>
+                <w:sz w:val="26"/>
                 <w:szCs w:val="22"/>
                 <w:lang w:val="vi-VN" w:eastAsia="en-US" w:bidi="ar-SA"/>
               </w:rPr>
@@ -2165,7 +2385,7 @@
         </w:trPr>
         <w:tc>
           <w:tcPr>
-            <w:tcW w:w="4712" w:type="dxa"/>
+            <w:tcW w:w="4711" w:type="dxa"/>
             <w:tcBorders>
               <w:top w:val="single" w:sz="4" w:space="0" w:color="000000"/>
               <w:start w:val="single" w:sz="4" w:space="0" w:color="000000"/>
@@ -2220,7 +2440,7 @@
         </w:tc>
         <w:tc>
           <w:tcPr>
-            <w:tcW w:w="2971" w:type="dxa"/>
+            <w:tcW w:w="2970" w:type="dxa"/>
             <w:tcBorders>
               <w:top w:val="single" w:sz="4" w:space="0" w:color="000000"/>
               <w:start w:val="single" w:sz="4" w:space="0" w:color="000000"/>
@@ -2249,9 +2469,10 @@
             <w:r>
               <w:rPr>
                 <w:rFonts w:eastAsia="Times New Roman" w:cs="Times New Roman"/>
+                <w:b/>
                 <w:color w:val="auto"/>
                 <w:kern w:val="0"/>
-                <w:sz w:val="24"/>
+                <w:sz w:val="26"/>
                 <w:szCs w:val="22"/>
                 <w:lang w:val="vi-VN" w:eastAsia="en-US" w:bidi="ar-SA"/>
               </w:rPr>
@@ -2261,7 +2482,7 @@
         </w:tc>
         <w:tc>
           <w:tcPr>
-            <w:tcW w:w="2808" w:type="dxa"/>
+            <w:tcW w:w="2810" w:type="dxa"/>
             <w:tcBorders>
               <w:top w:val="single" w:sz="4" w:space="0" w:color="000000"/>
               <w:start w:val="single" w:sz="4" w:space="0" w:color="000000"/>
@@ -2290,9 +2511,10 @@
             <w:r>
               <w:rPr>
                 <w:rFonts w:eastAsia="Times New Roman" w:cs="Times New Roman"/>
+                <w:b/>
                 <w:color w:val="auto"/>
                 <w:kern w:val="0"/>
-                <w:sz w:val="24"/>
+                <w:sz w:val="26"/>
                 <w:szCs w:val="22"/>
                 <w:lang w:val="vi-VN" w:eastAsia="en-US" w:bidi="ar-SA"/>
               </w:rPr>
@@ -2307,7 +2529,7 @@
         </w:trPr>
         <w:tc>
           <w:tcPr>
-            <w:tcW w:w="4712" w:type="dxa"/>
+            <w:tcW w:w="4711" w:type="dxa"/>
             <w:tcBorders>
               <w:top w:val="single" w:sz="4" w:space="0" w:color="000000"/>
               <w:start w:val="single" w:sz="4" w:space="0" w:color="000000"/>
@@ -2348,7 +2570,7 @@
         </w:tc>
         <w:tc>
           <w:tcPr>
-            <w:tcW w:w="2971" w:type="dxa"/>
+            <w:tcW w:w="2970" w:type="dxa"/>
             <w:tcBorders>
               <w:top w:val="single" w:sz="4" w:space="0" w:color="000000"/>
               <w:start w:val="single" w:sz="4" w:space="0" w:color="000000"/>
@@ -2377,9 +2599,10 @@
             <w:r>
               <w:rPr>
                 <w:rFonts w:eastAsia="Times New Roman" w:cs="Times New Roman"/>
+                <w:b/>
                 <w:color w:val="auto"/>
                 <w:kern w:val="0"/>
-                <w:sz w:val="24"/>
+                <w:sz w:val="26"/>
                 <w:szCs w:val="22"/>
                 <w:lang w:val="vi-VN" w:eastAsia="en-US" w:bidi="ar-SA"/>
               </w:rPr>
@@ -2389,7 +2612,7 @@
         </w:tc>
         <w:tc>
           <w:tcPr>
-            <w:tcW w:w="2808" w:type="dxa"/>
+            <w:tcW w:w="2810" w:type="dxa"/>
             <w:tcBorders>
               <w:top w:val="single" w:sz="4" w:space="0" w:color="000000"/>
               <w:start w:val="single" w:sz="4" w:space="0" w:color="000000"/>
@@ -2418,9 +2641,10 @@
             <w:r>
               <w:rPr>
                 <w:rFonts w:eastAsia="Times New Roman" w:cs="Times New Roman"/>
+                <w:b/>
                 <w:color w:val="auto"/>
                 <w:kern w:val="0"/>
-                <w:sz w:val="24"/>
+                <w:sz w:val="26"/>
                 <w:szCs w:val="22"/>
                 <w:lang w:val="vi-VN" w:eastAsia="en-US" w:bidi="ar-SA"/>
               </w:rPr>
@@ -2435,7 +2659,7 @@
         </w:trPr>
         <w:tc>
           <w:tcPr>
-            <w:tcW w:w="4712" w:type="dxa"/>
+            <w:tcW w:w="4711" w:type="dxa"/>
             <w:tcBorders>
               <w:top w:val="single" w:sz="4" w:space="0" w:color="000000"/>
               <w:start w:val="single" w:sz="4" w:space="0" w:color="000000"/>
@@ -2495,7 +2719,7 @@
         </w:tc>
         <w:tc>
           <w:tcPr>
-            <w:tcW w:w="2971" w:type="dxa"/>
+            <w:tcW w:w="2970" w:type="dxa"/>
             <w:tcBorders>
               <w:top w:val="single" w:sz="4" w:space="0" w:color="000000"/>
               <w:start w:val="single" w:sz="4" w:space="0" w:color="000000"/>
@@ -2524,9 +2748,10 @@
             <w:r>
               <w:rPr>
                 <w:rFonts w:eastAsia="Times New Roman" w:cs="Times New Roman"/>
+                <w:b/>
                 <w:color w:val="auto"/>
                 <w:kern w:val="0"/>
-                <w:sz w:val="24"/>
+                <w:sz w:val="26"/>
                 <w:szCs w:val="22"/>
                 <w:lang w:val="vi-VN" w:eastAsia="en-US" w:bidi="ar-SA"/>
               </w:rPr>
@@ -2536,7 +2761,7 @@
         </w:tc>
         <w:tc>
           <w:tcPr>
-            <w:tcW w:w="2808" w:type="dxa"/>
+            <w:tcW w:w="2810" w:type="dxa"/>
             <w:tcBorders>
               <w:top w:val="single" w:sz="4" w:space="0" w:color="000000"/>
               <w:start w:val="single" w:sz="4" w:space="0" w:color="000000"/>
@@ -2565,9 +2790,10 @@
             <w:r>
               <w:rPr>
                 <w:rFonts w:eastAsia="Times New Roman" w:cs="Times New Roman"/>
+                <w:b/>
                 <w:color w:val="auto"/>
                 <w:kern w:val="0"/>
-                <w:sz w:val="24"/>
+                <w:sz w:val="26"/>
                 <w:szCs w:val="22"/>
                 <w:lang w:val="vi-VN" w:eastAsia="en-US" w:bidi="ar-SA"/>
               </w:rPr>
@@ -2582,7 +2808,7 @@
         </w:trPr>
         <w:tc>
           <w:tcPr>
-            <w:tcW w:w="4712" w:type="dxa"/>
+            <w:tcW w:w="4711" w:type="dxa"/>
             <w:tcBorders>
               <w:top w:val="single" w:sz="4" w:space="0" w:color="000000"/>
               <w:start w:val="single" w:sz="4" w:space="0" w:color="000000"/>
@@ -2649,7 +2875,7 @@
         </w:tc>
         <w:tc>
           <w:tcPr>
-            <w:tcW w:w="2971" w:type="dxa"/>
+            <w:tcW w:w="2970" w:type="dxa"/>
             <w:tcBorders>
               <w:top w:val="single" w:sz="4" w:space="0" w:color="000000"/>
               <w:start w:val="single" w:sz="4" w:space="0" w:color="000000"/>
@@ -2678,9 +2904,10 @@
             <w:r>
               <w:rPr>
                 <w:rFonts w:eastAsia="Times New Roman" w:cs="Times New Roman"/>
+                <w:b/>
                 <w:color w:val="auto"/>
                 <w:kern w:val="0"/>
-                <w:sz w:val="24"/>
+                <w:sz w:val="26"/>
                 <w:szCs w:val="22"/>
                 <w:lang w:val="vi-VN" w:eastAsia="en-US" w:bidi="ar-SA"/>
               </w:rPr>
@@ -2690,7 +2917,7 @@
         </w:tc>
         <w:tc>
           <w:tcPr>
-            <w:tcW w:w="2808" w:type="dxa"/>
+            <w:tcW w:w="2810" w:type="dxa"/>
             <w:tcBorders>
               <w:top w:val="single" w:sz="4" w:space="0" w:color="000000"/>
               <w:start w:val="single" w:sz="4" w:space="0" w:color="000000"/>
@@ -2719,9 +2946,10 @@
             <w:r>
               <w:rPr>
                 <w:rFonts w:eastAsia="Times New Roman" w:cs="Times New Roman"/>
+                <w:b/>
                 <w:color w:val="auto"/>
                 <w:kern w:val="0"/>
-                <w:sz w:val="24"/>
+                <w:sz w:val="26"/>
                 <w:szCs w:val="22"/>
                 <w:lang w:val="vi-VN" w:eastAsia="en-US" w:bidi="ar-SA"/>
               </w:rPr>
@@ -2736,7 +2964,7 @@
         </w:trPr>
         <w:tc>
           <w:tcPr>
-            <w:tcW w:w="4712" w:type="dxa"/>
+            <w:tcW w:w="4711" w:type="dxa"/>
             <w:tcBorders>
               <w:top w:val="single" w:sz="4" w:space="0" w:color="000000"/>
               <w:start w:val="single" w:sz="4" w:space="0" w:color="000000"/>
@@ -2898,7 +3126,7 @@
         </w:tc>
         <w:tc>
           <w:tcPr>
-            <w:tcW w:w="2971" w:type="dxa"/>
+            <w:tcW w:w="2970" w:type="dxa"/>
             <w:tcBorders>
               <w:top w:val="single" w:sz="4" w:space="0" w:color="000000"/>
               <w:start w:val="single" w:sz="4" w:space="0" w:color="000000"/>
@@ -2927,9 +3155,10 @@
             <w:r>
               <w:rPr>
                 <w:rFonts w:eastAsia="Times New Roman" w:cs="Times New Roman"/>
+                <w:b/>
                 <w:color w:val="auto"/>
                 <w:kern w:val="0"/>
-                <w:sz w:val="24"/>
+                <w:sz w:val="26"/>
                 <w:szCs w:val="22"/>
                 <w:lang w:val="vi-VN" w:eastAsia="en-US" w:bidi="ar-SA"/>
               </w:rPr>
@@ -2939,7 +3168,7 @@
         </w:tc>
         <w:tc>
           <w:tcPr>
-            <w:tcW w:w="2808" w:type="dxa"/>
+            <w:tcW w:w="2810" w:type="dxa"/>
             <w:tcBorders>
               <w:top w:val="single" w:sz="4" w:space="0" w:color="000000"/>
               <w:start w:val="single" w:sz="4" w:space="0" w:color="000000"/>
@@ -2968,9 +3197,10 @@
             <w:r>
               <w:rPr>
                 <w:rFonts w:eastAsia="Times New Roman" w:cs="Times New Roman"/>
+                <w:b/>
                 <w:color w:val="auto"/>
                 <w:kern w:val="0"/>
-                <w:sz w:val="24"/>
+                <w:sz w:val="26"/>
                 <w:szCs w:val="22"/>
                 <w:lang w:val="vi-VN" w:eastAsia="en-US" w:bidi="ar-SA"/>
               </w:rPr>
@@ -2985,7 +3215,7 @@
         </w:trPr>
         <w:tc>
           <w:tcPr>
-            <w:tcW w:w="4712" w:type="dxa"/>
+            <w:tcW w:w="4711" w:type="dxa"/>
             <w:tcBorders>
               <w:top w:val="single" w:sz="4" w:space="0" w:color="000000"/>
               <w:start w:val="single" w:sz="4" w:space="0" w:color="000000"/>
@@ -3026,7 +3256,7 @@
         </w:tc>
         <w:tc>
           <w:tcPr>
-            <w:tcW w:w="2971" w:type="dxa"/>
+            <w:tcW w:w="2970" w:type="dxa"/>
             <w:tcBorders>
               <w:top w:val="single" w:sz="4" w:space="0" w:color="000000"/>
               <w:start w:val="single" w:sz="4" w:space="0" w:color="000000"/>
@@ -3055,9 +3285,10 @@
             <w:r>
               <w:rPr>
                 <w:rFonts w:eastAsia="Times New Roman" w:cs="Times New Roman"/>
+                <w:b/>
                 <w:color w:val="auto"/>
                 <w:kern w:val="0"/>
-                <w:sz w:val="24"/>
+                <w:sz w:val="26"/>
                 <w:szCs w:val="22"/>
                 <w:lang w:val="vi-VN" w:eastAsia="en-US" w:bidi="ar-SA"/>
               </w:rPr>
@@ -3067,7 +3298,7 @@
         </w:tc>
         <w:tc>
           <w:tcPr>
-            <w:tcW w:w="2808" w:type="dxa"/>
+            <w:tcW w:w="2810" w:type="dxa"/>
             <w:tcBorders>
               <w:top w:val="single" w:sz="4" w:space="0" w:color="000000"/>
               <w:start w:val="single" w:sz="4" w:space="0" w:color="000000"/>
@@ -3096,9 +3327,10 @@
             <w:r>
               <w:rPr>
                 <w:rFonts w:eastAsia="Times New Roman" w:cs="Times New Roman"/>
+                <w:b/>
                 <w:color w:val="auto"/>
                 <w:kern w:val="0"/>
-                <w:sz w:val="24"/>
+                <w:sz w:val="26"/>
                 <w:szCs w:val="22"/>
                 <w:lang w:val="vi-VN" w:eastAsia="en-US" w:bidi="ar-SA"/>
               </w:rPr>
@@ -3113,7 +3345,7 @@
         </w:trPr>
         <w:tc>
           <w:tcPr>
-            <w:tcW w:w="4712" w:type="dxa"/>
+            <w:tcW w:w="4711" w:type="dxa"/>
             <w:tcBorders>
               <w:top w:val="single" w:sz="4" w:space="0" w:color="000000"/>
               <w:start w:val="single" w:sz="4" w:space="0" w:color="000000"/>
@@ -3147,7 +3379,7 @@
         </w:tc>
         <w:tc>
           <w:tcPr>
-            <w:tcW w:w="2971" w:type="dxa"/>
+            <w:tcW w:w="2970" w:type="dxa"/>
             <w:tcBorders>
               <w:top w:val="single" w:sz="4" w:space="0" w:color="000000"/>
               <w:start w:val="single" w:sz="4" w:space="0" w:color="000000"/>
@@ -3176,9 +3408,10 @@
             <w:r>
               <w:rPr>
                 <w:rFonts w:eastAsia="Times New Roman" w:cs="Times New Roman"/>
+                <w:b/>
                 <w:color w:val="auto"/>
                 <w:kern w:val="0"/>
-                <w:sz w:val="24"/>
+                <w:sz w:val="26"/>
                 <w:szCs w:val="22"/>
                 <w:lang w:val="vi-VN" w:eastAsia="en-US" w:bidi="ar-SA"/>
               </w:rPr>
@@ -3188,7 +3421,7 @@
         </w:tc>
         <w:tc>
           <w:tcPr>
-            <w:tcW w:w="2808" w:type="dxa"/>
+            <w:tcW w:w="2810" w:type="dxa"/>
             <w:tcBorders>
               <w:top w:val="single" w:sz="4" w:space="0" w:color="000000"/>
               <w:start w:val="single" w:sz="4" w:space="0" w:color="000000"/>
@@ -3217,9 +3450,10 @@
             <w:r>
               <w:rPr>
                 <w:rFonts w:eastAsia="Times New Roman" w:cs="Times New Roman"/>
+                <w:b/>
                 <w:color w:val="auto"/>
                 <w:kern w:val="0"/>
-                <w:sz w:val="24"/>
+                <w:sz w:val="26"/>
                 <w:szCs w:val="22"/>
                 <w:lang w:val="vi-VN" w:eastAsia="en-US" w:bidi="ar-SA"/>
               </w:rPr>
@@ -3408,7 +3642,21 @@
       </w:r>
       <w:r>
         <w:rPr/>
-        <w:t>từ {{ transfer_time }}giờ,</w:t>
+        <w:t xml:space="preserve">từ </w:t>
+      </w:r>
+      <w:r>
+        <w:rPr>
+          <w:b/>
+          <w:sz w:val="26"/>
+        </w:rPr>
+        <w:t>{{ transfer_time }}</w:t>
+      </w:r>
+      <w:r>
+        <w:rPr>
+          <w:b/>
+          <w:sz w:val="26"/>
+        </w:rPr>
+        <w:t>giờ,</w:t>
       </w:r>
       <w:r>
         <w:rPr>
@@ -3427,14 +3675,61 @@
           <w:spacing w:val="-2"/>
           <w:sz w:val="24"/>
         </w:rPr>
-        <w:t xml:space="preserve">{{ transfer_effective_day }} tháng {{ transfer_effective_month }} </w:t>
+      </w:r>
+      <w:r>
+        <w:rPr>
+          <w:b/>
+          <w:spacing w:val="-2"/>
+          <w:sz w:val="26"/>
+        </w:rPr>
+        <w:t>{{ transfer_effective_day }}</w:t>
+      </w:r>
+      <w:r>
+        <w:rPr>
+          <w:b/>
+          <w:spacing w:val="-2"/>
+          <w:sz w:val="26"/>
+        </w:rPr>
+        <w:t xml:space="preserve"> tháng </w:t>
+      </w:r>
+      <w:r>
+        <w:rPr>
+          <w:b/>
+          <w:spacing w:val="-2"/>
+          <w:sz w:val="26"/>
+        </w:rPr>
+        <w:t>{{ transfer_effective_month }}</w:t>
+      </w:r>
+      <w:r>
+        <w:rPr>
+          <w:b/>
+          <w:spacing w:val="-2"/>
+          <w:sz w:val="26"/>
+        </w:rPr>
+        <w:t xml:space="preserve"> </w:t>
       </w:r>
       <w:r>
         <w:rPr>
           <w:spacing w:val="-4"/>
           <w:sz w:val="24"/>
         </w:rPr>
-        <w:t xml:space="preserve">năm {{ transfer_effective_year }} </w:t>
+        <w:t xml:space="preserve">năm </w:t>
+      </w:r>
+      <w:r>
+        <w:rPr>
+          <w:b/>
+          <w:spacing w:val="-4"/>
+          <w:sz w:val="26"/>
+        </w:rPr>
+        <w:t>{{ transfer_effective_year }}</w:t>
+      </w:r>
+      <w:r>
+        <w:rPr>
+          <w:b/>
+          <w:spacing w:val="-4"/>
+          <w:sz w:val="26"/>
+        </w:rPr>
+        <w:t xml:space="preserve"> </w:t>
       </w:r>
       <w:r>
         <w:rPr>
@@ -3543,7 +3838,7 @@
         <mc:AlternateContent>
           <mc:Choice Requires="wps">
             <w:drawing>
-              <wp:anchor distT="0" distB="0" distL="0" distR="0" simplePos="0" relativeHeight="26" behindDoc="0" locked="0" layoutInCell="0" allowOverlap="1">
+              <wp:anchor distT="0" distB="0" distL="0" distR="0" simplePos="0" relativeHeight="17" behindDoc="0" locked="0" layoutInCell="0" allowOverlap="1">
                 <wp:simplePos x="0" y="0"/>
                 <wp:positionH relativeFrom="page">
                   <wp:posOffset>541020</wp:posOffset>
@@ -3568,9 +3863,9 @@
                           <a:avLst/>
                           <a:gdLst>
                             <a:gd name="textAreaLeft" fmla="*/ 0 w 1037160"/>
-                            <a:gd name="textAreaRight" fmla="*/ 1039680 w 1037160"/>
+                            <a:gd name="textAreaRight" fmla="*/ 1041480 w 1037160"/>
                             <a:gd name="textAreaTop" fmla="*/ 0 h 5400"/>
-                            <a:gd name="textAreaBottom" fmla="*/ 7920 h 5400"/>
+                            <a:gd name="textAreaBottom" fmla="*/ 9720 h 5400"/>
                           </a:gdLst>
                           <a:ahLst/>
                           <a:cxnLst/>
@@ -4770,1480 +5065,343 @@
         <w:t>bản./.</w:t>
       </w:r>
     </w:p>
-    <w:p>
-      <w:pPr>
-        <w:pStyle w:val="BodyText"/>
-        <w:spacing w:before="7" w:after="0"/>
-        <w:rPr>
-          <w:sz w:val="16"/>
-        </w:rPr>
-      </w:pPr>
-      <w:r>
-        <w:rPr>
-          <w:sz w:val="16"/>
-        </w:rPr>
-        <mc:AlternateContent>
-          <mc:Choice Requires="wpg">
-            <w:drawing>
-              <wp:anchor distT="0" distB="0" distL="0" distR="0" simplePos="0" relativeHeight="14" behindDoc="0" locked="0" layoutInCell="1" allowOverlap="1">
-                <wp:simplePos x="0" y="0"/>
-                <wp:positionH relativeFrom="column">
-                  <wp:posOffset>256540</wp:posOffset>
-                </wp:positionH>
-                <wp:positionV relativeFrom="paragraph">
-                  <wp:posOffset>152400</wp:posOffset>
-                </wp:positionV>
-                <wp:extent cx="1617345" cy="1571625"/>
-                <wp:effectExtent l="0" t="0" r="0" b="0"/>
-                <wp:wrapNone/>
-                <wp:docPr id="9" name="Group 9"/>
-                <a:graphic xmlns:a="http://schemas.openxmlformats.org/drawingml/2006/main">
-                  <a:graphicData uri="http://schemas.microsoft.com/office/word/2010/wordprocessingGroup">
-                    <wpg:wgp>
-                      <wpg:cNvGrpSpPr/>
-                      <wpg:grpSpPr>
-                        <a:xfrm>
-                          <a:off x="0" y="0"/>
-                          <a:ext cx="1617480" cy="1571760"/>
-                          <a:chOff x="0" y="0"/>
-                          <a:chExt cx="1617480" cy="1571760"/>
-                        </a:xfrm>
-                      </wpg:grpSpPr>
-                      <wps:wsp>
-                        <wps:cNvPr id="10" name="Textbox 10"/>
-                        <wps:cNvSpPr/>
-                        <wps:spPr>
-                          <a:xfrm>
-                            <a:off x="0" y="0"/>
-                            <a:ext cx="1617480" cy="337320"/>
-                          </a:xfrm>
-                          <a:prstGeom prst="rect">
-                            <a:avLst/>
-                          </a:prstGeom>
-                          <a:noFill/>
-                          <a:ln w="0">
-                            <a:noFill/>
-                          </a:ln>
-                        </wps:spPr>
-                        <wps:style>
-                          <a:lnRef idx="0"/>
-                          <a:fillRef idx="0"/>
-                          <a:effectRef idx="0"/>
-                          <a:fontRef idx="minor"/>
-                        </wps:style>
-                        <wps:txbx>
-                          <w:txbxContent>
-                            <w:p>
-                              <w:pPr>
-                                <w:pStyle w:val="Normal"/>
-                                <w:spacing w:lineRule="exact" w:line="264"/>
-                                <w:ind w:end="17"/>
-                                <w:jc w:val="center"/>
-                                <w:rPr>
-                                  <w:b/>
-                                  <w:sz w:val="24"/>
-                                </w:rPr>
-                              </w:pPr>
-                              <w:r>
-                                <w:rPr>
-                                  <w:b/>
-                                  <w:sz w:val="24"/>
-                                </w:rPr>
-                                <w:t>Đại</w:t>
-                              </w:r>
-                              <w:r>
-                                <w:rPr>
-                                  <w:b/>
-                                  <w:spacing w:val="-1"/>
-                                  <w:sz w:val="24"/>
-                                </w:rPr>
-                                <w:t xml:space="preserve"> </w:t>
-                              </w:r>
-                              <w:r>
-                                <w:rPr>
-                                  <w:b/>
-                                  <w:sz w:val="24"/>
-                                </w:rPr>
-                                <w:t>diện Bên</w:t>
-                              </w:r>
-                              <w:r>
-                                <w:rPr>
-                                  <w:b/>
-                                  <w:spacing w:val="-1"/>
-                                  <w:sz w:val="24"/>
-                                </w:rPr>
-                                <w:t xml:space="preserve"> </w:t>
-                              </w:r>
-                              <w:r>
-                                <w:rPr>
-                                  <w:b/>
-                                  <w:spacing w:val="-10"/>
-                                  <w:sz w:val="24"/>
-                                </w:rPr>
-                                <w:t>C</w:t>
-                              </w:r>
-                            </w:p>
-                            <w:p>
-                              <w:pPr>
-                                <w:pStyle w:val="Normal"/>
-                                <w:spacing w:lineRule="exact" w:line="274"/>
-                                <w:ind w:end="18"/>
-                                <w:jc w:val="center"/>
-                                <w:rPr>
-                                  <w:i/>
-                                  <w:sz w:val="24"/>
-                                </w:rPr>
-                              </w:pPr>
-                              <w:r>
-                                <w:rPr>
-                                  <w:i/>
-                                  <w:sz w:val="24"/>
-                                </w:rPr>
-                                <w:t>(Ký,</w:t>
-                              </w:r>
-                              <w:r>
-                                <w:rPr>
-                                  <w:i/>
-                                  <w:spacing w:val="-3"/>
-                                  <w:sz w:val="24"/>
-                                </w:rPr>
-                                <w:t xml:space="preserve"> </w:t>
-                              </w:r>
-                              <w:r>
-                                <w:rPr>
-                                  <w:i/>
-                                  <w:sz w:val="24"/>
-                                </w:rPr>
-                                <w:t>đóng</w:t>
-                              </w:r>
-                              <w:r>
-                                <w:rPr>
-                                  <w:i/>
-                                  <w:spacing w:val="-1"/>
-                                  <w:sz w:val="24"/>
-                                </w:rPr>
-                                <w:t xml:space="preserve"> </w:t>
-                              </w:r>
-                              <w:r>
-                                <w:rPr>
-                                  <w:i/>
-                                  <w:sz w:val="24"/>
-                                </w:rPr>
-                                <w:t>dấu,</w:t>
-                              </w:r>
-                              <w:r>
-                                <w:rPr>
-                                  <w:i/>
-                                  <w:spacing w:val="-1"/>
-                                  <w:sz w:val="24"/>
-                                </w:rPr>
-                                <w:t xml:space="preserve"> </w:t>
-                              </w:r>
-                              <w:r>
-                                <w:rPr>
-                                  <w:i/>
-                                  <w:sz w:val="24"/>
-                                </w:rPr>
-                                <w:t>ghi</w:t>
-                              </w:r>
-                              <w:r>
-                                <w:rPr>
-                                  <w:i/>
-                                  <w:spacing w:val="-1"/>
-                                  <w:sz w:val="24"/>
-                                </w:rPr>
-                                <w:t xml:space="preserve"> </w:t>
-                              </w:r>
-                              <w:r>
-                                <w:rPr>
-                                  <w:i/>
-                                  <w:sz w:val="24"/>
-                                </w:rPr>
-                                <w:t>họ</w:t>
-                              </w:r>
-                              <w:r>
-                                <w:rPr>
-                                  <w:i/>
-                                  <w:spacing w:val="-1"/>
-                                  <w:sz w:val="24"/>
-                                </w:rPr>
-                                <w:t xml:space="preserve"> </w:t>
-                              </w:r>
-                              <w:r>
-                                <w:rPr>
-                                  <w:i/>
-                                  <w:spacing w:val="-4"/>
-                                  <w:sz w:val="24"/>
-                                </w:rPr>
-                                <w:t>tên)</w:t>
-                              </w:r>
-                            </w:p>
-                          </w:txbxContent>
-                        </wps:txbx>
-                        <wps:bodyPr lIns="0" tIns="0" rIns="0" bIns="0" anchor="t">
-                          <a:noAutofit/>
-                        </wps:bodyPr>
-                      </wps:wsp>
-                      <wps:wsp>
-                        <wps:cNvPr id="11" name="Textbox 11"/>
-                        <wps:cNvSpPr/>
-                        <wps:spPr>
-                          <a:xfrm>
-                            <a:off x="236880" y="1407240"/>
-                            <a:ext cx="1087200" cy="164520"/>
-                          </a:xfrm>
-                          <a:prstGeom prst="rect">
-                            <a:avLst/>
-                          </a:prstGeom>
-                          <a:noFill/>
-                          <a:ln w="0">
-                            <a:noFill/>
-                          </a:ln>
-                        </wps:spPr>
-                        <wps:style>
-                          <a:lnRef idx="0"/>
-                          <a:fillRef idx="0"/>
-                          <a:effectRef idx="0"/>
-                          <a:fontRef idx="minor"/>
-                        </wps:style>
-                        <wps:txbx>
-                          <w:txbxContent>
-                            <w:p>
-                              <w:pPr>
-                                <w:pStyle w:val="Normal"/>
-                                <w:spacing w:lineRule="exact" w:line="274"/>
-                                <w:ind w:hanging="0" w:start="0" w:end="2"/>
-                                <w:jc w:val="center"/>
-                                <w:rPr>
-                                  <w:i/>
-                                  <w:sz w:val="24"/>
-                                </w:rPr>
-                              </w:pPr>
-                              <w:r>
-                                <w:rPr>
-                                  <w:b/>
-                                  <w:i w:val="false"/>
-                                  <w:spacing w:val="-4"/>
-                                  <w:sz w:val="24"/>
-                                </w:rPr>
-                                <w:t>{{ new_owner_signature_name }}</w:t>
-                              </w:r>
-                            </w:p>
-                          </w:txbxContent>
-                        </wps:txbx>
-                        <wps:bodyPr lIns="0" tIns="0" rIns="0" bIns="0" anchor="t">
-                          <a:noAutofit/>
-                        </wps:bodyPr>
-                      </wps:wsp>
-                    </wpg:wgp>
-                  </a:graphicData>
-                </a:graphic>
-              </wp:anchor>
-            </w:drawing>
-          </mc:Choice>
-          <mc:Fallback>
-            <w:pict>
-              <v:group id="shape_0" alt="Group 9" style="position:absolute;margin-left:20.2pt;margin-top:12pt;width:127.35pt;height:123.75pt" coordorigin="404,240" coordsize="2547,2475">
-                <v:rect id="shape_0" stroked="f" o:allowincell="f" style="position:absolute;left:404;top:240;width:2546;height:530;mso-wrap-style:square;v-text-anchor:top">
-                  <v:fill o:detectmouseclick="t" on="false"/>
-                  <v:stroke color="#3465a4" joinstyle="round" endcap="flat"/>
-                  <v:textbox>
-                    <w:txbxContent>
-                      <w:p>
-                        <w:pPr>
-                          <w:pStyle w:val="Normal"/>
-                          <w:spacing w:lineRule="exact" w:line="264"/>
-                          <w:ind w:end="17"/>
-                          <w:jc w:val="center"/>
-                          <w:rPr>
-                            <w:b/>
-                            <w:sz w:val="24"/>
-                          </w:rPr>
-                        </w:pPr>
-                        <w:r>
-                          <w:rPr>
-                            <w:b/>
-                            <w:sz w:val="24"/>
-                          </w:rPr>
-                          <w:t>Đại</w:t>
-                        </w:r>
-                        <w:r>
-                          <w:rPr>
-                            <w:b/>
-                            <w:spacing w:val="-1"/>
-                            <w:sz w:val="24"/>
-                          </w:rPr>
-                          <w:t xml:space="preserve"> </w:t>
-                        </w:r>
-                        <w:r>
-                          <w:rPr>
-                            <w:b/>
-                            <w:sz w:val="24"/>
-                          </w:rPr>
-                          <w:t>diện Bên</w:t>
-                        </w:r>
-                        <w:r>
-                          <w:rPr>
-                            <w:b/>
-                            <w:spacing w:val="-1"/>
-                            <w:sz w:val="24"/>
-                          </w:rPr>
-                          <w:t xml:space="preserve"> </w:t>
-                        </w:r>
-                        <w:r>
-                          <w:rPr>
-                            <w:b/>
-                            <w:spacing w:val="-10"/>
-                            <w:sz w:val="24"/>
-                          </w:rPr>
-                          <w:t>C</w:t>
-                        </w:r>
-                      </w:p>
-                      <w:p>
-                        <w:pPr>
-                          <w:pStyle w:val="Normal"/>
-                          <w:spacing w:lineRule="exact" w:line="274"/>
-                          <w:ind w:end="18"/>
-                          <w:jc w:val="center"/>
-                          <w:rPr>
-                            <w:i/>
-                            <w:sz w:val="24"/>
-                          </w:rPr>
-                        </w:pPr>
-                        <w:r>
-                          <w:rPr>
-                            <w:i/>
-                            <w:sz w:val="24"/>
-                          </w:rPr>
-                          <w:t>(Ký,</w:t>
-                        </w:r>
-                        <w:r>
-                          <w:rPr>
-                            <w:i/>
-                            <w:spacing w:val="-3"/>
-                            <w:sz w:val="24"/>
-                          </w:rPr>
-                          <w:t xml:space="preserve"> </w:t>
-                        </w:r>
-                        <w:r>
-                          <w:rPr>
-                            <w:i/>
-                            <w:sz w:val="24"/>
-                          </w:rPr>
-                          <w:t>đóng</w:t>
-                        </w:r>
-                        <w:r>
-                          <w:rPr>
-                            <w:i/>
-                            <w:spacing w:val="-1"/>
-                            <w:sz w:val="24"/>
-                          </w:rPr>
-                          <w:t xml:space="preserve"> </w:t>
-                        </w:r>
-                        <w:r>
-                          <w:rPr>
-                            <w:i/>
-                            <w:sz w:val="24"/>
-                          </w:rPr>
-                          <w:t>dấu,</w:t>
-                        </w:r>
-                        <w:r>
-                          <w:rPr>
-                            <w:i/>
-                            <w:spacing w:val="-1"/>
-                            <w:sz w:val="24"/>
-                          </w:rPr>
-                          <w:t xml:space="preserve"> </w:t>
-                        </w:r>
-                        <w:r>
-                          <w:rPr>
-                            <w:i/>
-                            <w:sz w:val="24"/>
-                          </w:rPr>
-                          <w:t>ghi</w:t>
-                        </w:r>
-                        <w:r>
-                          <w:rPr>
-                            <w:i/>
-                            <w:spacing w:val="-1"/>
-                            <w:sz w:val="24"/>
-                          </w:rPr>
-                          <w:t xml:space="preserve"> </w:t>
-                        </w:r>
-                        <w:r>
-                          <w:rPr>
-                            <w:i/>
-                            <w:sz w:val="24"/>
-                          </w:rPr>
-                          <w:t>họ</w:t>
-                        </w:r>
-                        <w:r>
-                          <w:rPr>
-                            <w:i/>
-                            <w:spacing w:val="-1"/>
-                            <w:sz w:val="24"/>
-                          </w:rPr>
-                          <w:t xml:space="preserve"> </w:t>
-                        </w:r>
-                        <w:r>
-                          <w:rPr>
-                            <w:i/>
-                            <w:spacing w:val="-4"/>
-                            <w:sz w:val="24"/>
-                          </w:rPr>
-                          <w:t>tên)</w:t>
-                        </w:r>
-                      </w:p>
-                    </w:txbxContent>
-                  </v:textbox>
-                  <w10:wrap type="none"/>
-                </v:rect>
-                <v:rect id="shape_0" stroked="f" o:allowincell="f" style="position:absolute;left:777;top:2456;width:1711;height:258;mso-wrap-style:square;v-text-anchor:top">
-                  <v:fill o:detectmouseclick="t" on="false"/>
-                  <v:stroke color="#3465a4" joinstyle="round" endcap="flat"/>
-                  <v:textbox>
-                    <w:txbxContent>
-                      <w:p>
-                        <w:pPr>
-                          <w:pStyle w:val="Normal"/>
-                          <w:spacing w:lineRule="exact" w:line="274"/>
-                          <w:ind w:hanging="0" w:start="0" w:end="2"/>
-                          <w:jc w:val="center"/>
-                          <w:rPr>
-                            <w:i/>
-                            <w:sz w:val="24"/>
-                          </w:rPr>
-                        </w:pPr>
-                        <w:r>
-                          <w:rPr>
-                            <w:b/>
-                            <w:i w:val="false"/>
-                            <w:spacing w:val="-4"/>
-                            <w:sz w:val="24"/>
-                          </w:rPr>
-                          <w:t>{{ new_owner_signature_name }}</w:t>
-                        </w:r>
-                      </w:p>
-                    </w:txbxContent>
-                  </v:textbox>
-                  <w10:wrap type="none"/>
-                </v:rect>
-              </v:group>
-            </w:pict>
-          </mc:Fallback>
-        </mc:AlternateContent>
-        <mc:AlternateContent>
-          <mc:Choice Requires="wpg">
-            <w:drawing>
-              <wp:anchor distT="0" distB="0" distL="0" distR="0" simplePos="0" relativeHeight="17" behindDoc="0" locked="0" layoutInCell="1" allowOverlap="1">
-                <wp:simplePos x="0" y="0"/>
-                <wp:positionH relativeFrom="column">
-                  <wp:posOffset>2568575</wp:posOffset>
-                </wp:positionH>
-                <wp:positionV relativeFrom="paragraph">
-                  <wp:posOffset>152400</wp:posOffset>
-                </wp:positionV>
-                <wp:extent cx="1617345" cy="1571625"/>
-                <wp:effectExtent l="0" t="0" r="0" b="0"/>
-                <wp:wrapNone/>
-                <wp:docPr id="12" name="Group 2"/>
-                <a:graphic xmlns:a="http://schemas.openxmlformats.org/drawingml/2006/main">
-                  <a:graphicData uri="http://schemas.microsoft.com/office/word/2010/wordprocessingGroup">
-                    <wpg:wgp>
-                      <wpg:cNvGrpSpPr/>
-                      <wpg:grpSpPr>
-                        <a:xfrm>
-                          <a:off x="0" y="0"/>
-                          <a:ext cx="1617480" cy="1571760"/>
-                          <a:chOff x="0" y="0"/>
-                          <a:chExt cx="1617480" cy="1571760"/>
-                        </a:xfrm>
-                      </wpg:grpSpPr>
-                      <wps:wsp>
-                        <wps:cNvPr id="13" name="Textbox 6"/>
-                        <wps:cNvSpPr/>
-                        <wps:spPr>
-                          <a:xfrm>
-                            <a:off x="0" y="0"/>
-                            <a:ext cx="1617480" cy="337320"/>
-                          </a:xfrm>
-                          <a:prstGeom prst="rect">
-                            <a:avLst/>
-                          </a:prstGeom>
-                          <a:noFill/>
-                          <a:ln w="0">
-                            <a:noFill/>
-                          </a:ln>
-                        </wps:spPr>
-                        <wps:style>
-                          <a:lnRef idx="0"/>
-                          <a:fillRef idx="0"/>
-                          <a:effectRef idx="0"/>
-                          <a:fontRef idx="minor"/>
-                        </wps:style>
-                        <wps:txbx>
-                          <w:txbxContent>
-                            <w:p>
-                              <w:pPr>
-                                <w:pStyle w:val="Normal"/>
-                                <w:spacing w:lineRule="exact" w:line="264"/>
-                                <w:ind w:end="17"/>
-                                <w:jc w:val="center"/>
-                                <w:rPr>
-                                  <w:b/>
-                                  <w:sz w:val="24"/>
-                                </w:rPr>
-                              </w:pPr>
-                              <w:r>
-                                <w:rPr>
-                                  <w:b/>
-                                  <w:sz w:val="24"/>
-                                </w:rPr>
-                                <w:t>Đại</w:t>
-                              </w:r>
-                              <w:r>
-                                <w:rPr>
-                                  <w:b/>
-                                  <w:spacing w:val="-1"/>
-                                  <w:sz w:val="24"/>
-                                </w:rPr>
-                                <w:t xml:space="preserve"> </w:t>
-                              </w:r>
-                              <w:r>
-                                <w:rPr>
-                                  <w:b/>
-                                  <w:sz w:val="24"/>
-                                </w:rPr>
-                                <w:t>diện Bên</w:t>
-                              </w:r>
-                              <w:r>
-                                <w:rPr>
-                                  <w:b/>
-                                  <w:spacing w:val="-1"/>
-                                  <w:sz w:val="24"/>
-                                </w:rPr>
-                                <w:t xml:space="preserve"> </w:t>
-                              </w:r>
-                              <w:r>
-                                <w:rPr>
-                                  <w:b/>
-                                  <w:spacing w:val="-10"/>
-                                  <w:sz w:val="24"/>
-                                </w:rPr>
-                                <w:t>A</w:t>
-                              </w:r>
-                            </w:p>
-                            <w:p>
-                              <w:pPr>
-                                <w:pStyle w:val="Normal"/>
-                                <w:spacing w:lineRule="exact" w:line="274"/>
-                                <w:ind w:end="18"/>
-                                <w:jc w:val="center"/>
-                                <w:rPr>
-                                  <w:i/>
-                                  <w:sz w:val="24"/>
-                                </w:rPr>
-                              </w:pPr>
-                              <w:r>
-                                <w:rPr>
-                                  <w:i/>
-                                  <w:sz w:val="24"/>
-                                </w:rPr>
-                                <w:t>(Ký,</w:t>
-                              </w:r>
-                              <w:r>
-                                <w:rPr>
-                                  <w:i/>
-                                  <w:spacing w:val="-3"/>
-                                  <w:sz w:val="24"/>
-                                </w:rPr>
-                                <w:t xml:space="preserve"> </w:t>
-                              </w:r>
-                              <w:r>
-                                <w:rPr>
-                                  <w:i/>
-                                  <w:sz w:val="24"/>
-                                </w:rPr>
-                                <w:t>đóng</w:t>
-                              </w:r>
-                              <w:r>
-                                <w:rPr>
-                                  <w:i/>
-                                  <w:spacing w:val="-1"/>
-                                  <w:sz w:val="24"/>
-                                </w:rPr>
-                                <w:t xml:space="preserve"> </w:t>
-                              </w:r>
-                              <w:r>
-                                <w:rPr>
-                                  <w:i/>
-                                  <w:sz w:val="24"/>
-                                </w:rPr>
-                                <w:t>dấu,</w:t>
-                              </w:r>
-                              <w:r>
-                                <w:rPr>
-                                  <w:i/>
-                                  <w:spacing w:val="-1"/>
-                                  <w:sz w:val="24"/>
-                                </w:rPr>
-                                <w:t xml:space="preserve"> </w:t>
-                              </w:r>
-                              <w:r>
-                                <w:rPr>
-                                  <w:i/>
-                                  <w:sz w:val="24"/>
-                                </w:rPr>
-                                <w:t>ghi</w:t>
-                              </w:r>
-                              <w:r>
-                                <w:rPr>
-                                  <w:i/>
-                                  <w:spacing w:val="-1"/>
-                                  <w:sz w:val="24"/>
-                                </w:rPr>
-                                <w:t xml:space="preserve"> </w:t>
-                              </w:r>
-                              <w:r>
-                                <w:rPr>
-                                  <w:i/>
-                                  <w:sz w:val="24"/>
-                                </w:rPr>
-                                <w:t>họ</w:t>
-                              </w:r>
-                              <w:r>
-                                <w:rPr>
-                                  <w:i/>
-                                  <w:spacing w:val="-1"/>
-                                  <w:sz w:val="24"/>
-                                </w:rPr>
-                                <w:t xml:space="preserve"> </w:t>
-                              </w:r>
-                              <w:r>
-                                <w:rPr>
-                                  <w:i/>
-                                  <w:spacing w:val="-4"/>
-                                  <w:sz w:val="24"/>
-                                </w:rPr>
-                                <w:t>tên)</w:t>
-                              </w:r>
-                            </w:p>
-                          </w:txbxContent>
-                        </wps:txbx>
-                        <wps:bodyPr lIns="0" tIns="0" rIns="0" bIns="0" anchor="t">
-                          <a:noAutofit/>
-                        </wps:bodyPr>
-                      </wps:wsp>
-                      <wps:wsp>
-                        <wps:cNvPr id="14" name="Textbox 7"/>
-                        <wps:cNvSpPr/>
-                        <wps:spPr>
-                          <a:xfrm>
-                            <a:off x="236880" y="1407240"/>
-                            <a:ext cx="1087200" cy="164520"/>
-                          </a:xfrm>
-                          <a:prstGeom prst="rect">
-                            <a:avLst/>
-                          </a:prstGeom>
-                          <a:noFill/>
-                          <a:ln w="0">
-                            <a:noFill/>
-                          </a:ln>
-                        </wps:spPr>
-                        <wps:style>
-                          <a:lnRef idx="0"/>
-                          <a:fillRef idx="0"/>
-                          <a:effectRef idx="0"/>
-                          <a:fontRef idx="minor"/>
-                        </wps:style>
-                        <wps:txbx>
-                          <w:txbxContent>
-                            <w:p>
-                              <w:pPr>
-                                <w:pStyle w:val="BodyText"/>
-                                <w:spacing w:before="0" w:after="283"/>
-                                <w:rPr/>
-                              </w:pPr>
-                              <w:r>
-                                <w:rPr>
-                                  <w:b/>
-                                  <w:i w:val="false"/>
-                                  <w:spacing w:val="-4"/>
-                                  <w:sz w:val="24"/>
-                                </w:rPr>
-                                <w:t xml:space="preserve">{{ </w:t>
-                              </w:r>
-                              <w:r>
-                                <w:rPr>
-                                  <w:rFonts w:eastAsia="Times New Roman" w:cs="Times New Roman"/>
-                                  <w:b/>
-                                  <w:i w:val="false"/>
-                                  <w:color w:val="auto"/>
-                                  <w:spacing w:val="-4"/>
-                                  <w:kern w:val="0"/>
-                                  <w:sz w:val="24"/>
-                                  <w:szCs w:val="22"/>
-                                  <w:lang w:val="vi-VN" w:eastAsia="en-US" w:bidi="ar-SA"/>
-                                </w:rPr>
-                                <w:t>customer_representative_signature_name</w:t>
-                              </w:r>
-                              <w:r>
-                                <w:rPr>
-                                  <w:b/>
-                                  <w:i w:val="false"/>
-                                  <w:spacing w:val="-4"/>
-                                  <w:sz w:val="24"/>
-                                </w:rPr>
-                                <w:t xml:space="preserve"> }}{{ customer_representative_signature_name }}</w:t>
-                              </w:r>
-                            </w:p>
-                            <w:p>
-                              <w:pPr>
-                                <w:pStyle w:val="BodyText"/>
-                                <w:spacing w:before="0" w:after="283"/>
-                                <w:rPr/>
-                              </w:pPr>
-                              <w:r>
-                                <w:rPr/>
-                              </w:r>
-                            </w:p>
-                          </w:txbxContent>
-                        </wps:txbx>
-                        <wps:bodyPr lIns="0" tIns="0" rIns="0" bIns="0" anchor="t">
-                          <a:noAutofit/>
-                        </wps:bodyPr>
-                      </wps:wsp>
-                    </wpg:wgp>
-                  </a:graphicData>
-                </a:graphic>
-              </wp:anchor>
-            </w:drawing>
-          </mc:Choice>
-          <mc:Fallback>
-            <w:pict>
-              <v:group id="shape_0" alt="Group 2" style="position:absolute;margin-left:202.25pt;margin-top:12pt;width:127.35pt;height:123.75pt" coordorigin="4045,240" coordsize="2547,2475">
-                <v:rect id="shape_0" stroked="f" o:allowincell="f" style="position:absolute;left:4045;top:240;width:2546;height:530;mso-wrap-style:square;v-text-anchor:top">
-                  <v:fill o:detectmouseclick="t" on="false"/>
-                  <v:stroke color="#3465a4" joinstyle="round" endcap="flat"/>
-                  <v:textbox>
-                    <w:txbxContent>
-                      <w:p>
-                        <w:pPr>
-                          <w:pStyle w:val="Normal"/>
-                          <w:spacing w:lineRule="exact" w:line="264"/>
-                          <w:ind w:end="17"/>
-                          <w:jc w:val="center"/>
-                          <w:rPr>
-                            <w:b/>
-                            <w:sz w:val="24"/>
-                          </w:rPr>
-                        </w:pPr>
-                        <w:r>
-                          <w:rPr>
-                            <w:b/>
-                            <w:sz w:val="24"/>
-                          </w:rPr>
-                          <w:t>Đại</w:t>
-                        </w:r>
-                        <w:r>
-                          <w:rPr>
-                            <w:b/>
-                            <w:spacing w:val="-1"/>
-                            <w:sz w:val="24"/>
-                          </w:rPr>
-                          <w:t xml:space="preserve"> </w:t>
-                        </w:r>
-                        <w:r>
-                          <w:rPr>
-                            <w:b/>
-                            <w:sz w:val="24"/>
-                          </w:rPr>
-                          <w:t>diện Bên</w:t>
-                        </w:r>
-                        <w:r>
-                          <w:rPr>
-                            <w:b/>
-                            <w:spacing w:val="-1"/>
-                            <w:sz w:val="24"/>
-                          </w:rPr>
-                          <w:t xml:space="preserve"> </w:t>
-                        </w:r>
-                        <w:r>
-                          <w:rPr>
-                            <w:b/>
-                            <w:spacing w:val="-10"/>
-                            <w:sz w:val="24"/>
-                          </w:rPr>
-                          <w:t>A</w:t>
-                        </w:r>
-                      </w:p>
-                      <w:p>
-                        <w:pPr>
-                          <w:pStyle w:val="Normal"/>
-                          <w:spacing w:lineRule="exact" w:line="274"/>
-                          <w:ind w:end="18"/>
-                          <w:jc w:val="center"/>
-                          <w:rPr>
-                            <w:i/>
-                            <w:sz w:val="24"/>
-                          </w:rPr>
-                        </w:pPr>
-                        <w:r>
-                          <w:rPr>
-                            <w:i/>
-                            <w:sz w:val="24"/>
-                          </w:rPr>
-                          <w:t>(Ký,</w:t>
-                        </w:r>
-                        <w:r>
-                          <w:rPr>
-                            <w:i/>
-                            <w:spacing w:val="-3"/>
-                            <w:sz w:val="24"/>
-                          </w:rPr>
-                          <w:t xml:space="preserve"> </w:t>
-                        </w:r>
-                        <w:r>
-                          <w:rPr>
-                            <w:i/>
-                            <w:sz w:val="24"/>
-                          </w:rPr>
-                          <w:t>đóng</w:t>
-                        </w:r>
-                        <w:r>
-                          <w:rPr>
-                            <w:i/>
-                            <w:spacing w:val="-1"/>
-                            <w:sz w:val="24"/>
-                          </w:rPr>
-                          <w:t xml:space="preserve"> </w:t>
-                        </w:r>
-                        <w:r>
-                          <w:rPr>
-                            <w:i/>
-                            <w:sz w:val="24"/>
-                          </w:rPr>
-                          <w:t>dấu,</w:t>
-                        </w:r>
-                        <w:r>
-                          <w:rPr>
-                            <w:i/>
-                            <w:spacing w:val="-1"/>
-                            <w:sz w:val="24"/>
-                          </w:rPr>
-                          <w:t xml:space="preserve"> </w:t>
-                        </w:r>
-                        <w:r>
-                          <w:rPr>
-                            <w:i/>
-                            <w:sz w:val="24"/>
-                          </w:rPr>
-                          <w:t>ghi</w:t>
-                        </w:r>
-                        <w:r>
-                          <w:rPr>
-                            <w:i/>
-                            <w:spacing w:val="-1"/>
-                            <w:sz w:val="24"/>
-                          </w:rPr>
-                          <w:t xml:space="preserve"> </w:t>
-                        </w:r>
-                        <w:r>
-                          <w:rPr>
-                            <w:i/>
-                            <w:sz w:val="24"/>
-                          </w:rPr>
-                          <w:t>họ</w:t>
-                        </w:r>
-                        <w:r>
-                          <w:rPr>
-                            <w:i/>
-                            <w:spacing w:val="-1"/>
-                            <w:sz w:val="24"/>
-                          </w:rPr>
-                          <w:t xml:space="preserve"> </w:t>
-                        </w:r>
-                        <w:r>
-                          <w:rPr>
-                            <w:i/>
-                            <w:spacing w:val="-4"/>
-                            <w:sz w:val="24"/>
-                          </w:rPr>
-                          <w:t>tên)</w:t>
-                        </w:r>
-                      </w:p>
-                    </w:txbxContent>
-                  </v:textbox>
-                  <w10:wrap type="none"/>
-                </v:rect>
-                <v:rect id="shape_0" stroked="f" o:allowincell="f" style="position:absolute;left:4418;top:2456;width:1711;height:258;mso-wrap-style:square;v-text-anchor:top">
-                  <v:fill o:detectmouseclick="t" on="false"/>
-                  <v:stroke color="#3465a4" joinstyle="round" endcap="flat"/>
-                  <v:textbox>
-                    <w:txbxContent>
-                      <w:p>
-                        <w:pPr>
-                          <w:pStyle w:val="BodyText"/>
-                          <w:spacing w:before="0" w:after="283"/>
-                          <w:rPr/>
-                        </w:pPr>
-                        <w:r>
-                          <w:rPr>
-                            <w:b/>
-                            <w:i w:val="false"/>
-                            <w:spacing w:val="-4"/>
-                            <w:sz w:val="24"/>
-                          </w:rPr>
-                          <w:t xml:space="preserve">{{ </w:t>
-                        </w:r>
-                        <w:r>
-                          <w:rPr>
-                            <w:rFonts w:eastAsia="Times New Roman" w:cs="Times New Roman"/>
-                            <w:b/>
-                            <w:i w:val="false"/>
-                            <w:color w:val="auto"/>
-                            <w:spacing w:val="-4"/>
-                            <w:kern w:val="0"/>
-                            <w:sz w:val="24"/>
-                            <w:szCs w:val="22"/>
-                            <w:lang w:val="vi-VN" w:eastAsia="en-US" w:bidi="ar-SA"/>
-                          </w:rPr>
-                          <w:t>customer_representative_signature_name</w:t>
-                        </w:r>
-                        <w:r>
-                          <w:rPr>
-                            <w:b/>
-                            <w:i w:val="false"/>
-                            <w:spacing w:val="-4"/>
-                            <w:sz w:val="24"/>
-                          </w:rPr>
-                          <w:t xml:space="preserve"> }}{{ customer_representative_signature_name }}</w:t>
-                        </w:r>
-                      </w:p>
-                      <w:p>
-                        <w:pPr>
-                          <w:pStyle w:val="BodyText"/>
-                          <w:spacing w:before="0" w:after="283"/>
-                          <w:rPr/>
-                        </w:pPr>
-                        <w:r>
-                          <w:rPr/>
-                        </w:r>
-                      </w:p>
-                    </w:txbxContent>
-                  </v:textbox>
-                  <w10:wrap type="none"/>
-                </v:rect>
-              </v:group>
-            </w:pict>
-          </mc:Fallback>
-        </mc:AlternateContent>
-        <mc:AlternateContent>
-          <mc:Choice Requires="wpg">
-            <w:drawing>
-              <wp:anchor distT="0" distB="0" distL="0" distR="0" simplePos="0" relativeHeight="20" behindDoc="0" locked="0" layoutInCell="0" allowOverlap="1">
-                <wp:simplePos x="0" y="0"/>
-                <wp:positionH relativeFrom="page">
-                  <wp:posOffset>5295265</wp:posOffset>
-                </wp:positionH>
-                <wp:positionV relativeFrom="paragraph">
-                  <wp:posOffset>152400</wp:posOffset>
-                </wp:positionV>
-                <wp:extent cx="1617345" cy="1571625"/>
-                <wp:effectExtent l="0" t="0" r="0" b="0"/>
-                <wp:wrapNone/>
-                <wp:docPr id="15" name="Group 1"/>
-                <a:graphic xmlns:a="http://schemas.openxmlformats.org/drawingml/2006/main">
-                  <a:graphicData uri="http://schemas.microsoft.com/office/word/2010/wordprocessingGroup">
-                    <wpg:wgp>
-                      <wpg:cNvGrpSpPr/>
-                      <wpg:grpSpPr>
-                        <a:xfrm>
-                          <a:off x="0" y="0"/>
-                          <a:ext cx="1617480" cy="1571760"/>
-                          <a:chOff x="0" y="0"/>
-                          <a:chExt cx="1617480" cy="1571760"/>
-                        </a:xfrm>
-                      </wpg:grpSpPr>
-                      <wps:wsp>
-                        <wps:cNvPr id="16" name="Textbox 4"/>
-                        <wps:cNvSpPr/>
-                        <wps:spPr>
-                          <a:xfrm>
-                            <a:off x="0" y="0"/>
-                            <a:ext cx="1617480" cy="337320"/>
-                          </a:xfrm>
-                          <a:prstGeom prst="rect">
-                            <a:avLst/>
-                          </a:prstGeom>
-                          <a:noFill/>
-                          <a:ln w="0">
-                            <a:noFill/>
-                          </a:ln>
-                        </wps:spPr>
-                        <wps:style>
-                          <a:lnRef idx="0"/>
-                          <a:fillRef idx="0"/>
-                          <a:effectRef idx="0"/>
-                          <a:fontRef idx="minor"/>
-                        </wps:style>
-                        <wps:txbx>
-                          <w:txbxContent>
-                            <w:p>
-                              <w:pPr>
-                                <w:pStyle w:val="Normal"/>
-                                <w:spacing w:lineRule="exact" w:line="264"/>
-                                <w:ind w:end="17"/>
-                                <w:jc w:val="center"/>
-                                <w:rPr>
-                                  <w:b/>
-                                  <w:sz w:val="24"/>
-                                </w:rPr>
-                              </w:pPr>
-                              <w:r>
-                                <w:rPr>
-                                  <w:b/>
-                                  <w:sz w:val="24"/>
-                                </w:rPr>
-                                <w:t>Đại</w:t>
-                              </w:r>
-                              <w:r>
-                                <w:rPr>
-                                  <w:b/>
-                                  <w:spacing w:val="-1"/>
-                                  <w:sz w:val="24"/>
-                                </w:rPr>
-                                <w:t xml:space="preserve"> </w:t>
-                              </w:r>
-                              <w:r>
-                                <w:rPr>
-                                  <w:b/>
-                                  <w:sz w:val="24"/>
-                                </w:rPr>
-                                <w:t>diện Bên</w:t>
-                              </w:r>
-                              <w:r>
-                                <w:rPr>
-                                  <w:b/>
-                                  <w:spacing w:val="-1"/>
-                                  <w:sz w:val="24"/>
-                                </w:rPr>
-                                <w:t xml:space="preserve"> </w:t>
-                              </w:r>
-                              <w:r>
-                                <w:rPr>
-                                  <w:b/>
-                                  <w:spacing w:val="-10"/>
-                                  <w:sz w:val="24"/>
-                                </w:rPr>
-                                <w:t>B</w:t>
-                              </w:r>
-                            </w:p>
-                            <w:p>
-                              <w:pPr>
-                                <w:pStyle w:val="Normal"/>
-                                <w:spacing w:lineRule="exact" w:line="274"/>
-                                <w:ind w:end="18"/>
-                                <w:jc w:val="center"/>
-                                <w:rPr>
-                                  <w:i/>
-                                  <w:sz w:val="24"/>
-                                </w:rPr>
-                              </w:pPr>
-                              <w:r>
-                                <w:rPr>
-                                  <w:i/>
-                                  <w:sz w:val="24"/>
-                                </w:rPr>
-                                <w:t>(Ký,</w:t>
-                              </w:r>
-                              <w:r>
-                                <w:rPr>
-                                  <w:i/>
-                                  <w:spacing w:val="-3"/>
-                                  <w:sz w:val="24"/>
-                                </w:rPr>
-                                <w:t xml:space="preserve"> </w:t>
-                              </w:r>
-                              <w:r>
-                                <w:rPr>
-                                  <w:i/>
-                                  <w:sz w:val="24"/>
-                                </w:rPr>
-                                <w:t>đóng</w:t>
-                              </w:r>
-                              <w:r>
-                                <w:rPr>
-                                  <w:i/>
-                                  <w:spacing w:val="-1"/>
-                                  <w:sz w:val="24"/>
-                                </w:rPr>
-                                <w:t xml:space="preserve"> </w:t>
-                              </w:r>
-                              <w:r>
-                                <w:rPr>
-                                  <w:i/>
-                                  <w:sz w:val="24"/>
-                                </w:rPr>
-                                <w:t>dấu,</w:t>
-                              </w:r>
-                              <w:r>
-                                <w:rPr>
-                                  <w:i/>
-                                  <w:spacing w:val="-1"/>
-                                  <w:sz w:val="24"/>
-                                </w:rPr>
-                                <w:t xml:space="preserve"> </w:t>
-                              </w:r>
-                              <w:r>
-                                <w:rPr>
-                                  <w:i/>
-                                  <w:sz w:val="24"/>
-                                </w:rPr>
-                                <w:t>ghi</w:t>
-                              </w:r>
-                              <w:r>
-                                <w:rPr>
-                                  <w:i/>
-                                  <w:spacing w:val="-1"/>
-                                  <w:sz w:val="24"/>
-                                </w:rPr>
-                                <w:t xml:space="preserve"> </w:t>
-                              </w:r>
-                              <w:r>
-                                <w:rPr>
-                                  <w:i/>
-                                  <w:sz w:val="24"/>
-                                </w:rPr>
-                                <w:t>họ</w:t>
-                              </w:r>
-                              <w:r>
-                                <w:rPr>
-                                  <w:i/>
-                                  <w:spacing w:val="-1"/>
-                                  <w:sz w:val="24"/>
-                                </w:rPr>
-                                <w:t xml:space="preserve"> </w:t>
-                              </w:r>
-                              <w:r>
-                                <w:rPr>
-                                  <w:i/>
-                                  <w:spacing w:val="-4"/>
-                                  <w:sz w:val="24"/>
-                                </w:rPr>
-                                <w:t>tên)</w:t>
-                              </w:r>
-                            </w:p>
-                          </w:txbxContent>
-                        </wps:txbx>
-                        <wps:bodyPr lIns="0" tIns="0" rIns="0" bIns="0" anchor="t">
-                          <a:noAutofit/>
-                        </wps:bodyPr>
-                      </wps:wsp>
-                      <wps:wsp>
-                        <wps:cNvPr id="17" name="Textbox 5"/>
-                        <wps:cNvSpPr/>
-                        <wps:spPr>
-                          <a:xfrm>
-                            <a:off x="236880" y="1407240"/>
-                            <a:ext cx="1087200" cy="164520"/>
-                          </a:xfrm>
-                          <a:prstGeom prst="rect">
-                            <a:avLst/>
-                          </a:prstGeom>
-                          <a:noFill/>
-                          <a:ln w="0">
-                            <a:noFill/>
-                          </a:ln>
-                        </wps:spPr>
-                        <wps:style>
-                          <a:lnRef idx="0"/>
-                          <a:fillRef idx="0"/>
-                          <a:effectRef idx="0"/>
-                          <a:fontRef idx="minor"/>
-                        </wps:style>
-                        <wps:txbx>
-                          <w:txbxContent>
-                            <w:p>
-                              <w:pPr>
-                                <w:pStyle w:val="Normal"/>
-                                <w:spacing w:lineRule="exact" w:line="266"/>
-                                <w:rPr>
-                                  <w:b/>
-                                  <w:sz w:val="24"/>
-                                </w:rPr>
-                              </w:pPr>
-                              <w:r>
-                                <w:rPr>
-                                  <w:b/>
-                                  <w:sz w:val="24"/>
-                                </w:rPr>
-                                <w:t>VÕ</w:t>
-                              </w:r>
-                              <w:r>
-                                <w:rPr>
-                                  <w:b/>
-                                  <w:spacing w:val="-1"/>
-                                  <w:sz w:val="24"/>
-                                </w:rPr>
-                                <w:t xml:space="preserve"> </w:t>
-                              </w:r>
-                              <w:r>
-                                <w:rPr>
-                                  <w:b/>
-                                  <w:sz w:val="24"/>
-                                </w:rPr>
-                                <w:t>DUY</w:t>
-                              </w:r>
-                              <w:r>
-                                <w:rPr>
-                                  <w:b/>
-                                  <w:spacing w:val="-2"/>
-                                  <w:sz w:val="24"/>
-                                </w:rPr>
-                                <w:t xml:space="preserve"> </w:t>
-                              </w:r>
-                              <w:r>
-                                <w:rPr>
-                                  <w:b/>
-                                  <w:spacing w:val="-4"/>
-                                  <w:sz w:val="24"/>
-                                </w:rPr>
-                                <w:t>NHẬT</w:t>
-                              </w:r>
-                            </w:p>
-                          </w:txbxContent>
-                        </wps:txbx>
-                        <wps:bodyPr lIns="0" tIns="0" rIns="0" bIns="0" anchor="t">
-                          <a:noAutofit/>
-                        </wps:bodyPr>
-                      </wps:wsp>
-                    </wpg:wgp>
-                  </a:graphicData>
-                </a:graphic>
-              </wp:anchor>
-            </w:drawing>
-          </mc:Choice>
-          <mc:Fallback>
-            <w:pict>
-              <v:group id="shape_0" alt="Group 1" style="position:absolute;margin-left:416.95pt;margin-top:12pt;width:127.35pt;height:123.75pt" coordorigin="8339,240" coordsize="2547,2475">
-                <v:rect id="shape_0" stroked="f" o:allowincell="f" style="position:absolute;left:8339;top:240;width:2546;height:530;mso-wrap-style:square;v-text-anchor:top;mso-position-horizontal-relative:page">
-                  <v:fill o:detectmouseclick="t" on="false"/>
-                  <v:stroke color="#3465a4" joinstyle="round" endcap="flat"/>
-                  <v:textbox>
-                    <w:txbxContent>
-                      <w:p>
-                        <w:pPr>
-                          <w:pStyle w:val="Normal"/>
-                          <w:spacing w:lineRule="exact" w:line="264"/>
-                          <w:ind w:end="17"/>
-                          <w:jc w:val="center"/>
-                          <w:rPr>
-                            <w:b/>
-                            <w:sz w:val="24"/>
-                          </w:rPr>
-                        </w:pPr>
-                        <w:r>
-                          <w:rPr>
-                            <w:b/>
-                            <w:sz w:val="24"/>
-                          </w:rPr>
-                          <w:t>Đại</w:t>
-                        </w:r>
-                        <w:r>
-                          <w:rPr>
-                            <w:b/>
-                            <w:spacing w:val="-1"/>
-                            <w:sz w:val="24"/>
-                          </w:rPr>
-                          <w:t xml:space="preserve"> </w:t>
-                        </w:r>
-                        <w:r>
-                          <w:rPr>
-                            <w:b/>
-                            <w:sz w:val="24"/>
-                          </w:rPr>
-                          <w:t>diện Bên</w:t>
-                        </w:r>
-                        <w:r>
-                          <w:rPr>
-                            <w:b/>
-                            <w:spacing w:val="-1"/>
-                            <w:sz w:val="24"/>
-                          </w:rPr>
-                          <w:t xml:space="preserve"> </w:t>
-                        </w:r>
-                        <w:r>
-                          <w:rPr>
-                            <w:b/>
-                            <w:spacing w:val="-10"/>
-                            <w:sz w:val="24"/>
-                          </w:rPr>
-                          <w:t>B</w:t>
-                        </w:r>
-                      </w:p>
-                      <w:p>
-                        <w:pPr>
-                          <w:pStyle w:val="Normal"/>
-                          <w:spacing w:lineRule="exact" w:line="274"/>
-                          <w:ind w:end="18"/>
-                          <w:jc w:val="center"/>
-                          <w:rPr>
-                            <w:i/>
-                            <w:sz w:val="24"/>
-                          </w:rPr>
-                        </w:pPr>
-                        <w:r>
-                          <w:rPr>
-                            <w:i/>
-                            <w:sz w:val="24"/>
-                          </w:rPr>
-                          <w:t>(Ký,</w:t>
-                        </w:r>
-                        <w:r>
-                          <w:rPr>
-                            <w:i/>
-                            <w:spacing w:val="-3"/>
-                            <w:sz w:val="24"/>
-                          </w:rPr>
-                          <w:t xml:space="preserve"> </w:t>
-                        </w:r>
-                        <w:r>
-                          <w:rPr>
-                            <w:i/>
-                            <w:sz w:val="24"/>
-                          </w:rPr>
-                          <w:t>đóng</w:t>
-                        </w:r>
-                        <w:r>
-                          <w:rPr>
-                            <w:i/>
-                            <w:spacing w:val="-1"/>
-                            <w:sz w:val="24"/>
-                          </w:rPr>
-                          <w:t xml:space="preserve"> </w:t>
-                        </w:r>
-                        <w:r>
-                          <w:rPr>
-                            <w:i/>
-                            <w:sz w:val="24"/>
-                          </w:rPr>
-                          <w:t>dấu,</w:t>
-                        </w:r>
-                        <w:r>
-                          <w:rPr>
-                            <w:i/>
-                            <w:spacing w:val="-1"/>
-                            <w:sz w:val="24"/>
-                          </w:rPr>
-                          <w:t xml:space="preserve"> </w:t>
-                        </w:r>
-                        <w:r>
-                          <w:rPr>
-                            <w:i/>
-                            <w:sz w:val="24"/>
-                          </w:rPr>
-                          <w:t>ghi</w:t>
-                        </w:r>
-                        <w:r>
-                          <w:rPr>
-                            <w:i/>
-                            <w:spacing w:val="-1"/>
-                            <w:sz w:val="24"/>
-                          </w:rPr>
-                          <w:t xml:space="preserve"> </w:t>
-                        </w:r>
-                        <w:r>
-                          <w:rPr>
-                            <w:i/>
-                            <w:sz w:val="24"/>
-                          </w:rPr>
-                          <w:t>họ</w:t>
-                        </w:r>
-                        <w:r>
-                          <w:rPr>
-                            <w:i/>
-                            <w:spacing w:val="-1"/>
-                            <w:sz w:val="24"/>
-                          </w:rPr>
-                          <w:t xml:space="preserve"> </w:t>
-                        </w:r>
-                        <w:r>
-                          <w:rPr>
-                            <w:i/>
-                            <w:spacing w:val="-4"/>
-                            <w:sz w:val="24"/>
-                          </w:rPr>
-                          <w:t>tên)</w:t>
-                        </w:r>
-                      </w:p>
-                    </w:txbxContent>
-                  </v:textbox>
-                  <w10:wrap type="none"/>
-                </v:rect>
-                <v:rect id="shape_0" stroked="f" o:allowincell="f" style="position:absolute;left:8712;top:2456;width:1711;height:258;mso-wrap-style:square;v-text-anchor:top;mso-position-horizontal-relative:page">
-                  <v:fill o:detectmouseclick="t" on="false"/>
-                  <v:stroke color="#3465a4" joinstyle="round" endcap="flat"/>
-                  <v:textbox>
-                    <w:txbxContent>
-                      <w:p>
-                        <w:pPr>
-                          <w:pStyle w:val="Normal"/>
-                          <w:spacing w:lineRule="exact" w:line="266"/>
-                          <w:rPr>
-                            <w:b/>
-                            <w:sz w:val="24"/>
-                          </w:rPr>
-                        </w:pPr>
-                        <w:r>
-                          <w:rPr>
-                            <w:b/>
-                            <w:sz w:val="24"/>
-                          </w:rPr>
-                          <w:t>VÕ</w:t>
-                        </w:r>
-                        <w:r>
-                          <w:rPr>
-                            <w:b/>
-                            <w:spacing w:val="-1"/>
-                            <w:sz w:val="24"/>
-                          </w:rPr>
-                          <w:t xml:space="preserve"> </w:t>
-                        </w:r>
-                        <w:r>
-                          <w:rPr>
-                            <w:b/>
-                            <w:sz w:val="24"/>
-                          </w:rPr>
-                          <w:t>DUY</w:t>
-                        </w:r>
-                        <w:r>
-                          <w:rPr>
-                            <w:b/>
-                            <w:spacing w:val="-2"/>
-                            <w:sz w:val="24"/>
-                          </w:rPr>
-                          <w:t xml:space="preserve"> </w:t>
-                        </w:r>
-                        <w:r>
-                          <w:rPr>
-                            <w:b/>
-                            <w:spacing w:val="-4"/>
-                            <w:sz w:val="24"/>
-                          </w:rPr>
-                          <w:t>NHẬT</w:t>
-                        </w:r>
-                      </w:p>
-                    </w:txbxContent>
-                  </v:textbox>
-                  <w10:wrap type="none"/>
-                </v:rect>
-              </v:group>
-            </w:pict>
-          </mc:Fallback>
-        </mc:AlternateContent>
-      </w:r>
-    </w:p>
+    <w:tbl>
+      <w:tblPr>
+        <w:tblW w:w="10800" w:type="dxa"/>
+        <w:jc w:val="center"/>
+        <w:tblInd w:w="0" w:type="dxa"/>
+        <w:tblLayout w:type="fixed"/>
+        <w:tblCellMar>
+          <w:top w:w="60" w:type="dxa"/>
+          <w:start w:w="108" w:type="dxa"/>
+          <w:bottom w:w="60" w:type="dxa"/>
+          <w:end w:w="108" w:type="dxa"/>
+        </w:tblCellMar>
+        <w:tblLook w:noHBand="0" w:noVBand="1" w:firstColumn="1" w:lastRow="0" w:lastColumn="0" w:firstRow="1" w:val="04a0"/>
+      </w:tblPr>
+      <w:tblGrid>
+        <w:gridCol w:w="3600"/>
+        <w:gridCol w:w="3600"/>
+        <w:gridCol w:w="3600"/>
+      </w:tblGrid>
+      <w:tr>
+        <w:trPr/>
+        <w:tc>
+          <w:tcPr>
+            <w:tcW w:w="3600" w:type="dxa"/>
+            <w:tcBorders/>
+            <w:vAlign w:val="center"/>
+          </w:tcPr>
+          <w:p>
+            <w:pPr>
+              <w:pStyle w:val="Normal"/>
+              <w:spacing w:before="0" w:after="0"/>
+              <w:jc w:val="center"/>
+              <w:rPr>
+                <w:sz w:val="24"/>
+                <w:szCs w:val="24"/>
+              </w:rPr>
+            </w:pPr>
+            <w:r>
+              <w:rPr>
+                <w:b/>
+                <w:i w:val="false"/>
+                <w:sz w:val="24"/>
+                <w:szCs w:val="24"/>
+              </w:rPr>
+              <w:t>Đại diện Bên C</w:t>
+            </w:r>
+          </w:p>
+          <w:p>
+            <w:pPr>
+              <w:pStyle w:val="Normal"/>
+              <w:spacing w:before="0" w:after="0"/>
+              <w:jc w:val="center"/>
+              <w:rPr>
+                <w:sz w:val="24"/>
+                <w:szCs w:val="24"/>
+              </w:rPr>
+            </w:pPr>
+            <w:r>
+              <w:rPr>
+                <w:b w:val="false"/>
+                <w:i/>
+                <w:sz w:val="24"/>
+                <w:szCs w:val="24"/>
+              </w:rPr>
+              <w:t>(Ký, đóng dấu, ghi họ tên)</w:t>
+            </w:r>
+          </w:p>
+        </w:tc>
+        <w:tc>
+          <w:tcPr>
+            <w:tcW w:w="3600" w:type="dxa"/>
+            <w:tcBorders/>
+            <w:vAlign w:val="center"/>
+          </w:tcPr>
+          <w:p>
+            <w:pPr>
+              <w:pStyle w:val="Normal"/>
+              <w:spacing w:before="0" w:after="0"/>
+              <w:jc w:val="center"/>
+              <w:rPr>
+                <w:sz w:val="24"/>
+                <w:szCs w:val="24"/>
+              </w:rPr>
+            </w:pPr>
+            <w:r>
+              <w:rPr>
+                <w:b/>
+                <w:i w:val="false"/>
+                <w:sz w:val="24"/>
+                <w:szCs w:val="24"/>
+              </w:rPr>
+              <w:t>Đại diện Bên A</w:t>
+            </w:r>
+          </w:p>
+          <w:p>
+            <w:pPr>
+              <w:pStyle w:val="Normal"/>
+              <w:spacing w:before="0" w:after="0"/>
+              <w:jc w:val="center"/>
+              <w:rPr>
+                <w:sz w:val="24"/>
+                <w:szCs w:val="24"/>
+              </w:rPr>
+            </w:pPr>
+            <w:r>
+              <w:rPr>
+                <w:b w:val="false"/>
+                <w:i/>
+                <w:sz w:val="24"/>
+                <w:szCs w:val="24"/>
+              </w:rPr>
+              <w:t>(Ký, đóng dấu, ghi họ tên)</w:t>
+            </w:r>
+          </w:p>
+        </w:tc>
+        <w:tc>
+          <w:tcPr>
+            <w:tcW w:w="3600" w:type="dxa"/>
+            <w:tcBorders/>
+            <w:vAlign w:val="center"/>
+          </w:tcPr>
+          <w:p>
+            <w:pPr>
+              <w:pStyle w:val="Normal"/>
+              <w:spacing w:before="0" w:after="0"/>
+              <w:jc w:val="center"/>
+              <w:rPr>
+                <w:sz w:val="24"/>
+                <w:szCs w:val="24"/>
+              </w:rPr>
+            </w:pPr>
+            <w:r>
+              <w:rPr>
+                <w:b/>
+                <w:i w:val="false"/>
+                <w:sz w:val="24"/>
+                <w:szCs w:val="24"/>
+              </w:rPr>
+              <w:t>Đại diện Bên B</w:t>
+            </w:r>
+          </w:p>
+          <w:p>
+            <w:pPr>
+              <w:pStyle w:val="Normal"/>
+              <w:spacing w:before="0" w:after="0"/>
+              <w:jc w:val="center"/>
+              <w:rPr>
+                <w:sz w:val="24"/>
+                <w:szCs w:val="24"/>
+              </w:rPr>
+            </w:pPr>
+            <w:r>
+              <w:rPr>
+                <w:b w:val="false"/>
+                <w:i/>
+                <w:sz w:val="24"/>
+                <w:szCs w:val="24"/>
+              </w:rPr>
+              <w:t>(Ký, đóng dấu, ghi họ tên)</w:t>
+            </w:r>
+          </w:p>
+        </w:tc>
+      </w:tr>
+      <w:tr>
+        <w:trPr>
+          <w:trHeight w:val="1928" w:hRule="exact"/>
+        </w:trPr>
+        <w:tc>
+          <w:tcPr>
+            <w:tcW w:w="3600" w:type="dxa"/>
+            <w:tcBorders/>
+            <w:tcMar>
+              <w:top w:w="20" w:type="dxa"/>
+              <w:bottom w:w="20" w:type="dxa"/>
+            </w:tcMar>
+            <w:vAlign w:val="center"/>
+          </w:tcPr>
+          <w:p>
+            <w:pPr>
+              <w:jc w:val="center"/>
+            </w:pPr>
+            <w:r/>
+            <w:r>
+              <w:rPr>
+                <w:rFonts w:ascii="Great Vibes" w:hAnsi="Great Vibes" w:eastAsia="Great Vibes" w:cs="Great Vibes"/>
+                <w:b w:val="0"/>
+                <w:sz w:val="36"/>
+              </w:rPr>
+              <w:t>{{ new_owner_signature_given_name }}</w:t>
+            </w:r>
+          </w:p>
+        </w:tc>
+        <w:tc>
+          <w:tcPr>
+            <w:tcW w:w="3600" w:type="dxa"/>
+            <w:tcBorders/>
+            <w:tcMar>
+              <w:top w:w="20" w:type="dxa"/>
+              <w:bottom w:w="20" w:type="dxa"/>
+            </w:tcMar>
+            <w:vAlign w:val="center"/>
+          </w:tcPr>
+          <w:p>
+            <w:pPr>
+              <w:jc w:val="center"/>
+            </w:pPr>
+            <w:r/>
+            <w:r>
+              <w:rPr>
+                <w:rFonts w:ascii="Great Vibes" w:hAnsi="Great Vibes" w:eastAsia="Great Vibes" w:cs="Great Vibes"/>
+                <w:b w:val="0"/>
+                <w:sz w:val="36"/>
+              </w:rPr>
+              <w:t>{{ customer_representative_signature_given_name }}</w:t>
+            </w:r>
+          </w:p>
+        </w:tc>
+        <w:tc>
+          <w:tcPr>
+            <w:tcW w:w="3600" w:type="dxa"/>
+            <w:tcBorders/>
+            <w:tcMar>
+              <w:top w:w="20" w:type="dxa"/>
+              <w:bottom w:w="20" w:type="dxa"/>
+            </w:tcMar>
+            <w:vAlign w:val="center"/>
+          </w:tcPr>
+          <w:p>
+            <w:pPr>
+              <w:jc w:val="center"/>
+            </w:pPr>
+            <w:r/>
+            <w:r>
+              <w:rPr>
+                <w:rFonts w:ascii="Great Vibes" w:hAnsi="Great Vibes" w:eastAsia="Great Vibes" w:cs="Great Vibes"/>
+                <w:b w:val="0"/>
+                <w:sz w:val="36"/>
+              </w:rPr>
+              <w:t>{{ provider_representative_given_name }}</w:t>
+            </w:r>
+          </w:p>
+        </w:tc>
+      </w:tr>
+      <w:tr>
+        <w:trPr/>
+        <w:tc>
+          <w:tcPr>
+            <w:tcW w:w="3600" w:type="dxa"/>
+            <w:tcBorders/>
+            <w:tcMar>
+              <w:top w:w="10" w:type="dxa"/>
+            </w:tcMar>
+          </w:tcPr>
+          <w:p>
+            <w:pPr>
+              <w:pStyle w:val="Normal"/>
+              <w:spacing w:before="0" w:after="0"/>
+              <w:jc w:val="center"/>
+              <w:rPr>
+                <w:sz w:val="24"/>
+                <w:szCs w:val="24"/>
+              </w:rPr>
+            </w:pPr>
+            <w:r>
+              <w:rPr>
+                <w:rFonts w:ascii="Great Vibes" w:hAnsi="Great Vibes" w:eastAsia="Great Vibes" w:cs="Great Vibes"/>
+                <w:b w:val="0"/>
+                <w:i w:val="false"/>
+                <w:sz w:val="36"/>
+                <w:szCs w:val="24"/>
+              </w:rPr>
+              <w:t>{{ new_owner_signature_name }}</w:t>
+            </w:r>
+          </w:p>
+        </w:tc>
+        <w:tc>
+          <w:tcPr>
+            <w:tcW w:w="3600" w:type="dxa"/>
+            <w:tcBorders/>
+            <w:tcMar>
+              <w:top w:w="10" w:type="dxa"/>
+            </w:tcMar>
+          </w:tcPr>
+          <w:p>
+            <w:pPr>
+              <w:pStyle w:val="Normal"/>
+              <w:spacing w:before="0" w:after="0"/>
+              <w:jc w:val="center"/>
+              <w:rPr>
+                <w:sz w:val="24"/>
+                <w:szCs w:val="24"/>
+              </w:rPr>
+            </w:pPr>
+            <w:r>
+              <w:rPr>
+                <w:rFonts w:ascii="Great Vibes" w:hAnsi="Great Vibes" w:eastAsia="Great Vibes" w:cs="Great Vibes"/>
+                <w:b w:val="0"/>
+                <w:i w:val="false"/>
+                <w:sz w:val="36"/>
+                <w:szCs w:val="24"/>
+              </w:rPr>
+              <w:t>{{ customer_representative_signature_name }}</w:t>
+            </w:r>
+          </w:p>
+        </w:tc>
+        <w:tc>
+          <w:tcPr>
+            <w:tcW w:w="3600" w:type="dxa"/>
+            <w:tcBorders/>
+            <w:tcMar>
+              <w:top w:w="10" w:type="dxa"/>
+            </w:tcMar>
+          </w:tcPr>
+          <w:p>
+            <w:pPr>
+              <w:pStyle w:val="Normal"/>
+              <w:spacing w:before="0" w:after="0"/>
+              <w:jc w:val="center"/>
+              <w:rPr>
+                <w:sz w:val="24"/>
+                <w:szCs w:val="24"/>
+              </w:rPr>
+            </w:pPr>
+            <w:r>
+              <w:rPr>
+                <w:rFonts w:ascii="Great Vibes" w:hAnsi="Great Vibes" w:eastAsia="Great Vibes" w:cs="Great Vibes"/>
+                <w:b w:val="0"/>
+                <w:i w:val="false"/>
+                <w:sz w:val="36"/>
+                <w:szCs w:val="24"/>
+              </w:rPr>
+              <w:t>{{ provider_representative }}</w:t>
+            </w:r>
+          </w:p>
+        </w:tc>
+      </w:tr>
+    </w:tbl>
     <w:p>
       <w:pPr>
         <w:sectPr>
@@ -6535,7 +5693,7 @@
         </mc:Fallback>
       </mc:AlternateContent>
       <w:drawing>
-        <wp:anchor distT="0" distB="0" distL="0" distR="0" simplePos="0" relativeHeight="24" behindDoc="1" locked="0" layoutInCell="0" allowOverlap="1">
+        <wp:anchor distT="0" distB="0" distL="0" distR="0" simplePos="0" relativeHeight="10" behindDoc="1" locked="0" layoutInCell="0" allowOverlap="1">
           <wp:simplePos x="0" y="0"/>
           <wp:positionH relativeFrom="page">
             <wp:posOffset>0</wp:posOffset>
@@ -6755,7 +5913,7 @@
         </mc:Fallback>
       </mc:AlternateContent>
       <w:drawing>
-        <wp:anchor distT="0" distB="0" distL="0" distR="0" simplePos="0" relativeHeight="24" behindDoc="1" locked="0" layoutInCell="0" allowOverlap="1">
+        <wp:anchor distT="0" distB="0" distL="0" distR="0" simplePos="0" relativeHeight="10" behindDoc="1" locked="0" layoutInCell="0" allowOverlap="1">
           <wp:simplePos x="0" y="0"/>
           <wp:positionH relativeFrom="page">
             <wp:posOffset>0</wp:posOffset>
@@ -6836,7 +5994,7 @@
       <mc:AlternateContent>
         <mc:Choice Requires="wps">
           <w:drawing>
-            <wp:anchor distT="0" distB="0" distL="0" distR="0" simplePos="0" relativeHeight="9" behindDoc="1" locked="0" layoutInCell="0" allowOverlap="1">
+            <wp:anchor distT="0" distB="0" distL="0" distR="0" simplePos="0" relativeHeight="12" behindDoc="1" locked="0" layoutInCell="0" allowOverlap="1">
               <wp:simplePos x="0" y="0"/>
               <wp:positionH relativeFrom="page">
                 <wp:posOffset>3795395</wp:posOffset>
@@ -6847,7 +6005,7 @@
               <wp:extent cx="165100" cy="194310"/>
               <wp:effectExtent l="0" t="0" r="0" b="0"/>
               <wp:wrapNone/>
-              <wp:docPr id="20" name="Textbox 1"/>
+              <wp:docPr id="11" name="Textbox 1"/>
               <a:graphic xmlns:a="http://schemas.openxmlformats.org/drawingml/2006/main">
                 <a:graphicData uri="http://schemas.microsoft.com/office/word/2010/wordprocessingShape">
                   <wps:wsp>
@@ -6989,7 +6147,7 @@
         </mc:Fallback>
       </mc:AlternateContent>
       <w:drawing>
-        <wp:anchor distT="0" distB="0" distL="0" distR="0" simplePos="0" relativeHeight="12" behindDoc="1" locked="0" layoutInCell="0" allowOverlap="1">
+        <wp:anchor distT="0" distB="0" distL="0" distR="0" simplePos="0" relativeHeight="15" behindDoc="1" locked="0" layoutInCell="0" allowOverlap="1">
           <wp:simplePos x="0" y="0"/>
           <wp:positionH relativeFrom="page">
             <wp:posOffset>0</wp:posOffset>
@@ -7000,7 +6158,7 @@
           <wp:extent cx="7772400" cy="520065"/>
           <wp:effectExtent l="0" t="0" r="0" b="0"/>
           <wp:wrapNone/>
-          <wp:docPr id="21" name="Image 2 Copy 1"/>
+          <wp:docPr id="12" name="Image 2 Copy 1"/>
           <wp:cNvGraphicFramePr>
             <a:graphicFrameLocks xmlns:a="http://schemas.openxmlformats.org/drawingml/2006/main" noChangeAspect="1"/>
           </wp:cNvGraphicFramePr>
@@ -7008,7 +6166,7 @@
             <a:graphicData uri="http://schemas.openxmlformats.org/drawingml/2006/picture">
               <pic:pic xmlns:pic="http://schemas.openxmlformats.org/drawingml/2006/picture">
                 <pic:nvPicPr>
-                  <pic:cNvPr id="21" name="Image 2 Copy 1"/>
+                  <pic:cNvPr id="12" name="Image 2 Copy 1"/>
                   <pic:cNvPicPr>
                     <a:picLocks noChangeAspect="1" noChangeArrowheads="1"/>
                   </pic:cNvPicPr>
@@ -7056,7 +6214,7 @@
       <mc:AlternateContent>
         <mc:Choice Requires="wps">
           <w:drawing>
-            <wp:anchor distT="0" distB="0" distL="0" distR="0" simplePos="0" relativeHeight="9" behindDoc="1" locked="0" layoutInCell="0" allowOverlap="1">
+            <wp:anchor distT="0" distB="0" distL="0" distR="0" simplePos="0" relativeHeight="12" behindDoc="1" locked="0" layoutInCell="0" allowOverlap="1">
               <wp:simplePos x="0" y="0"/>
               <wp:positionH relativeFrom="page">
                 <wp:posOffset>3795395</wp:posOffset>
@@ -7067,7 +6225,7 @@
               <wp:extent cx="165100" cy="194310"/>
               <wp:effectExtent l="0" t="0" r="0" b="0"/>
               <wp:wrapNone/>
-              <wp:docPr id="22" name="Textbox 1"/>
+              <wp:docPr id="13" name="Textbox 1"/>
               <a:graphic xmlns:a="http://schemas.openxmlformats.org/drawingml/2006/main">
                 <a:graphicData uri="http://schemas.microsoft.com/office/word/2010/wordprocessingShape">
                   <wps:wsp>
@@ -7209,7 +6367,7 @@
         </mc:Fallback>
       </mc:AlternateContent>
       <w:drawing>
-        <wp:anchor distT="0" distB="0" distL="0" distR="0" simplePos="0" relativeHeight="12" behindDoc="1" locked="0" layoutInCell="0" allowOverlap="1">
+        <wp:anchor distT="0" distB="0" distL="0" distR="0" simplePos="0" relativeHeight="15" behindDoc="1" locked="0" layoutInCell="0" allowOverlap="1">
           <wp:simplePos x="0" y="0"/>
           <wp:positionH relativeFrom="page">
             <wp:posOffset>0</wp:posOffset>
@@ -7220,7 +6378,7 @@
           <wp:extent cx="7772400" cy="520065"/>
           <wp:effectExtent l="0" t="0" r="0" b="0"/>
           <wp:wrapNone/>
-          <wp:docPr id="23" name="Image 2 Copy 1"/>
+          <wp:docPr id="14" name="Image 2 Copy 1"/>
           <wp:cNvGraphicFramePr>
             <a:graphicFrameLocks xmlns:a="http://schemas.openxmlformats.org/drawingml/2006/main" noChangeAspect="1"/>
           </wp:cNvGraphicFramePr>
@@ -7228,7 +6386,7 @@
             <a:graphicData uri="http://schemas.openxmlformats.org/drawingml/2006/picture">
               <pic:pic xmlns:pic="http://schemas.openxmlformats.org/drawingml/2006/picture">
                 <pic:nvPicPr>
-                  <pic:cNvPr id="23" name="Image 2 Copy 1"/>
+                  <pic:cNvPr id="14" name="Image 2 Copy 1"/>
                   <pic:cNvPicPr>
                     <a:picLocks noChangeAspect="1" noChangeArrowheads="1"/>
                   </pic:cNvPicPr>
@@ -7432,7 +6590,7 @@
         <w:sz w:val="20"/>
       </w:rPr>
       <w:drawing>
-        <wp:anchor distT="0" distB="0" distL="0" distR="0" simplePos="0" relativeHeight="8" behindDoc="1" locked="0" layoutInCell="0" allowOverlap="1">
+        <wp:anchor distT="0" distB="0" distL="0" distR="0" simplePos="0" relativeHeight="11" behindDoc="1" locked="0" layoutInCell="0" allowOverlap="1">
           <wp:simplePos x="0" y="0"/>
           <wp:positionH relativeFrom="page">
             <wp:posOffset>5504815</wp:posOffset>
@@ -7443,7 +6601,7 @@
           <wp:extent cx="2267585" cy="713105"/>
           <wp:effectExtent l="0" t="0" r="0" b="0"/>
           <wp:wrapNone/>
-          <wp:docPr id="18" name="Image 1 Copy 1"/>
+          <wp:docPr id="9" name="Image 1 Copy 1"/>
           <wp:cNvGraphicFramePr>
             <a:graphicFrameLocks xmlns:a="http://schemas.openxmlformats.org/drawingml/2006/main" noChangeAspect="1"/>
           </wp:cNvGraphicFramePr>
@@ -7451,7 +6609,7 @@
             <a:graphicData uri="http://schemas.openxmlformats.org/drawingml/2006/picture">
               <pic:pic xmlns:pic="http://schemas.openxmlformats.org/drawingml/2006/picture">
                 <pic:nvPicPr>
-                  <pic:cNvPr id="18" name="Image 1 Copy 1"/>
+                  <pic:cNvPr id="9" name="Image 1 Copy 1"/>
                   <pic:cNvPicPr>
                     <a:picLocks noChangeAspect="1" noChangeArrowheads="1"/>
                   </pic:cNvPicPr>
@@ -7497,7 +6655,7 @@
         <w:sz w:val="20"/>
       </w:rPr>
       <w:drawing>
-        <wp:anchor distT="0" distB="0" distL="0" distR="0" simplePos="0" relativeHeight="8" behindDoc="1" locked="0" layoutInCell="0" allowOverlap="1">
+        <wp:anchor distT="0" distB="0" distL="0" distR="0" simplePos="0" relativeHeight="11" behindDoc="1" locked="0" layoutInCell="0" allowOverlap="1">
           <wp:simplePos x="0" y="0"/>
           <wp:positionH relativeFrom="page">
             <wp:posOffset>5504815</wp:posOffset>
@@ -7508,7 +6666,7 @@
           <wp:extent cx="2267585" cy="713105"/>
           <wp:effectExtent l="0" t="0" r="0" b="0"/>
           <wp:wrapNone/>
-          <wp:docPr id="19" name="Image 1 Copy 1"/>
+          <wp:docPr id="10" name="Image 1 Copy 1"/>
           <wp:cNvGraphicFramePr>
             <a:graphicFrameLocks xmlns:a="http://schemas.openxmlformats.org/drawingml/2006/main" noChangeAspect="1"/>
           </wp:cNvGraphicFramePr>
@@ -7516,7 +6674,7 @@
             <a:graphicData uri="http://schemas.openxmlformats.org/drawingml/2006/picture">
               <pic:pic xmlns:pic="http://schemas.openxmlformats.org/drawingml/2006/picture">
                 <pic:nvPicPr>
-                  <pic:cNvPr id="19" name="Image 1 Copy 1"/>
+                  <pic:cNvPr id="10" name="Image 1 Copy 1"/>
                   <pic:cNvPicPr>
                     <a:picLocks noChangeAspect="1" noChangeArrowheads="1"/>
                   </pic:cNvPicPr>
@@ -8125,8 +7283,8 @@
     <w:pPr/>
     <w:rPr/>
   </w:style>
-  <w:style w:type="paragraph" w:styleId="FrameContents">
-    <w:name w:val="Frame Contents"/>
+  <w:style w:type="paragraph" w:styleId="FrameContentsuser">
+    <w:name w:val="Frame Contents (user)"/>
     <w:basedOn w:val="Normal"/>
     <w:qFormat/>
     <w:pPr/>
@@ -8155,8 +7313,8 @@
       <w:bCs/>
     </w:rPr>
   </w:style>
-  <w:style w:type="paragraph" w:styleId="FrameContentsuser">
-    <w:name w:val="Frame Contents (user)"/>
+  <w:style w:type="paragraph" w:styleId="FrameContents">
+    <w:name w:val="Frame Contents"/>
     <w:basedOn w:val="Normal"/>
     <w:qFormat/>
     <w:pPr/>

--- a/desktop_app/backend/documents/transfer/00_MAU_BIEN_BAN_CHUYEN_CHU_QUYEN.docx
+++ b/desktop_app/backend/documents/transfer/00_MAU_BIEN_BAN_CHUYEN_CHU_QUYEN.docx
@@ -405,11 +405,37 @@
       </w:r>
       <w:r>
         <w:rPr>
+          <w:rFonts w:eastAsia="JetBrainsMono NF ExtraBold" w:cs="JetBrainsMono NF ExtraBold" w:ascii="JetBrainsMono NF ExtraBold" w:hAnsi="JetBrainsMono NF ExtraBold"/>
           <w:b w:val="0"/>
           <w:spacing w:val="-2"/>
           <w:sz w:val="24"/>
         </w:rPr>
-        <w:t xml:space="preserve">..... </w:t>
+        <w:t>{{ payment_method }}</w:t>
+      </w:r>
+      <w:r>
+        <w:rPr>
+          <w:b w:val="false"/>
+          <w:spacing w:val="-2"/>
+          <w:sz w:val="24"/>
+        </w:rPr>
+        <w:t xml:space="preserve">) số: </w:t>
+      </w:r>
+      <w:r>
+        <w:rPr>
+          <w:rFonts w:eastAsia="JetBrainsMono NF ExtraBold" w:cs="JetBrainsMono NF ExtraBold" w:ascii="JetBrainsMono NF ExtraBold" w:hAnsi="JetBrainsMono NF ExtraBold"/>
+          <w:b w:val="0"/>
+          <w:spacing w:val="-2"/>
+          <w:sz w:val="24"/>
+        </w:rPr>
+        <w:t>{{ source_contract_number }}</w:t>
+      </w:r>
+      <w:r>
+        <w:rPr>
+          <w:b w:val="false"/>
+          <w:spacing w:val="-2"/>
+          <w:sz w:val="24"/>
+        </w:rPr>
+        <w:t xml:space="preserve"> ngày </w:t>
       </w:r>
       <w:r>
         <w:rPr>
@@ -417,23 +443,16 @@
           <w:spacing w:val="-2"/>
           <w:sz w:val="26"/>
         </w:rPr>
-        <w:t>{{ payment_method }}</w:t>
-      </w:r>
-      <w:r>
-        <w:rPr>
-          <w:b w:val="0"/>
+        <w:t xml:space="preserve">{{ source_contract_day }} </w:t>
+      </w:r>
+      <w:r>
+        <w:rPr>
+          <w:b w:val="false"/>
+          <w:bCs w:val="false"/>
           <w:spacing w:val="-2"/>
-          <w:sz w:val="24"/>
-        </w:rPr>
-        <w:t xml:space="preserve"> .....</w:t>
-      </w:r>
-      <w:r>
-        <w:rPr>
-          <w:b w:val="0"/>
-          <w:spacing w:val="-2"/>
-          <w:sz w:val="24"/>
-        </w:rPr>
-        <w:t xml:space="preserve">) số: </w:t>
+          <w:sz w:val="26"/>
+        </w:rPr>
+        <w:t>tháng</w:t>
       </w:r>
       <w:r>
         <w:rPr>
@@ -441,23 +460,71 @@
           <w:spacing w:val="-2"/>
           <w:sz w:val="26"/>
         </w:rPr>
-        <w:t>{{ source_contract_number }}</w:t>
-      </w:r>
-      <w:r>
-        <w:rPr>
-          <w:b w:val="0"/>
+        <w:t xml:space="preserve"> {{ source_contract_month }} </w:t>
+      </w:r>
+      <w:r>
+        <w:rPr>
+          <w:spacing w:val="-4"/>
+        </w:rPr>
+        <w:t xml:space="preserve">năm </w:t>
+      </w:r>
+      <w:r>
+        <w:rPr>
+          <w:b/>
+          <w:spacing w:val="-4"/>
+          <w:sz w:val="26"/>
+        </w:rPr>
+        <w:t>{{ source_contract_year }}</w:t>
+      </w:r>
+      <w:r>
+        <w:rPr>
           <w:spacing w:val="-2"/>
-          <w:sz w:val="24"/>
-        </w:rPr>
-        <w:t xml:space="preserve"> .....</w:t>
-      </w:r>
-      <w:r>
-        <w:rPr>
-          <w:b w:val="0"/>
+        </w:rPr>
+        <w:t xml:space="preserve">(trường </w:t>
+      </w:r>
+      <w:r>
+        <w:rPr/>
+        <w:t>hợp khách hàng ký</w:t>
+      </w:r>
+      <w:r>
+        <w:rPr>
           <w:spacing w:val="-2"/>
-          <w:sz w:val="24"/>
-        </w:rPr>
-        <w:t xml:space="preserve"> ngày </w:t>
+        </w:rPr>
+        <w:t xml:space="preserve"> </w:t>
+      </w:r>
+      <w:r>
+        <w:rPr/>
+        <w:t>hợp đồng)/Phiếu đăng ký</w:t>
+      </w:r>
+      <w:r>
+        <w:rPr>
+          <w:spacing w:val="-2"/>
+        </w:rPr>
+        <w:t xml:space="preserve"> </w:t>
+      </w:r>
+      <w:r>
+        <w:rPr/>
+        <w:t>dịch vụ và bản xác nhận thông tin thuê bao Vietnamobile trả</w:t>
+      </w:r>
+      <w:r>
+        <w:rPr>
+          <w:spacing w:val="13"/>
+        </w:rPr>
+        <w:t xml:space="preserve"> </w:t>
+      </w:r>
+      <w:r>
+        <w:rPr/>
+        <w:t>trước</w:t>
+      </w:r>
+      <w:r>
+        <w:rPr>
+          <w:spacing w:val="14"/>
+        </w:rPr>
+        <w:t xml:space="preserve"> </w:t>
+      </w:r>
+      <w:r>
+        <w:rPr/>
+        <w:t xml:space="preserve">ngày </w:t>
       </w:r>
       <w:r>
         <w:rPr>
@@ -465,7 +532,16 @@
           <w:spacing w:val="-2"/>
           <w:sz w:val="26"/>
         </w:rPr>
-        <w:t>{{ source_contract_day }}</w:t>
+        <w:t xml:space="preserve">{{ registration_form_day }} </w:t>
+      </w:r>
+      <w:r>
+        <w:rPr>
+          <w:b w:val="false"/>
+          <w:bCs w:val="false"/>
+          <w:spacing w:val="-2"/>
+          <w:sz w:val="26"/>
+        </w:rPr>
+        <w:t>tháng</w:t>
       </w:r>
       <w:r>
         <w:rPr>
@@ -473,23 +549,7 @@
           <w:spacing w:val="-2"/>
           <w:sz w:val="26"/>
         </w:rPr>
-        <w:t xml:space="preserve"> tháng </w:t>
-      </w:r>
-      <w:r>
-        <w:rPr>
-          <w:b/>
-          <w:spacing w:val="-2"/>
-          <w:sz w:val="26"/>
-        </w:rPr>
-        <w:t>{{ source_contract_month }}</w:t>
-      </w:r>
-      <w:r>
-        <w:rPr>
-          <w:b/>
-          <w:spacing w:val="-2"/>
-          <w:sz w:val="26"/>
-        </w:rPr>
-        <w:t xml:space="preserve"> </w:t>
+        <w:t xml:space="preserve"> {{ registration_form_month }} </w:t>
       </w:r>
       <w:r>
         <w:rPr>
@@ -503,116 +563,7 @@
           <w:spacing w:val="-4"/>
           <w:sz w:val="26"/>
         </w:rPr>
-        <w:t>{{ source_contract_year }}</w:t>
-      </w:r>
-      <w:r>
-        <w:rPr>
-          <w:spacing w:val="-2"/>
-        </w:rPr>
-        <w:t xml:space="preserve">(trường </w:t>
-      </w:r>
-      <w:r>
-        <w:rPr/>
-        <w:t>hợp khách hàng ký</w:t>
-      </w:r>
-      <w:r>
-        <w:rPr>
-          <w:spacing w:val="-2"/>
-        </w:rPr>
-        <w:t xml:space="preserve"> </w:t>
-      </w:r>
-      <w:r>
-        <w:rPr/>
-        <w:t>hợp đồng)/Phiếu đăng ký</w:t>
-      </w:r>
-      <w:r>
-        <w:rPr>
-          <w:spacing w:val="-2"/>
-        </w:rPr>
-        <w:t xml:space="preserve"> </w:t>
-      </w:r>
-      <w:r>
-        <w:rPr/>
-        <w:t>dịch vụ và bản xác nhận thông tin thuê bao Vietnamobile trả</w:t>
-      </w:r>
-      <w:r>
-        <w:rPr>
-          <w:spacing w:val="13"/>
-        </w:rPr>
-        <w:t xml:space="preserve"> </w:t>
-      </w:r>
-      <w:r>
-        <w:rPr/>
-        <w:t>trước</w:t>
-      </w:r>
-      <w:r>
-        <w:rPr>
-          <w:spacing w:val="14"/>
-        </w:rPr>
-        <w:t xml:space="preserve"> </w:t>
-      </w:r>
-      <w:r>
-        <w:rPr/>
-        <w:t xml:space="preserve">ngày </w:t>
-      </w:r>
-      <w:r>
-        <w:rPr>
-          <w:spacing w:val="-2"/>
-        </w:rPr>
-      </w:r>
-      <w:r>
-        <w:rPr>
-          <w:b/>
-          <w:spacing w:val="-2"/>
-          <w:sz w:val="26"/>
-        </w:rPr>
-        <w:t>{{ registration_form_day }}</w:t>
-      </w:r>
-      <w:r>
-        <w:rPr>
-          <w:b/>
-          <w:spacing w:val="-2"/>
-          <w:sz w:val="26"/>
-        </w:rPr>
-        <w:t xml:space="preserve"> tháng </w:t>
-      </w:r>
-      <w:r>
-        <w:rPr>
-          <w:b/>
-          <w:spacing w:val="-2"/>
-          <w:sz w:val="26"/>
-        </w:rPr>
-        <w:t>{{ registration_form_month }}</w:t>
-      </w:r>
-      <w:r>
-        <w:rPr>
-          <w:b/>
-          <w:spacing w:val="-2"/>
-          <w:sz w:val="26"/>
-        </w:rPr>
-        <w:t xml:space="preserve"> </w:t>
-      </w:r>
-      <w:r>
-        <w:rPr>
-          <w:spacing w:val="-4"/>
-        </w:rPr>
-        <w:t xml:space="preserve">năm </w:t>
-      </w:r>
-      <w:r>
-        <w:rPr>
-          <w:b/>
-          <w:spacing w:val="-4"/>
-          <w:sz w:val="26"/>
-        </w:rPr>
-        <w:t>{{ registration_form_year }}</w:t>
-      </w:r>
-      <w:r>
-        <w:rPr>
-          <w:b/>
-          <w:spacing w:val="-4"/>
-          <w:sz w:val="26"/>
-        </w:rPr>
-        <w:t xml:space="preserve"> </w:t>
+        <w:t xml:space="preserve">{{ registration_form_year }} </w:t>
       </w:r>
       <w:r>
         <w:rPr/>
@@ -980,11 +931,6 @@
       </w:r>
       <w:r>
         <w:rPr>
-          <w:spacing w:val="-2"/>
-        </w:rPr>
-      </w:r>
-      <w:r>
-        <w:rPr>
           <w:b/>
           <w:spacing w:val="-2"/>
           <w:sz w:val="26"/>
@@ -993,27 +939,20 @@
       </w:r>
       <w:r>
         <w:rPr>
+          <w:b w:val="false"/>
+          <w:bCs w:val="false"/>
+          <w:spacing w:val="-2"/>
+          <w:sz w:val="26"/>
+        </w:rPr>
+        <w:t xml:space="preserve"> tháng </w:t>
+      </w:r>
+      <w:r>
+        <w:rPr>
           <w:b/>
           <w:spacing w:val="-2"/>
           <w:sz w:val="26"/>
         </w:rPr>
-        <w:t xml:space="preserve"> tháng </w:t>
-      </w:r>
-      <w:r>
-        <w:rPr>
-          <w:b/>
-          <w:spacing w:val="-2"/>
-          <w:sz w:val="26"/>
-        </w:rPr>
-        <w:t>{{ document_month }}</w:t>
-      </w:r>
-      <w:r>
-        <w:rPr>
-          <w:b/>
-          <w:spacing w:val="-2"/>
-          <w:sz w:val="26"/>
-        </w:rPr>
-        <w:t xml:space="preserve"> </w:t>
+        <w:t xml:space="preserve">{{ document_month }} </w:t>
       </w:r>
       <w:r>
         <w:rPr>
@@ -1157,10 +1096,14 @@
     <w:p>
       <w:pPr>
         <w:pStyle w:val="BodyText"/>
-        <w:rPr/>
+        <w:rPr>
+          <w:rFonts w:ascii="CaskaydiaCove NFM SemiBold" w:hAnsi="CaskaydiaCove NFM SemiBold"/>
+        </w:rPr>
       </w:pPr>
       <w:r>
-        <w:rPr/>
+        <w:rPr>
+          <w:rFonts w:ascii="CaskaydiaCove NFM SemiBold" w:hAnsi="CaskaydiaCove NFM SemiBold"/>
+        </w:rPr>
       </w:r>
     </w:p>
     <w:p>
@@ -1175,7 +1118,7 @@
         <mc:AlternateContent>
           <mc:Choice Requires="wps">
             <w:drawing>
-              <wp:anchor distT="0" distB="0" distL="0" distR="0" simplePos="0" relativeHeight="16" behindDoc="0" locked="0" layoutInCell="0" allowOverlap="1">
+              <wp:anchor distT="0" distB="0" distL="0" distR="0" simplePos="0" relativeHeight="11" behindDoc="0" locked="0" layoutInCell="0" allowOverlap="1">
                 <wp:simplePos x="0" y="0"/>
                 <wp:positionH relativeFrom="page">
                   <wp:posOffset>960755</wp:posOffset>
@@ -1200,9 +1143,9 @@
                           <a:avLst/>
                           <a:gdLst>
                             <a:gd name="textAreaLeft" fmla="*/ 0 w 28800"/>
-                            <a:gd name="textAreaRight" fmla="*/ 33120 w 28800"/>
+                            <a:gd name="textAreaRight" fmla="*/ 35280 w 28800"/>
                             <a:gd name="textAreaTop" fmla="*/ 0 h 8640"/>
-                            <a:gd name="textAreaBottom" fmla="*/ 12960 h 8640"/>
+                            <a:gd name="textAreaBottom" fmla="*/ 15120 h 8640"/>
                           </a:gdLst>
                           <a:ahLst/>
                           <a:cxnLst/>
@@ -1277,7 +1220,8 @@
           <w:b/>
           <w:color w:val="E26C09"/>
           <w:sz w:val="24"/>
-          <w:u w:val="thick" w:color="E26C09"/>
+          <w:szCs w:val="24"/>
+          <w:u w:val="thick"/>
         </w:rPr>
         <w:t>1</w:t>
       </w:r>
@@ -1383,11 +1327,13 @@
       </w:r>
       <w:r>
         <w:rPr>
-          <w:spacing w:val="-5"/>
+          <w:rStyle w:val="FootnoteReference"/>
           <w:sz w:val="24"/>
+          <w:szCs w:val="24"/>
+          <w:shd w:fill="000000" w:val="clear"/>
           <w:vertAlign w:val="superscript"/>
         </w:rPr>
-        <w:t>1</w:t>
+        <w:footnoteReference w:id="2"/>
       </w:r>
       <w:r>
         <w:rPr>
@@ -1419,32 +1365,35 @@
       </w:r>
       <w:r>
         <w:rPr/>
-        <w:t xml:space="preserve">”) (như được mô tả bên dưới) đồng ý Bên A sẽ chuyển quyền sử dụng số thuê bao </w:t>
-      </w:r>
-      <w:r>
-        <w:rPr>
+        <w:t xml:space="preserve">”) </w:t>
+      </w:r>
+      <w:r>
+        <w:rPr>
+          <w:rFonts w:eastAsia="Times New Roman" w:cs="Times New Roman"/>
+          <w:b w:val="false"/>
+          <w:color w:val="auto"/>
+          <w:kern w:val="0"/>
+          <w:sz w:val="24"/>
+          <w:szCs w:val="24"/>
+          <w:lang w:val="vi-VN" w:eastAsia="en-US" w:bidi="ar-SA"/>
+        </w:rPr>
+        <w:t xml:space="preserve">(như được mô tả bên dưới) </w:t>
+      </w:r>
+      <w:r>
+        <w:rPr/>
+        <w:t xml:space="preserve">đồng ý Bên A sẽ chuyển quyền sử dụng số thuê bao </w:t>
+      </w:r>
+      <w:r>
+        <w:rPr>
+          <w:rFonts w:eastAsia="JetBrainsMono NF ExtraBold" w:cs="JetBrainsMono NF ExtraBold" w:ascii="JetBrainsMono NF ExtraBold" w:hAnsi="JetBrainsMono NF ExtraBold"/>
           <w:b w:val="0"/>
           <w:sz w:val="24"/>
         </w:rPr>
-        <w:t xml:space="preserve">..... </w:t>
-      </w:r>
-      <w:r>
-        <w:rPr>
-          <w:b/>
-          <w:sz w:val="26"/>
-        </w:rPr>
         <w:t>{{ subscriber_number }}</w:t>
       </w:r>
       <w:r>
         <w:rPr>
-          <w:b w:val="0"/>
-          <w:sz w:val="24"/>
-        </w:rPr>
-        <w:t xml:space="preserve"> .....</w:t>
-      </w:r>
-      <w:r>
-        <w:rPr>
-          <w:b w:val="0"/>
+          <w:b w:val="false"/>
           <w:sz w:val="24"/>
         </w:rPr>
         <w:t xml:space="preserve"> cho Bên C theo các thông tin như sau:</w:t>
@@ -1578,19 +1527,20 @@
               <w:spacing w:lineRule="exact" w:line="256"/>
               <w:ind w:start="1483"/>
               <w:rPr>
+                <w:rFonts w:ascii="JetBrainsMono NF ExtraBold" w:hAnsi="JetBrainsMono NF ExtraBold"/>
+              </w:rPr>
+            </w:pPr>
+            <w:r>
+              <w:rPr>
+                <w:rFonts w:ascii="JetBrainsMono NF ExtraBold" w:hAnsi="JetBrainsMono NF ExtraBold"/>
                 <w:b/>
                 <w:sz w:val="24"/>
               </w:rPr>
-            </w:pPr>
-            <w:r>
-              <w:rPr>
-                <w:b/>
-                <w:sz w:val="24"/>
-              </w:rPr>
               <w:t>Bên</w:t>
             </w:r>
             <w:r>
               <w:rPr>
+                <w:rFonts w:ascii="JetBrainsMono NF ExtraBold" w:hAnsi="JetBrainsMono NF ExtraBold"/>
                 <w:b/>
                 <w:spacing w:val="-1"/>
                 <w:sz w:val="24"/>
@@ -1599,6 +1549,7 @@
             </w:r>
             <w:r>
               <w:rPr>
+                <w:rFonts w:ascii="JetBrainsMono NF ExtraBold" w:hAnsi="JetBrainsMono NF ExtraBold"/>
                 <w:b/>
                 <w:spacing w:val="-10"/>
                 <w:sz w:val="24"/>
@@ -1623,19 +1574,20 @@
               <w:spacing w:lineRule="exact" w:line="256"/>
               <w:ind w:start="1400"/>
               <w:rPr>
+                <w:rFonts w:ascii="JetBrainsMono NF ExtraBold" w:hAnsi="JetBrainsMono NF ExtraBold"/>
+              </w:rPr>
+            </w:pPr>
+            <w:r>
+              <w:rPr>
+                <w:rFonts w:ascii="JetBrainsMono NF ExtraBold" w:hAnsi="JetBrainsMono NF ExtraBold"/>
                 <w:b/>
                 <w:sz w:val="24"/>
               </w:rPr>
-            </w:pPr>
-            <w:r>
-              <w:rPr>
-                <w:b/>
-                <w:sz w:val="24"/>
-              </w:rPr>
               <w:t xml:space="preserve">Bên </w:t>
             </w:r>
             <w:r>
               <w:rPr>
+                <w:rFonts w:ascii="JetBrainsMono NF ExtraBold" w:hAnsi="JetBrainsMono NF ExtraBold"/>
                 <w:b/>
                 <w:spacing w:val="-10"/>
                 <w:sz w:val="24"/>
@@ -1768,21 +1720,16 @@
               <w:ind w:start="107"/>
               <w:jc w:val="start"/>
               <w:rPr>
-                <w:rFonts w:ascii="Times New Roman" w:hAnsi="Times New Roman" w:eastAsia="Times New Roman" w:cs="Times New Roman"/>
+                <w:rFonts w:ascii="JetBrainsMono NF ExtraBold" w:hAnsi="JetBrainsMono NF ExtraBold"/>
+              </w:rPr>
+            </w:pPr>
+            <w:r>
+              <w:rPr>
+                <w:rFonts w:eastAsia="JetBrainsMono NF ExtraBold" w:cs="JetBrainsMono NF ExtraBold" w:ascii="JetBrainsMono NF ExtraBold" w:hAnsi="JetBrainsMono NF ExtraBold"/>
+                <w:b w:val="0"/>
                 <w:color w:val="auto"/>
                 <w:kern w:val="0"/>
                 <w:sz w:val="24"/>
-                <w:szCs w:val="22"/>
-                <w:lang w:val="vi-VN" w:eastAsia="en-US" w:bidi="ar-SA"/>
-              </w:rPr>
-            </w:pPr>
-            <w:r>
-              <w:rPr>
-                <w:rFonts w:eastAsia="Times New Roman" w:cs="Times New Roman"/>
-                <w:b/>
-                <w:color w:val="auto"/>
-                <w:kern w:val="0"/>
-                <w:sz w:val="26"/>
                 <w:szCs w:val="22"/>
                 <w:lang w:val="vi-VN" w:eastAsia="en-US" w:bidi="ar-SA"/>
               </w:rPr>
@@ -1810,21 +1757,16 @@
               <w:ind w:start="107"/>
               <w:jc w:val="start"/>
               <w:rPr>
-                <w:rFonts w:ascii="Times New Roman" w:hAnsi="Times New Roman" w:eastAsia="Times New Roman" w:cs="Times New Roman"/>
+                <w:rFonts w:ascii="JetBrainsMono NF ExtraBold" w:hAnsi="JetBrainsMono NF ExtraBold"/>
+              </w:rPr>
+            </w:pPr>
+            <w:r>
+              <w:rPr>
+                <w:rFonts w:eastAsia="JetBrainsMono NF ExtraBold" w:cs="JetBrainsMono NF ExtraBold" w:ascii="JetBrainsMono NF ExtraBold" w:hAnsi="JetBrainsMono NF ExtraBold"/>
+                <w:b w:val="0"/>
                 <w:color w:val="auto"/>
                 <w:kern w:val="0"/>
                 <w:sz w:val="24"/>
-                <w:szCs w:val="22"/>
-                <w:lang w:val="vi-VN" w:eastAsia="en-US" w:bidi="ar-SA"/>
-              </w:rPr>
-            </w:pPr>
-            <w:r>
-              <w:rPr>
-                <w:rFonts w:eastAsia="Times New Roman" w:cs="Times New Roman"/>
-                <w:b/>
-                <w:color w:val="auto"/>
-                <w:kern w:val="0"/>
-                <w:sz w:val="26"/>
                 <w:szCs w:val="22"/>
                 <w:lang w:val="vi-VN" w:eastAsia="en-US" w:bidi="ar-SA"/>
               </w:rPr>
@@ -1904,21 +1846,16 @@
               <w:ind w:start="107"/>
               <w:jc w:val="start"/>
               <w:rPr>
-                <w:rFonts w:ascii="Times New Roman" w:hAnsi="Times New Roman" w:eastAsia="Times New Roman" w:cs="Times New Roman"/>
+                <w:rFonts w:ascii="JetBrainsMono NF ExtraBold" w:hAnsi="JetBrainsMono NF ExtraBold"/>
+              </w:rPr>
+            </w:pPr>
+            <w:r>
+              <w:rPr>
+                <w:rFonts w:eastAsia="JetBrainsMono NF ExtraBold" w:cs="JetBrainsMono NF ExtraBold" w:ascii="JetBrainsMono NF ExtraBold" w:hAnsi="JetBrainsMono NF ExtraBold"/>
+                <w:b w:val="0"/>
                 <w:color w:val="auto"/>
                 <w:kern w:val="0"/>
                 <w:sz w:val="24"/>
-                <w:szCs w:val="22"/>
-                <w:lang w:val="vi-VN" w:eastAsia="en-US" w:bidi="ar-SA"/>
-              </w:rPr>
-            </w:pPr>
-            <w:r>
-              <w:rPr>
-                <w:rFonts w:eastAsia="Times New Roman" w:cs="Times New Roman"/>
-                <w:b/>
-                <w:color w:val="auto"/>
-                <w:kern w:val="0"/>
-                <w:sz w:val="26"/>
                 <w:szCs w:val="22"/>
                 <w:lang w:val="vi-VN" w:eastAsia="en-US" w:bidi="ar-SA"/>
               </w:rPr>
@@ -1946,21 +1883,16 @@
               <w:ind w:start="107"/>
               <w:jc w:val="start"/>
               <w:rPr>
-                <w:rFonts w:ascii="Times New Roman" w:hAnsi="Times New Roman" w:eastAsia="Times New Roman" w:cs="Times New Roman"/>
+                <w:rFonts w:ascii="JetBrainsMono NF ExtraBold" w:hAnsi="JetBrainsMono NF ExtraBold"/>
+              </w:rPr>
+            </w:pPr>
+            <w:r>
+              <w:rPr>
+                <w:rFonts w:eastAsia="JetBrainsMono NF ExtraBold" w:cs="JetBrainsMono NF ExtraBold" w:ascii="JetBrainsMono NF ExtraBold" w:hAnsi="JetBrainsMono NF ExtraBold"/>
+                <w:b w:val="0"/>
                 <w:color w:val="auto"/>
                 <w:kern w:val="0"/>
                 <w:sz w:val="24"/>
-                <w:szCs w:val="22"/>
-                <w:lang w:val="vi-VN" w:eastAsia="en-US" w:bidi="ar-SA"/>
-              </w:rPr>
-            </w:pPr>
-            <w:r>
-              <w:rPr>
-                <w:rFonts w:eastAsia="Times New Roman" w:cs="Times New Roman"/>
-                <w:b/>
-                <w:color w:val="auto"/>
-                <w:kern w:val="0"/>
-                <w:sz w:val="26"/>
                 <w:szCs w:val="22"/>
                 <w:lang w:val="vi-VN" w:eastAsia="en-US" w:bidi="ar-SA"/>
               </w:rPr>
@@ -1988,6 +1920,7 @@
               <w:pStyle w:val="TableParagraph"/>
               <w:spacing w:lineRule="exact" w:line="256"/>
               <w:ind w:start="107"/>
+              <w:jc w:val="start"/>
               <w:rPr>
                 <w:sz w:val="24"/>
               </w:rPr>
@@ -2007,11 +1940,12 @@
             </w:r>
             <w:r>
               <w:rPr>
-                <w:spacing w:val="-2"/>
-                <w:sz w:val="24"/>
+                <w:rStyle w:val="FootnoteReference"/>
+                <w:sz w:val="24"/>
+                <w:szCs w:val="24"/>
                 <w:vertAlign w:val="superscript"/>
               </w:rPr>
-              <w:t>2</w:t>
+              <w:footnoteReference w:id="3"/>
             </w:r>
           </w:p>
         </w:tc>
@@ -2035,21 +1969,16 @@
               <w:ind w:start="107"/>
               <w:jc w:val="start"/>
               <w:rPr>
-                <w:rFonts w:ascii="Times New Roman" w:hAnsi="Times New Roman" w:eastAsia="Times New Roman" w:cs="Times New Roman"/>
+                <w:rFonts w:ascii="JetBrainsMono NF ExtraBold" w:hAnsi="JetBrainsMono NF ExtraBold"/>
+              </w:rPr>
+            </w:pPr>
+            <w:r>
+              <w:rPr>
+                <w:rFonts w:eastAsia="JetBrainsMono NF ExtraBold" w:cs="JetBrainsMono NF ExtraBold" w:ascii="JetBrainsMono NF ExtraBold" w:hAnsi="JetBrainsMono NF ExtraBold"/>
+                <w:b w:val="0"/>
                 <w:color w:val="auto"/>
                 <w:kern w:val="0"/>
                 <w:sz w:val="24"/>
-                <w:szCs w:val="22"/>
-                <w:lang w:val="vi-VN" w:eastAsia="en-US" w:bidi="ar-SA"/>
-              </w:rPr>
-            </w:pPr>
-            <w:r>
-              <w:rPr>
-                <w:rFonts w:eastAsia="Times New Roman" w:cs="Times New Roman"/>
-                <w:b/>
-                <w:color w:val="auto"/>
-                <w:kern w:val="0"/>
-                <w:sz w:val="26"/>
                 <w:szCs w:val="22"/>
                 <w:lang w:val="vi-VN" w:eastAsia="en-US" w:bidi="ar-SA"/>
               </w:rPr>
@@ -2077,21 +2006,16 @@
               <w:ind w:start="107"/>
               <w:jc w:val="start"/>
               <w:rPr>
-                <w:rFonts w:ascii="Times New Roman" w:hAnsi="Times New Roman" w:eastAsia="Times New Roman" w:cs="Times New Roman"/>
+                <w:rFonts w:ascii="JetBrainsMono NF ExtraBold" w:hAnsi="JetBrainsMono NF ExtraBold"/>
+              </w:rPr>
+            </w:pPr>
+            <w:r>
+              <w:rPr>
+                <w:rFonts w:eastAsia="JetBrainsMono NF ExtraBold" w:cs="JetBrainsMono NF ExtraBold" w:ascii="JetBrainsMono NF ExtraBold" w:hAnsi="JetBrainsMono NF ExtraBold"/>
+                <w:b w:val="0"/>
                 <w:color w:val="auto"/>
                 <w:kern w:val="0"/>
                 <w:sz w:val="24"/>
-                <w:szCs w:val="22"/>
-                <w:lang w:val="vi-VN" w:eastAsia="en-US" w:bidi="ar-SA"/>
-              </w:rPr>
-            </w:pPr>
-            <w:r>
-              <w:rPr>
-                <w:rFonts w:eastAsia="Times New Roman" w:cs="Times New Roman"/>
-                <w:b/>
-                <w:color w:val="auto"/>
-                <w:kern w:val="0"/>
-                <w:sz w:val="26"/>
                 <w:szCs w:val="22"/>
                 <w:lang w:val="vi-VN" w:eastAsia="en-US" w:bidi="ar-SA"/>
               </w:rPr>
@@ -2178,21 +2102,16 @@
               <w:ind w:start="107"/>
               <w:jc w:val="start"/>
               <w:rPr>
-                <w:rFonts w:ascii="Times New Roman" w:hAnsi="Times New Roman" w:eastAsia="Times New Roman" w:cs="Times New Roman"/>
+                <w:rFonts w:ascii="JetBrainsMono NF ExtraBold" w:hAnsi="JetBrainsMono NF ExtraBold"/>
+              </w:rPr>
+            </w:pPr>
+            <w:r>
+              <w:rPr>
+                <w:rFonts w:eastAsia="JetBrainsMono NF ExtraBold" w:cs="JetBrainsMono NF ExtraBold" w:ascii="JetBrainsMono NF ExtraBold" w:hAnsi="JetBrainsMono NF ExtraBold"/>
+                <w:b w:val="0"/>
                 <w:color w:val="auto"/>
                 <w:kern w:val="0"/>
                 <w:sz w:val="24"/>
-                <w:szCs w:val="22"/>
-                <w:lang w:val="vi-VN" w:eastAsia="en-US" w:bidi="ar-SA"/>
-              </w:rPr>
-            </w:pPr>
-            <w:r>
-              <w:rPr>
-                <w:rFonts w:eastAsia="Times New Roman" w:cs="Times New Roman"/>
-                <w:b/>
-                <w:color w:val="auto"/>
-                <w:kern w:val="0"/>
-                <w:sz w:val="26"/>
                 <w:szCs w:val="22"/>
                 <w:lang w:val="vi-VN" w:eastAsia="en-US" w:bidi="ar-SA"/>
               </w:rPr>
@@ -2220,21 +2139,16 @@
               <w:ind w:start="107"/>
               <w:jc w:val="start"/>
               <w:rPr>
-                <w:rFonts w:ascii="Times New Roman" w:hAnsi="Times New Roman" w:eastAsia="Times New Roman" w:cs="Times New Roman"/>
+                <w:rFonts w:ascii="JetBrainsMono NF ExtraBold" w:hAnsi="JetBrainsMono NF ExtraBold"/>
+              </w:rPr>
+            </w:pPr>
+            <w:r>
+              <w:rPr>
+                <w:rFonts w:eastAsia="JetBrainsMono NF ExtraBold" w:cs="JetBrainsMono NF ExtraBold" w:ascii="JetBrainsMono NF ExtraBold" w:hAnsi="JetBrainsMono NF ExtraBold"/>
+                <w:b w:val="0"/>
                 <w:color w:val="auto"/>
                 <w:kern w:val="0"/>
                 <w:sz w:val="24"/>
-                <w:szCs w:val="22"/>
-                <w:lang w:val="vi-VN" w:eastAsia="en-US" w:bidi="ar-SA"/>
-              </w:rPr>
-            </w:pPr>
-            <w:r>
-              <w:rPr>
-                <w:rFonts w:eastAsia="Times New Roman" w:cs="Times New Roman"/>
-                <w:b/>
-                <w:color w:val="auto"/>
-                <w:kern w:val="0"/>
-                <w:sz w:val="26"/>
                 <w:szCs w:val="22"/>
                 <w:lang w:val="vi-VN" w:eastAsia="en-US" w:bidi="ar-SA"/>
               </w:rPr>
@@ -2314,21 +2228,16 @@
               <w:ind w:start="107"/>
               <w:jc w:val="start"/>
               <w:rPr>
-                <w:rFonts w:ascii="Times New Roman" w:hAnsi="Times New Roman" w:eastAsia="Times New Roman" w:cs="Times New Roman"/>
+                <w:rFonts w:ascii="JetBrainsMono NF ExtraBold" w:hAnsi="JetBrainsMono NF ExtraBold"/>
+              </w:rPr>
+            </w:pPr>
+            <w:r>
+              <w:rPr>
+                <w:rFonts w:eastAsia="JetBrainsMono NF ExtraBold" w:cs="JetBrainsMono NF ExtraBold" w:ascii="JetBrainsMono NF ExtraBold" w:hAnsi="JetBrainsMono NF ExtraBold"/>
+                <w:b w:val="0"/>
                 <w:color w:val="auto"/>
                 <w:kern w:val="0"/>
                 <w:sz w:val="24"/>
-                <w:szCs w:val="22"/>
-                <w:lang w:val="vi-VN" w:eastAsia="en-US" w:bidi="ar-SA"/>
-              </w:rPr>
-            </w:pPr>
-            <w:r>
-              <w:rPr>
-                <w:rFonts w:eastAsia="Times New Roman" w:cs="Times New Roman"/>
-                <w:b/>
-                <w:color w:val="auto"/>
-                <w:kern w:val="0"/>
-                <w:sz w:val="26"/>
                 <w:szCs w:val="22"/>
                 <w:lang w:val="vi-VN" w:eastAsia="en-US" w:bidi="ar-SA"/>
               </w:rPr>
@@ -2356,21 +2265,16 @@
               <w:ind w:start="107"/>
               <w:jc w:val="start"/>
               <w:rPr>
-                <w:rFonts w:ascii="Times New Roman" w:hAnsi="Times New Roman" w:eastAsia="Times New Roman" w:cs="Times New Roman"/>
+                <w:rFonts w:ascii="JetBrainsMono NF ExtraBold" w:hAnsi="JetBrainsMono NF ExtraBold"/>
+              </w:rPr>
+            </w:pPr>
+            <w:r>
+              <w:rPr>
+                <w:rFonts w:eastAsia="JetBrainsMono NF ExtraBold" w:cs="JetBrainsMono NF ExtraBold" w:ascii="JetBrainsMono NF ExtraBold" w:hAnsi="JetBrainsMono NF ExtraBold"/>
+                <w:b w:val="0"/>
                 <w:color w:val="auto"/>
                 <w:kern w:val="0"/>
                 <w:sz w:val="24"/>
-                <w:szCs w:val="22"/>
-                <w:lang w:val="vi-VN" w:eastAsia="en-US" w:bidi="ar-SA"/>
-              </w:rPr>
-            </w:pPr>
-            <w:r>
-              <w:rPr>
-                <w:rFonts w:eastAsia="Times New Roman" w:cs="Times New Roman"/>
-                <w:b/>
-                <w:color w:val="auto"/>
-                <w:kern w:val="0"/>
-                <w:sz w:val="26"/>
                 <w:szCs w:val="22"/>
                 <w:lang w:val="vi-VN" w:eastAsia="en-US" w:bidi="ar-SA"/>
               </w:rPr>
@@ -2430,11 +2334,13 @@
             </w:r>
             <w:r>
               <w:rPr>
-                <w:spacing w:val="-10"/>
-                <w:sz w:val="24"/>
-                <w:vertAlign w:val="superscript"/>
-              </w:rPr>
-              <w:t>3</w:t>
+                <w:rStyle w:val="FootnoteReference"/>
+                <w:position w:val="0"/>
+                <w:sz w:val="24"/>
+                <w:szCs w:val="24"/>
+                <w:vertAlign w:val="baseline"/>
+              </w:rPr>
+              <w:footnoteReference w:id="4"/>
             </w:r>
           </w:p>
         </w:tc>
@@ -2458,21 +2364,16 @@
               <w:ind w:start="107"/>
               <w:jc w:val="start"/>
               <w:rPr>
-                <w:rFonts w:ascii="Times New Roman" w:hAnsi="Times New Roman" w:eastAsia="Times New Roman" w:cs="Times New Roman"/>
+                <w:rFonts w:ascii="JetBrainsMono NF ExtraBold" w:hAnsi="JetBrainsMono NF ExtraBold"/>
+              </w:rPr>
+            </w:pPr>
+            <w:r>
+              <w:rPr>
+                <w:rFonts w:eastAsia="JetBrainsMono NF ExtraBold" w:cs="JetBrainsMono NF ExtraBold" w:ascii="JetBrainsMono NF ExtraBold" w:hAnsi="JetBrainsMono NF ExtraBold"/>
+                <w:b w:val="0"/>
                 <w:color w:val="auto"/>
                 <w:kern w:val="0"/>
                 <w:sz w:val="24"/>
-                <w:szCs w:val="22"/>
-                <w:lang w:val="vi-VN" w:eastAsia="en-US" w:bidi="ar-SA"/>
-              </w:rPr>
-            </w:pPr>
-            <w:r>
-              <w:rPr>
-                <w:rFonts w:eastAsia="Times New Roman" w:cs="Times New Roman"/>
-                <w:b/>
-                <w:color w:val="auto"/>
-                <w:kern w:val="0"/>
-                <w:sz w:val="26"/>
                 <w:szCs w:val="22"/>
                 <w:lang w:val="vi-VN" w:eastAsia="en-US" w:bidi="ar-SA"/>
               </w:rPr>
@@ -2500,21 +2401,16 @@
               <w:ind w:start="107"/>
               <w:jc w:val="start"/>
               <w:rPr>
-                <w:rFonts w:ascii="Times New Roman" w:hAnsi="Times New Roman" w:eastAsia="Times New Roman" w:cs="Times New Roman"/>
+                <w:rFonts w:ascii="JetBrainsMono NF ExtraBold" w:hAnsi="JetBrainsMono NF ExtraBold"/>
+              </w:rPr>
+            </w:pPr>
+            <w:r>
+              <w:rPr>
+                <w:rFonts w:eastAsia="JetBrainsMono NF ExtraBold" w:cs="JetBrainsMono NF ExtraBold" w:ascii="JetBrainsMono NF ExtraBold" w:hAnsi="JetBrainsMono NF ExtraBold"/>
+                <w:b w:val="0"/>
                 <w:color w:val="auto"/>
                 <w:kern w:val="0"/>
                 <w:sz w:val="24"/>
-                <w:szCs w:val="22"/>
-                <w:lang w:val="vi-VN" w:eastAsia="en-US" w:bidi="ar-SA"/>
-              </w:rPr>
-            </w:pPr>
-            <w:r>
-              <w:rPr>
-                <w:rFonts w:eastAsia="Times New Roman" w:cs="Times New Roman"/>
-                <w:b/>
-                <w:color w:val="auto"/>
-                <w:kern w:val="0"/>
-                <w:sz w:val="26"/>
                 <w:szCs w:val="22"/>
                 <w:lang w:val="vi-VN" w:eastAsia="en-US" w:bidi="ar-SA"/>
               </w:rPr>
@@ -2588,17 +2484,12 @@
               <w:ind w:start="107"/>
               <w:jc w:val="start"/>
               <w:rPr>
-                <w:rFonts w:ascii="Times New Roman" w:hAnsi="Times New Roman" w:eastAsia="Times New Roman" w:cs="Times New Roman"/>
-                <w:color w:val="auto"/>
-                <w:kern w:val="0"/>
-                <w:sz w:val="24"/>
-                <w:szCs w:val="22"/>
-                <w:lang w:val="vi-VN" w:eastAsia="en-US" w:bidi="ar-SA"/>
+                <w:rFonts w:ascii="JetBrainsMono NF ExtraBold" w:hAnsi="JetBrainsMono NF ExtraBold"/>
               </w:rPr>
             </w:pPr>
             <w:r>
               <w:rPr>
-                <w:rFonts w:eastAsia="Times New Roman" w:cs="Times New Roman"/>
+                <w:rFonts w:eastAsia="Times New Roman" w:cs="Times New Roman" w:ascii="JetBrainsMono NF ExtraBold" w:hAnsi="JetBrainsMono NF ExtraBold"/>
                 <w:b/>
                 <w:color w:val="auto"/>
                 <w:kern w:val="0"/>
@@ -2630,17 +2521,12 @@
               <w:ind w:start="107"/>
               <w:jc w:val="start"/>
               <w:rPr>
-                <w:rFonts w:ascii="Times New Roman" w:hAnsi="Times New Roman" w:eastAsia="Times New Roman" w:cs="Times New Roman"/>
-                <w:color w:val="auto"/>
-                <w:kern w:val="0"/>
-                <w:sz w:val="24"/>
-                <w:szCs w:val="22"/>
-                <w:lang w:val="vi-VN" w:eastAsia="en-US" w:bidi="ar-SA"/>
+                <w:rFonts w:ascii="JetBrainsMono NF ExtraBold" w:hAnsi="JetBrainsMono NF ExtraBold"/>
               </w:rPr>
             </w:pPr>
             <w:r>
               <w:rPr>
-                <w:rFonts w:eastAsia="Times New Roman" w:cs="Times New Roman"/>
+                <w:rFonts w:eastAsia="Times New Roman" w:cs="Times New Roman" w:ascii="JetBrainsMono NF ExtraBold" w:hAnsi="JetBrainsMono NF ExtraBold"/>
                 <w:b/>
                 <w:color w:val="auto"/>
                 <w:kern w:val="0"/>
@@ -2737,21 +2623,16 @@
               <w:ind w:start="107"/>
               <w:jc w:val="start"/>
               <w:rPr>
-                <w:rFonts w:ascii="Times New Roman" w:hAnsi="Times New Roman" w:eastAsia="Times New Roman" w:cs="Times New Roman"/>
+                <w:rFonts w:ascii="JetBrainsMono NF ExtraBold" w:hAnsi="JetBrainsMono NF ExtraBold"/>
+              </w:rPr>
+            </w:pPr>
+            <w:r>
+              <w:rPr>
+                <w:rFonts w:eastAsia="JetBrainsMono NF ExtraBold" w:cs="JetBrainsMono NF ExtraBold" w:ascii="JetBrainsMono NF ExtraBold" w:hAnsi="JetBrainsMono NF ExtraBold"/>
+                <w:b w:val="0"/>
                 <w:color w:val="auto"/>
                 <w:kern w:val="0"/>
                 <w:sz w:val="24"/>
-                <w:szCs w:val="22"/>
-                <w:lang w:val="vi-VN" w:eastAsia="en-US" w:bidi="ar-SA"/>
-              </w:rPr>
-            </w:pPr>
-            <w:r>
-              <w:rPr>
-                <w:rFonts w:eastAsia="Times New Roman" w:cs="Times New Roman"/>
-                <w:b/>
-                <w:color w:val="auto"/>
-                <w:kern w:val="0"/>
-                <w:sz w:val="26"/>
                 <w:szCs w:val="22"/>
                 <w:lang w:val="vi-VN" w:eastAsia="en-US" w:bidi="ar-SA"/>
               </w:rPr>
@@ -2779,21 +2660,16 @@
               <w:ind w:start="107"/>
               <w:jc w:val="start"/>
               <w:rPr>
-                <w:rFonts w:ascii="Times New Roman" w:hAnsi="Times New Roman" w:eastAsia="Times New Roman" w:cs="Times New Roman"/>
+                <w:rFonts w:ascii="JetBrainsMono NF ExtraBold" w:hAnsi="JetBrainsMono NF ExtraBold"/>
+              </w:rPr>
+            </w:pPr>
+            <w:r>
+              <w:rPr>
+                <w:rFonts w:eastAsia="JetBrainsMono NF ExtraBold" w:cs="JetBrainsMono NF ExtraBold" w:ascii="JetBrainsMono NF ExtraBold" w:hAnsi="JetBrainsMono NF ExtraBold"/>
+                <w:b w:val="0"/>
                 <w:color w:val="auto"/>
                 <w:kern w:val="0"/>
                 <w:sz w:val="24"/>
-                <w:szCs w:val="22"/>
-                <w:lang w:val="vi-VN" w:eastAsia="en-US" w:bidi="ar-SA"/>
-              </w:rPr>
-            </w:pPr>
-            <w:r>
-              <w:rPr>
-                <w:rFonts w:eastAsia="Times New Roman" w:cs="Times New Roman"/>
-                <w:b/>
-                <w:color w:val="auto"/>
-                <w:kern w:val="0"/>
-                <w:sz w:val="26"/>
                 <w:szCs w:val="22"/>
                 <w:lang w:val="vi-VN" w:eastAsia="en-US" w:bidi="ar-SA"/>
               </w:rPr>
@@ -2893,17 +2769,12 @@
               <w:ind w:start="107"/>
               <w:jc w:val="start"/>
               <w:rPr>
-                <w:rFonts w:ascii="Times New Roman" w:hAnsi="Times New Roman" w:eastAsia="Times New Roman" w:cs="Times New Roman"/>
-                <w:color w:val="auto"/>
-                <w:kern w:val="0"/>
-                <w:sz w:val="24"/>
-                <w:szCs w:val="22"/>
-                <w:lang w:val="vi-VN" w:eastAsia="en-US" w:bidi="ar-SA"/>
+                <w:rFonts w:ascii="JetBrainsMono NF ExtraBold" w:hAnsi="JetBrainsMono NF ExtraBold"/>
               </w:rPr>
             </w:pPr>
             <w:r>
               <w:rPr>
-                <w:rFonts w:eastAsia="Times New Roman" w:cs="Times New Roman"/>
+                <w:rFonts w:eastAsia="Times New Roman" w:cs="Times New Roman" w:ascii="JetBrainsMono NF ExtraBold" w:hAnsi="JetBrainsMono NF ExtraBold"/>
                 <w:b/>
                 <w:color w:val="auto"/>
                 <w:kern w:val="0"/>
@@ -2935,17 +2806,12 @@
               <w:ind w:start="107"/>
               <w:jc w:val="start"/>
               <w:rPr>
-                <w:rFonts w:ascii="Times New Roman" w:hAnsi="Times New Roman" w:eastAsia="Times New Roman" w:cs="Times New Roman"/>
-                <w:color w:val="auto"/>
-                <w:kern w:val="0"/>
-                <w:sz w:val="24"/>
-                <w:szCs w:val="22"/>
-                <w:lang w:val="vi-VN" w:eastAsia="en-US" w:bidi="ar-SA"/>
+                <w:rFonts w:ascii="JetBrainsMono NF ExtraBold" w:hAnsi="JetBrainsMono NF ExtraBold"/>
               </w:rPr>
             </w:pPr>
             <w:r>
               <w:rPr>
-                <w:rFonts w:eastAsia="Times New Roman" w:cs="Times New Roman"/>
+                <w:rFonts w:eastAsia="Times New Roman" w:cs="Times New Roman" w:ascii="JetBrainsMono NF ExtraBold" w:hAnsi="JetBrainsMono NF ExtraBold"/>
                 <w:b/>
                 <w:color w:val="auto"/>
                 <w:kern w:val="0"/>
@@ -3144,21 +3010,16 @@
               <w:ind w:start="107"/>
               <w:jc w:val="start"/>
               <w:rPr>
-                <w:rFonts w:ascii="Times New Roman" w:hAnsi="Times New Roman" w:eastAsia="Times New Roman" w:cs="Times New Roman"/>
+                <w:rFonts w:ascii="JetBrainsMono NF ExtraBold" w:hAnsi="JetBrainsMono NF ExtraBold"/>
+              </w:rPr>
+            </w:pPr>
+            <w:r>
+              <w:rPr>
+                <w:rFonts w:eastAsia="JetBrainsMono NF ExtraBold" w:cs="JetBrainsMono NF ExtraBold" w:ascii="JetBrainsMono NF ExtraBold" w:hAnsi="JetBrainsMono NF ExtraBold"/>
+                <w:b w:val="0"/>
                 <w:color w:val="auto"/>
                 <w:kern w:val="0"/>
                 <w:sz w:val="24"/>
-                <w:szCs w:val="22"/>
-                <w:lang w:val="vi-VN" w:eastAsia="en-US" w:bidi="ar-SA"/>
-              </w:rPr>
-            </w:pPr>
-            <w:r>
-              <w:rPr>
-                <w:rFonts w:eastAsia="Times New Roman" w:cs="Times New Roman"/>
-                <w:b/>
-                <w:color w:val="auto"/>
-                <w:kern w:val="0"/>
-                <w:sz w:val="26"/>
                 <w:szCs w:val="22"/>
                 <w:lang w:val="vi-VN" w:eastAsia="en-US" w:bidi="ar-SA"/>
               </w:rPr>
@@ -3186,21 +3047,16 @@
               <w:ind w:start="107"/>
               <w:jc w:val="start"/>
               <w:rPr>
-                <w:rFonts w:ascii="Times New Roman" w:hAnsi="Times New Roman" w:eastAsia="Times New Roman" w:cs="Times New Roman"/>
+                <w:rFonts w:ascii="JetBrainsMono NF ExtraBold" w:hAnsi="JetBrainsMono NF ExtraBold"/>
+              </w:rPr>
+            </w:pPr>
+            <w:r>
+              <w:rPr>
+                <w:rFonts w:eastAsia="JetBrainsMono NF ExtraBold" w:cs="JetBrainsMono NF ExtraBold" w:ascii="JetBrainsMono NF ExtraBold" w:hAnsi="JetBrainsMono NF ExtraBold"/>
+                <w:b w:val="0"/>
                 <w:color w:val="auto"/>
                 <w:kern w:val="0"/>
                 <w:sz w:val="24"/>
-                <w:szCs w:val="22"/>
-                <w:lang w:val="vi-VN" w:eastAsia="en-US" w:bidi="ar-SA"/>
-              </w:rPr>
-            </w:pPr>
-            <w:r>
-              <w:rPr>
-                <w:rFonts w:eastAsia="Times New Roman" w:cs="Times New Roman"/>
-                <w:b/>
-                <w:color w:val="auto"/>
-                <w:kern w:val="0"/>
-                <w:sz w:val="26"/>
                 <w:szCs w:val="22"/>
                 <w:lang w:val="vi-VN" w:eastAsia="en-US" w:bidi="ar-SA"/>
               </w:rPr>
@@ -3274,21 +3130,16 @@
               <w:ind w:start="107"/>
               <w:jc w:val="start"/>
               <w:rPr>
-                <w:rFonts w:ascii="Times New Roman" w:hAnsi="Times New Roman" w:eastAsia="Times New Roman" w:cs="Times New Roman"/>
+                <w:rFonts w:ascii="JetBrainsMono NF ExtraBold" w:hAnsi="JetBrainsMono NF ExtraBold"/>
+              </w:rPr>
+            </w:pPr>
+            <w:r>
+              <w:rPr>
+                <w:rFonts w:eastAsia="JetBrainsMono NF ExtraBold" w:cs="JetBrainsMono NF ExtraBold" w:ascii="JetBrainsMono NF ExtraBold" w:hAnsi="JetBrainsMono NF ExtraBold"/>
+                <w:b w:val="0"/>
                 <w:color w:val="auto"/>
                 <w:kern w:val="0"/>
                 <w:sz w:val="24"/>
-                <w:szCs w:val="22"/>
-                <w:lang w:val="vi-VN" w:eastAsia="en-US" w:bidi="ar-SA"/>
-              </w:rPr>
-            </w:pPr>
-            <w:r>
-              <w:rPr>
-                <w:rFonts w:eastAsia="Times New Roman" w:cs="Times New Roman"/>
-                <w:b/>
-                <w:color w:val="auto"/>
-                <w:kern w:val="0"/>
-                <w:sz w:val="26"/>
                 <w:szCs w:val="22"/>
                 <w:lang w:val="vi-VN" w:eastAsia="en-US" w:bidi="ar-SA"/>
               </w:rPr>
@@ -3316,21 +3167,16 @@
               <w:ind w:start="107"/>
               <w:jc w:val="start"/>
               <w:rPr>
-                <w:rFonts w:ascii="Times New Roman" w:hAnsi="Times New Roman" w:eastAsia="Times New Roman" w:cs="Times New Roman"/>
+                <w:rFonts w:ascii="JetBrainsMono NF ExtraBold" w:hAnsi="JetBrainsMono NF ExtraBold"/>
+              </w:rPr>
+            </w:pPr>
+            <w:r>
+              <w:rPr>
+                <w:rFonts w:eastAsia="JetBrainsMono NF ExtraBold" w:cs="JetBrainsMono NF ExtraBold" w:ascii="JetBrainsMono NF ExtraBold" w:hAnsi="JetBrainsMono NF ExtraBold"/>
+                <w:b w:val="0"/>
                 <w:color w:val="auto"/>
                 <w:kern w:val="0"/>
                 <w:sz w:val="24"/>
-                <w:szCs w:val="22"/>
-                <w:lang w:val="vi-VN" w:eastAsia="en-US" w:bidi="ar-SA"/>
-              </w:rPr>
-            </w:pPr>
-            <w:r>
-              <w:rPr>
-                <w:rFonts w:eastAsia="Times New Roman" w:cs="Times New Roman"/>
-                <w:b/>
-                <w:color w:val="auto"/>
-                <w:kern w:val="0"/>
-                <w:sz w:val="26"/>
                 <w:szCs w:val="22"/>
                 <w:lang w:val="vi-VN" w:eastAsia="en-US" w:bidi="ar-SA"/>
               </w:rPr>
@@ -3397,21 +3243,16 @@
               <w:ind w:start="107"/>
               <w:jc w:val="start"/>
               <w:rPr>
-                <w:rFonts w:ascii="Times New Roman" w:hAnsi="Times New Roman" w:eastAsia="Times New Roman" w:cs="Times New Roman"/>
+                <w:rFonts w:ascii="JetBrainsMono NF ExtraBold" w:hAnsi="JetBrainsMono NF ExtraBold"/>
+              </w:rPr>
+            </w:pPr>
+            <w:r>
+              <w:rPr>
+                <w:rFonts w:eastAsia="JetBrainsMono NF ExtraBold" w:cs="JetBrainsMono NF ExtraBold" w:ascii="JetBrainsMono NF ExtraBold" w:hAnsi="JetBrainsMono NF ExtraBold"/>
+                <w:b w:val="0"/>
                 <w:color w:val="auto"/>
                 <w:kern w:val="0"/>
                 <w:sz w:val="24"/>
-                <w:szCs w:val="22"/>
-                <w:lang w:val="vi-VN" w:eastAsia="en-US" w:bidi="ar-SA"/>
-              </w:rPr>
-            </w:pPr>
-            <w:r>
-              <w:rPr>
-                <w:rFonts w:eastAsia="Times New Roman" w:cs="Times New Roman"/>
-                <w:b/>
-                <w:color w:val="auto"/>
-                <w:kern w:val="0"/>
-                <w:sz w:val="26"/>
                 <w:szCs w:val="22"/>
                 <w:lang w:val="vi-VN" w:eastAsia="en-US" w:bidi="ar-SA"/>
               </w:rPr>
@@ -3439,21 +3280,16 @@
               <w:ind w:start="107"/>
               <w:jc w:val="start"/>
               <w:rPr>
-                <w:rFonts w:ascii="Times New Roman" w:hAnsi="Times New Roman" w:eastAsia="Times New Roman" w:cs="Times New Roman"/>
+                <w:rFonts w:ascii="JetBrainsMono NF ExtraBold" w:hAnsi="JetBrainsMono NF ExtraBold"/>
+              </w:rPr>
+            </w:pPr>
+            <w:r>
+              <w:rPr>
+                <w:rFonts w:eastAsia="JetBrainsMono NF ExtraBold" w:cs="JetBrainsMono NF ExtraBold" w:ascii="JetBrainsMono NF ExtraBold" w:hAnsi="JetBrainsMono NF ExtraBold"/>
+                <w:b w:val="0"/>
                 <w:color w:val="auto"/>
                 <w:kern w:val="0"/>
                 <w:sz w:val="24"/>
-                <w:szCs w:val="22"/>
-                <w:lang w:val="vi-VN" w:eastAsia="en-US" w:bidi="ar-SA"/>
-              </w:rPr>
-            </w:pPr>
-            <w:r>
-              <w:rPr>
-                <w:rFonts w:eastAsia="Times New Roman" w:cs="Times New Roman"/>
-                <w:b/>
-                <w:color w:val="auto"/>
-                <w:kern w:val="0"/>
-                <w:sz w:val="26"/>
                 <w:szCs w:val="22"/>
                 <w:lang w:val="vi-VN" w:eastAsia="en-US" w:bidi="ar-SA"/>
               </w:rPr>
@@ -3649,14 +3485,7 @@
           <w:b/>
           <w:sz w:val="26"/>
         </w:rPr>
-        <w:t>{{ transfer_time }}</w:t>
-      </w:r>
-      <w:r>
-        <w:rPr>
-          <w:b/>
-          <w:sz w:val="26"/>
-        </w:rPr>
-        <w:t>giờ,</w:t>
+        <w:t>{{ transfer_time }}giờ,</w:t>
       </w:r>
       <w:r>
         <w:rPr>
@@ -3669,12 +3498,6 @@
           <w:spacing w:val="-4"/>
         </w:rPr>
         <w:t xml:space="preserve">ngày </w:t>
-      </w:r>
-      <w:r>
-        <w:rPr>
-          <w:spacing w:val="-2"/>
-          <w:sz w:val="24"/>
-        </w:rPr>
       </w:r>
       <w:r>
         <w:rPr>
@@ -3682,7 +3505,16 @@
           <w:spacing w:val="-2"/>
           <w:sz w:val="26"/>
         </w:rPr>
-        <w:t>{{ transfer_effective_day }}</w:t>
+        <w:t xml:space="preserve">{{ transfer_effective_day }} </w:t>
+      </w:r>
+      <w:r>
+        <w:rPr>
+          <w:b w:val="false"/>
+          <w:bCs w:val="false"/>
+          <w:spacing w:val="-2"/>
+          <w:sz w:val="26"/>
+        </w:rPr>
+        <w:t>tháng</w:t>
       </w:r>
       <w:r>
         <w:rPr>
@@ -3690,23 +3522,7 @@
           <w:spacing w:val="-2"/>
           <w:sz w:val="26"/>
         </w:rPr>
-        <w:t xml:space="preserve"> tháng </w:t>
-      </w:r>
-      <w:r>
-        <w:rPr>
-          <w:b/>
-          <w:spacing w:val="-2"/>
-          <w:sz w:val="26"/>
-        </w:rPr>
-        <w:t>{{ transfer_effective_month }}</w:t>
-      </w:r>
-      <w:r>
-        <w:rPr>
-          <w:b/>
-          <w:spacing w:val="-2"/>
-          <w:sz w:val="26"/>
-        </w:rPr>
-        <w:t xml:space="preserve"> </w:t>
+        <w:t xml:space="preserve"> {{ transfer_effective_month }} </w:t>
       </w:r>
       <w:r>
         <w:rPr>
@@ -3721,15 +3537,7 @@
           <w:spacing w:val="-4"/>
           <w:sz w:val="26"/>
         </w:rPr>
-        <w:t>{{ transfer_effective_year }}</w:t>
-      </w:r>
-      <w:r>
-        <w:rPr>
-          <w:b/>
-          <w:spacing w:val="-4"/>
-          <w:sz w:val="26"/>
-        </w:rPr>
-        <w:t xml:space="preserve"> </w:t>
+        <w:t xml:space="preserve">{{ transfer_effective_year }} </w:t>
       </w:r>
       <w:r>
         <w:rPr>
@@ -3822,895 +3630,6 @@
         <w:rPr>
           <w:sz w:val="20"/>
         </w:rPr>
-      </w:r>
-    </w:p>
-    <w:p>
-      <w:pPr>
-        <w:pStyle w:val="BodyText"/>
-        <w:rPr>
-          <w:sz w:val="20"/>
-        </w:rPr>
-      </w:pPr>
-      <w:r>
-        <w:rPr>
-          <w:sz w:val="20"/>
-        </w:rPr>
-        <mc:AlternateContent>
-          <mc:Choice Requires="wps">
-            <w:drawing>
-              <wp:anchor distT="0" distB="0" distL="0" distR="0" simplePos="0" relativeHeight="17" behindDoc="0" locked="0" layoutInCell="0" allowOverlap="1">
-                <wp:simplePos x="0" y="0"/>
-                <wp:positionH relativeFrom="page">
-                  <wp:posOffset>541020</wp:posOffset>
-                </wp:positionH>
-                <wp:positionV relativeFrom="paragraph">
-                  <wp:posOffset>291465</wp:posOffset>
-                </wp:positionV>
-                <wp:extent cx="1829435" cy="9525"/>
-                <wp:effectExtent l="0" t="0" r="0" b="0"/>
-                <wp:wrapTopAndBottom/>
-                <wp:docPr id="2" name="Graphic 5"/>
-                <a:graphic xmlns:a="http://schemas.openxmlformats.org/drawingml/2006/main">
-                  <a:graphicData uri="http://schemas.microsoft.com/office/word/2010/wordprocessingShape">
-                    <wps:wsp>
-                      <wps:cNvSpPr/>
-                      <wps:spPr>
-                        <a:xfrm>
-                          <a:off x="0" y="0"/>
-                          <a:ext cx="1829520" cy="9360"/>
-                        </a:xfrm>
-                        <a:custGeom>
-                          <a:avLst/>
-                          <a:gdLst>
-                            <a:gd name="textAreaLeft" fmla="*/ 0 w 1037160"/>
-                            <a:gd name="textAreaRight" fmla="*/ 1041480 w 1037160"/>
-                            <a:gd name="textAreaTop" fmla="*/ 0 h 5400"/>
-                            <a:gd name="textAreaBottom" fmla="*/ 9720 h 5400"/>
-                          </a:gdLst>
-                          <a:ahLst/>
-                          <a:cxnLst/>
-                          <a:rect l="textAreaLeft" t="textAreaTop" r="textAreaRight" b="textAreaBottom"/>
-                          <a:pathLst>
-                            <a:path w="1829435" h="9525">
-                              <a:moveTo>
-                                <a:pt x="1829066" y="0"/>
-                              </a:moveTo>
-                              <a:lnTo>
-                                <a:pt x="0" y="0"/>
-                              </a:lnTo>
-                              <a:lnTo>
-                                <a:pt x="0" y="9143"/>
-                              </a:lnTo>
-                              <a:lnTo>
-                                <a:pt x="1829066" y="9143"/>
-                              </a:lnTo>
-                              <a:lnTo>
-                                <a:pt x="1829066" y="0"/>
-                              </a:lnTo>
-                              <a:close/>
-                            </a:path>
-                          </a:pathLst>
-                        </a:custGeom>
-                        <a:solidFill>
-                          <a:srgbClr val="000000"/>
-                        </a:solidFill>
-                        <a:ln w="0">
-                          <a:noFill/>
-                        </a:ln>
-                      </wps:spPr>
-                      <wps:style>
-                        <a:lnRef idx="0"/>
-                        <a:fillRef idx="0"/>
-                        <a:effectRef idx="0"/>
-                        <a:fontRef idx="minor"/>
-                      </wps:style>
-                      <wps:bodyPr/>
-                    </wps:wsp>
-                  </a:graphicData>
-                </a:graphic>
-              </wp:anchor>
-            </w:drawing>
-          </mc:Choice>
-          <mc:Fallback>
-            <w:pict/>
-          </mc:Fallback>
-        </mc:AlternateContent>
-      </w:r>
-    </w:p>
-    <w:p>
-      <w:pPr>
-        <w:pStyle w:val="Normal"/>
-        <w:spacing w:before="95" w:after="0"/>
-        <w:ind w:start="132"/>
-        <w:rPr>
-          <w:i/>
-          <w:sz w:val="24"/>
-        </w:rPr>
-      </w:pPr>
-      <w:r>
-        <w:rPr>
-          <w:sz w:val="24"/>
-          <w:vertAlign w:val="superscript"/>
-        </w:rPr>
-        <w:t>1</w:t>
-      </w:r>
-      <w:r>
-        <w:rPr>
-          <w:spacing w:val="5"/>
-          <w:sz w:val="24"/>
-        </w:rPr>
-        <w:t xml:space="preserve"> </w:t>
-      </w:r>
-      <w:r>
-        <w:rPr>
-          <w:i/>
-          <w:sz w:val="24"/>
-        </w:rPr>
-        <w:t>Các</w:t>
-      </w:r>
-      <w:r>
-        <w:rPr>
-          <w:i/>
-          <w:spacing w:val="3"/>
-          <w:sz w:val="24"/>
-        </w:rPr>
-        <w:t xml:space="preserve"> </w:t>
-      </w:r>
-      <w:r>
-        <w:rPr>
-          <w:i/>
-          <w:sz w:val="24"/>
-        </w:rPr>
-        <w:t>nội</w:t>
-      </w:r>
-      <w:r>
-        <w:rPr>
-          <w:i/>
-          <w:spacing w:val="5"/>
-          <w:sz w:val="24"/>
-        </w:rPr>
-        <w:t xml:space="preserve"> </w:t>
-      </w:r>
-      <w:r>
-        <w:rPr>
-          <w:i/>
-          <w:sz w:val="24"/>
-        </w:rPr>
-        <w:t>dung</w:t>
-      </w:r>
-      <w:r>
-        <w:rPr>
-          <w:i/>
-          <w:spacing w:val="4"/>
-          <w:sz w:val="24"/>
-        </w:rPr>
-        <w:t xml:space="preserve"> </w:t>
-      </w:r>
-      <w:r>
-        <w:rPr>
-          <w:i/>
-          <w:sz w:val="24"/>
-        </w:rPr>
-        <w:t>bỏ</w:t>
-      </w:r>
-      <w:r>
-        <w:rPr>
-          <w:i/>
-          <w:spacing w:val="3"/>
-          <w:sz w:val="24"/>
-        </w:rPr>
-        <w:t xml:space="preserve"> </w:t>
-      </w:r>
-      <w:r>
-        <w:rPr>
-          <w:i/>
-          <w:sz w:val="24"/>
-        </w:rPr>
-        <w:t>trống</w:t>
-      </w:r>
-      <w:r>
-        <w:rPr>
-          <w:i/>
-          <w:spacing w:val="4"/>
-          <w:sz w:val="24"/>
-        </w:rPr>
-        <w:t xml:space="preserve"> </w:t>
-      </w:r>
-      <w:r>
-        <w:rPr>
-          <w:i/>
-          <w:sz w:val="24"/>
-        </w:rPr>
-        <w:t>tại</w:t>
-      </w:r>
-      <w:r>
-        <w:rPr>
-          <w:i/>
-          <w:spacing w:val="5"/>
-          <w:sz w:val="24"/>
-        </w:rPr>
-        <w:t xml:space="preserve"> </w:t>
-      </w:r>
-      <w:r>
-        <w:rPr>
-          <w:i/>
-          <w:sz w:val="24"/>
-        </w:rPr>
-        <w:t>Điều</w:t>
-      </w:r>
-      <w:r>
-        <w:rPr>
-          <w:i/>
-          <w:spacing w:val="4"/>
-          <w:sz w:val="24"/>
-        </w:rPr>
-        <w:t xml:space="preserve"> </w:t>
-      </w:r>
-      <w:r>
-        <w:rPr>
-          <w:i/>
-          <w:sz w:val="24"/>
-        </w:rPr>
-        <w:t>1</w:t>
-      </w:r>
-      <w:r>
-        <w:rPr>
-          <w:i/>
-          <w:spacing w:val="3"/>
-          <w:sz w:val="24"/>
-        </w:rPr>
-        <w:t xml:space="preserve"> </w:t>
-      </w:r>
-      <w:r>
-        <w:rPr>
-          <w:i/>
-          <w:sz w:val="24"/>
-        </w:rPr>
-        <w:t>do</w:t>
-      </w:r>
-      <w:r>
-        <w:rPr>
-          <w:i/>
-          <w:spacing w:val="4"/>
-          <w:sz w:val="24"/>
-        </w:rPr>
-        <w:t xml:space="preserve"> </w:t>
-      </w:r>
-      <w:r>
-        <w:rPr>
-          <w:i/>
-          <w:sz w:val="24"/>
-        </w:rPr>
-        <w:t>hai</w:t>
-      </w:r>
-      <w:r>
-        <w:rPr>
-          <w:i/>
-          <w:spacing w:val="5"/>
-          <w:sz w:val="24"/>
-        </w:rPr>
-        <w:t xml:space="preserve"> </w:t>
-      </w:r>
-      <w:r>
-        <w:rPr>
-          <w:i/>
-          <w:sz w:val="24"/>
-        </w:rPr>
-        <w:t>bên</w:t>
-      </w:r>
-      <w:r>
-        <w:rPr>
-          <w:i/>
-          <w:spacing w:val="4"/>
-          <w:sz w:val="24"/>
-        </w:rPr>
-        <w:t xml:space="preserve"> </w:t>
-      </w:r>
-      <w:r>
-        <w:rPr>
-          <w:i/>
-          <w:sz w:val="24"/>
-        </w:rPr>
-        <w:t>thỏa</w:t>
-      </w:r>
-      <w:r>
-        <w:rPr>
-          <w:i/>
-          <w:spacing w:val="3"/>
-          <w:sz w:val="24"/>
-        </w:rPr>
-        <w:t xml:space="preserve"> </w:t>
-      </w:r>
-      <w:r>
-        <w:rPr>
-          <w:i/>
-          <w:sz w:val="24"/>
-        </w:rPr>
-        <w:t>thuận</w:t>
-      </w:r>
-      <w:r>
-        <w:rPr>
-          <w:i/>
-          <w:spacing w:val="4"/>
-          <w:sz w:val="24"/>
-        </w:rPr>
-        <w:t xml:space="preserve"> </w:t>
-      </w:r>
-      <w:r>
-        <w:rPr>
-          <w:i/>
-          <w:sz w:val="24"/>
-        </w:rPr>
-        <w:t>điền</w:t>
-      </w:r>
-      <w:r>
-        <w:rPr>
-          <w:i/>
-          <w:spacing w:val="4"/>
-          <w:sz w:val="24"/>
-        </w:rPr>
-        <w:t xml:space="preserve"> </w:t>
-      </w:r>
-      <w:r>
-        <w:rPr>
-          <w:i/>
-          <w:sz w:val="24"/>
-        </w:rPr>
-        <w:t>cụ</w:t>
-      </w:r>
-      <w:r>
-        <w:rPr>
-          <w:i/>
-          <w:spacing w:val="4"/>
-          <w:sz w:val="24"/>
-        </w:rPr>
-        <w:t xml:space="preserve"> </w:t>
-      </w:r>
-      <w:r>
-        <w:rPr>
-          <w:i/>
-          <w:sz w:val="24"/>
-        </w:rPr>
-        <w:t>thể</w:t>
-      </w:r>
-      <w:r>
-        <w:rPr>
-          <w:i/>
-          <w:spacing w:val="2"/>
-          <w:sz w:val="24"/>
-        </w:rPr>
-        <w:t xml:space="preserve"> </w:t>
-      </w:r>
-      <w:r>
-        <w:rPr>
-          <w:i/>
-          <w:sz w:val="24"/>
-        </w:rPr>
-        <w:t>khi</w:t>
-      </w:r>
-      <w:r>
-        <w:rPr>
-          <w:i/>
-          <w:spacing w:val="5"/>
-          <w:sz w:val="24"/>
-        </w:rPr>
-        <w:t xml:space="preserve"> </w:t>
-      </w:r>
-      <w:r>
-        <w:rPr>
-          <w:i/>
-          <w:sz w:val="24"/>
-        </w:rPr>
-        <w:t>kí</w:t>
-      </w:r>
-      <w:r>
-        <w:rPr>
-          <w:i/>
-          <w:spacing w:val="7"/>
-          <w:sz w:val="24"/>
-        </w:rPr>
-        <w:t xml:space="preserve"> </w:t>
-      </w:r>
-      <w:r>
-        <w:rPr>
-          <w:i/>
-          <w:sz w:val="24"/>
-        </w:rPr>
-        <w:t>kết</w:t>
-      </w:r>
-      <w:r>
-        <w:rPr>
-          <w:i/>
-          <w:spacing w:val="5"/>
-          <w:sz w:val="24"/>
-        </w:rPr>
-        <w:t xml:space="preserve"> </w:t>
-      </w:r>
-      <w:r>
-        <w:rPr>
-          <w:i/>
-          <w:sz w:val="24"/>
-        </w:rPr>
-        <w:t>Biên</w:t>
-      </w:r>
-      <w:r>
-        <w:rPr>
-          <w:i/>
-          <w:spacing w:val="3"/>
-          <w:sz w:val="24"/>
-        </w:rPr>
-        <w:t xml:space="preserve"> </w:t>
-      </w:r>
-      <w:r>
-        <w:rPr>
-          <w:i/>
-          <w:sz w:val="24"/>
-        </w:rPr>
-        <w:t>bản</w:t>
-      </w:r>
-      <w:r>
-        <w:rPr>
-          <w:i/>
-          <w:spacing w:val="3"/>
-          <w:sz w:val="24"/>
-        </w:rPr>
-        <w:t xml:space="preserve"> </w:t>
-      </w:r>
-      <w:r>
-        <w:rPr>
-          <w:i/>
-          <w:sz w:val="24"/>
-        </w:rPr>
-        <w:t>và</w:t>
-      </w:r>
-      <w:r>
-        <w:rPr>
-          <w:i/>
-          <w:spacing w:val="4"/>
-          <w:sz w:val="24"/>
-        </w:rPr>
-        <w:t xml:space="preserve"> </w:t>
-      </w:r>
-      <w:r>
-        <w:rPr>
-          <w:i/>
-          <w:sz w:val="24"/>
-        </w:rPr>
-        <w:t>phù</w:t>
-      </w:r>
-      <w:r>
-        <w:rPr>
-          <w:i/>
-          <w:spacing w:val="6"/>
-          <w:sz w:val="24"/>
-        </w:rPr>
-        <w:t xml:space="preserve"> </w:t>
-      </w:r>
-      <w:r>
-        <w:rPr>
-          <w:i/>
-          <w:sz w:val="24"/>
-        </w:rPr>
-        <w:t>hợp</w:t>
-      </w:r>
-      <w:r>
-        <w:rPr>
-          <w:i/>
-          <w:spacing w:val="6"/>
-          <w:sz w:val="24"/>
-        </w:rPr>
-        <w:t xml:space="preserve"> </w:t>
-      </w:r>
-      <w:r>
-        <w:rPr>
-          <w:i/>
-          <w:sz w:val="24"/>
-        </w:rPr>
-        <w:t>với</w:t>
-      </w:r>
-      <w:r>
-        <w:rPr>
-          <w:i/>
-          <w:spacing w:val="4"/>
-          <w:sz w:val="24"/>
-        </w:rPr>
-        <w:t xml:space="preserve"> </w:t>
-      </w:r>
-      <w:r>
-        <w:rPr>
-          <w:i/>
-          <w:spacing w:val="-5"/>
-          <w:sz w:val="24"/>
-        </w:rPr>
-        <w:t>quy</w:t>
-      </w:r>
-    </w:p>
-    <w:p>
-      <w:pPr>
-        <w:pStyle w:val="Normal"/>
-        <w:ind w:start="132"/>
-        <w:rPr>
-          <w:i/>
-          <w:sz w:val="24"/>
-        </w:rPr>
-      </w:pPr>
-      <w:r>
-        <w:rPr>
-          <w:i/>
-          <w:sz w:val="24"/>
-        </w:rPr>
-        <w:t>định</w:t>
-      </w:r>
-      <w:r>
-        <w:rPr>
-          <w:i/>
-          <w:spacing w:val="-1"/>
-          <w:sz w:val="24"/>
-        </w:rPr>
-        <w:t xml:space="preserve"> </w:t>
-      </w:r>
-      <w:r>
-        <w:rPr>
-          <w:i/>
-          <w:sz w:val="24"/>
-        </w:rPr>
-        <w:t xml:space="preserve">của pháp </w:t>
-      </w:r>
-      <w:r>
-        <w:rPr>
-          <w:i/>
-          <w:spacing w:val="-4"/>
-          <w:sz w:val="24"/>
-        </w:rPr>
-        <w:t>luật</w:t>
-      </w:r>
-    </w:p>
-    <w:p>
-      <w:pPr>
-        <w:pStyle w:val="Normal"/>
-        <w:ind w:start="132"/>
-        <w:rPr>
-          <w:i/>
-          <w:sz w:val="24"/>
-        </w:rPr>
-      </w:pPr>
-      <w:r>
-        <w:rPr>
-          <w:i/>
-          <w:sz w:val="24"/>
-          <w:vertAlign w:val="superscript"/>
-        </w:rPr>
-        <w:t>2</w:t>
-      </w:r>
-      <w:r>
-        <w:rPr>
-          <w:i/>
-          <w:spacing w:val="1"/>
-          <w:sz w:val="24"/>
-        </w:rPr>
-        <w:t xml:space="preserve"> </w:t>
-      </w:r>
-      <w:r>
-        <w:rPr>
-          <w:i/>
-          <w:sz w:val="24"/>
-        </w:rPr>
-        <w:t>Số Quyết định thành</w:t>
-      </w:r>
-      <w:r>
-        <w:rPr>
-          <w:i/>
-          <w:spacing w:val="1"/>
-          <w:sz w:val="24"/>
-        </w:rPr>
-        <w:t xml:space="preserve"> </w:t>
-      </w:r>
-      <w:r>
-        <w:rPr>
-          <w:i/>
-          <w:sz w:val="24"/>
-        </w:rPr>
-        <w:t>lập/Giấy</w:t>
-      </w:r>
-      <w:r>
-        <w:rPr>
-          <w:i/>
-          <w:spacing w:val="-1"/>
-          <w:sz w:val="24"/>
-        </w:rPr>
-        <w:t xml:space="preserve"> </w:t>
-      </w:r>
-      <w:r>
-        <w:rPr>
-          <w:i/>
-          <w:sz w:val="24"/>
-        </w:rPr>
-        <w:t>chứng nhận đăng</w:t>
-      </w:r>
-      <w:r>
-        <w:rPr>
-          <w:i/>
-          <w:spacing w:val="3"/>
-          <w:sz w:val="24"/>
-        </w:rPr>
-        <w:t xml:space="preserve"> </w:t>
-      </w:r>
-      <w:r>
-        <w:rPr>
-          <w:i/>
-          <w:sz w:val="24"/>
-        </w:rPr>
-        <w:t>ký</w:t>
-      </w:r>
-      <w:r>
-        <w:rPr>
-          <w:i/>
-          <w:spacing w:val="-1"/>
-          <w:sz w:val="24"/>
-        </w:rPr>
-        <w:t xml:space="preserve"> </w:t>
-      </w:r>
-      <w:r>
-        <w:rPr>
-          <w:i/>
-          <w:sz w:val="24"/>
-        </w:rPr>
-        <w:t>kinh doanh</w:t>
-      </w:r>
-      <w:r>
-        <w:rPr>
-          <w:i/>
-          <w:spacing w:val="2"/>
-          <w:sz w:val="24"/>
-        </w:rPr>
-        <w:t xml:space="preserve"> </w:t>
-      </w:r>
-      <w:r>
-        <w:rPr>
-          <w:i/>
-          <w:sz w:val="24"/>
-        </w:rPr>
-        <w:t>và</w:t>
-      </w:r>
-      <w:r>
-        <w:rPr>
-          <w:i/>
-          <w:spacing w:val="3"/>
-          <w:sz w:val="24"/>
-        </w:rPr>
-        <w:t xml:space="preserve"> </w:t>
-      </w:r>
-      <w:r>
-        <w:rPr>
-          <w:i/>
-          <w:sz w:val="24"/>
-        </w:rPr>
-        <w:t>đăng ký</w:t>
-      </w:r>
-      <w:r>
-        <w:rPr>
-          <w:i/>
-          <w:spacing w:val="1"/>
-          <w:sz w:val="24"/>
-        </w:rPr>
-        <w:t xml:space="preserve"> </w:t>
-      </w:r>
-      <w:r>
-        <w:rPr>
-          <w:i/>
-          <w:sz w:val="24"/>
-        </w:rPr>
-        <w:t>đầu tư/Giấy chứng nhận</w:t>
-      </w:r>
-      <w:r>
-        <w:rPr>
-          <w:i/>
-          <w:spacing w:val="2"/>
-          <w:sz w:val="24"/>
-        </w:rPr>
-        <w:t xml:space="preserve"> </w:t>
-      </w:r>
-      <w:r>
-        <w:rPr>
-          <w:i/>
-          <w:sz w:val="24"/>
-        </w:rPr>
-        <w:t xml:space="preserve">đăng </w:t>
-      </w:r>
-      <w:r>
-        <w:rPr>
-          <w:i/>
-          <w:spacing w:val="-5"/>
-          <w:sz w:val="24"/>
-        </w:rPr>
-        <w:t>ký</w:t>
-      </w:r>
-    </w:p>
-    <w:p>
-      <w:pPr>
-        <w:pStyle w:val="Normal"/>
-        <w:ind w:start="132"/>
-        <w:rPr>
-          <w:i/>
-          <w:sz w:val="24"/>
-        </w:rPr>
-      </w:pPr>
-      <w:r>
-        <w:rPr>
-          <w:i/>
-          <w:sz w:val="24"/>
-        </w:rPr>
-        <w:t xml:space="preserve">doanh </w:t>
-      </w:r>
-      <w:r>
-        <w:rPr>
-          <w:i/>
-          <w:spacing w:val="-2"/>
-          <w:sz w:val="24"/>
-        </w:rPr>
-        <w:t>nghiệp</w:t>
-      </w:r>
-    </w:p>
-    <w:p>
-      <w:pPr>
-        <w:pStyle w:val="Normal"/>
-        <w:spacing w:before="0" w:after="0"/>
-        <w:ind w:start="132"/>
-        <w:rPr>
-          <w:i/>
-          <w:sz w:val="24"/>
-        </w:rPr>
-        <w:sectPr>
-          <w:headerReference w:type="even" r:id="rId2"/>
-          <w:headerReference w:type="default" r:id="rId3"/>
-          <w:headerReference w:type="first" r:id="rId4"/>
-          <w:footerReference w:type="even" r:id="rId5"/>
-          <w:footerReference w:type="default" r:id="rId6"/>
-          <w:footerReference w:type="first" r:id="rId7"/>
-          <w:type w:val="nextPage"/>
-          <w:pgSz w:w="12240" w:h="15840"/>
-          <w:pgMar w:left="720" w:right="720" w:gutter="0" w:header="0" w:top="1180" w:footer="539" w:bottom="720"/>
-          <w:pgNumType w:fmt="decimal"/>
-          <w:formProt w:val="false"/>
-          <w:textDirection w:val="lrTb"/>
-          <w:docGrid w:type="default" w:linePitch="100" w:charSpace="0"/>
-        </w:sectPr>
-      </w:pPr>
-      <w:r>
-        <w:rPr>
-          <w:i/>
-          <w:sz w:val="24"/>
-          <w:vertAlign w:val="superscript"/>
-        </w:rPr>
-        <w:t>3</w:t>
-      </w:r>
-      <w:r>
-        <w:rPr>
-          <w:i/>
-          <w:sz w:val="24"/>
-        </w:rPr>
-        <w:t xml:space="preserve"> Số</w:t>
-      </w:r>
-      <w:r>
-        <w:rPr>
-          <w:i/>
-          <w:spacing w:val="-1"/>
-          <w:sz w:val="24"/>
-        </w:rPr>
-        <w:t xml:space="preserve"> </w:t>
-      </w:r>
-      <w:r>
-        <w:rPr>
-          <w:i/>
-          <w:sz w:val="24"/>
-        </w:rPr>
-        <w:t>Định</w:t>
-      </w:r>
-      <w:r>
-        <w:rPr>
-          <w:i/>
-          <w:spacing w:val="-1"/>
-          <w:sz w:val="24"/>
-        </w:rPr>
-        <w:t xml:space="preserve"> </w:t>
-      </w:r>
-      <w:r>
-        <w:rPr>
-          <w:i/>
-          <w:sz w:val="24"/>
-        </w:rPr>
-        <w:t>danh</w:t>
-      </w:r>
-      <w:r>
-        <w:rPr>
-          <w:i/>
-          <w:spacing w:val="-1"/>
-          <w:sz w:val="24"/>
-        </w:rPr>
-        <w:t xml:space="preserve"> </w:t>
-      </w:r>
-      <w:r>
-        <w:rPr>
-          <w:i/>
-          <w:sz w:val="24"/>
-        </w:rPr>
-        <w:t>cá</w:t>
-      </w:r>
-      <w:r>
-        <w:rPr>
-          <w:i/>
-          <w:spacing w:val="-1"/>
-          <w:sz w:val="24"/>
-        </w:rPr>
-        <w:t xml:space="preserve"> </w:t>
-      </w:r>
-      <w:r>
-        <w:rPr>
-          <w:i/>
-          <w:sz w:val="24"/>
-        </w:rPr>
-        <w:t>nhân/Định</w:t>
-      </w:r>
-      <w:r>
-        <w:rPr>
-          <w:i/>
-          <w:spacing w:val="-1"/>
-          <w:sz w:val="24"/>
-        </w:rPr>
-        <w:t xml:space="preserve"> </w:t>
-      </w:r>
-      <w:r>
-        <w:rPr>
-          <w:i/>
-          <w:sz w:val="24"/>
-        </w:rPr>
-        <w:t>danh</w:t>
-      </w:r>
-      <w:r>
-        <w:rPr>
-          <w:i/>
-          <w:spacing w:val="-1"/>
-          <w:sz w:val="24"/>
-        </w:rPr>
-        <w:t xml:space="preserve"> </w:t>
-      </w:r>
-      <w:r>
-        <w:rPr>
-          <w:i/>
-          <w:sz w:val="24"/>
-        </w:rPr>
-        <w:t>điện</w:t>
-      </w:r>
-      <w:r>
-        <w:rPr>
-          <w:i/>
-          <w:spacing w:val="-1"/>
-          <w:sz w:val="24"/>
-        </w:rPr>
-        <w:t xml:space="preserve"> </w:t>
-      </w:r>
-      <w:r>
-        <w:rPr>
-          <w:i/>
-          <w:sz w:val="24"/>
-        </w:rPr>
-        <w:t>tử /Hộ</w:t>
-      </w:r>
-      <w:r>
-        <w:rPr>
-          <w:i/>
-          <w:spacing w:val="-1"/>
-          <w:sz w:val="24"/>
-        </w:rPr>
-        <w:t xml:space="preserve"> </w:t>
-      </w:r>
-      <w:r>
-        <w:rPr>
-          <w:i/>
-          <w:spacing w:val="-4"/>
-          <w:sz w:val="24"/>
-        </w:rPr>
-        <w:t>chiếu</w:t>
       </w:r>
     </w:p>
     <w:p>
@@ -5230,7 +4149,7 @@
       </w:tr>
       <w:tr>
         <w:trPr>
-          <w:trHeight w:val="1928" w:hRule="exact"/>
+          <w:trHeight w:val="1509" w:hRule="exact"/>
         </w:trPr>
         <w:tc>
           <w:tcPr>
@@ -5244,13 +4163,14 @@
           </w:tcPr>
           <w:p>
             <w:pPr>
+              <w:pStyle w:val="Normal"/>
               <w:jc w:val="center"/>
+              <w:rPr/>
             </w:pPr>
-            <w:r/>
-            <w:r>
-              <w:rPr>
-                <w:rFonts w:ascii="Great Vibes" w:hAnsi="Great Vibes" w:eastAsia="Great Vibes" w:cs="Great Vibes"/>
-                <w:b w:val="0"/>
+            <w:r>
+              <w:rPr>
+                <w:rFonts w:eastAsia="Great Vibes" w:cs="Great Vibes" w:ascii="Great Vibes" w:hAnsi="Great Vibes"/>
+                <w:b w:val="false"/>
                 <w:sz w:val="36"/>
               </w:rPr>
               <w:t>{{ new_owner_signature_given_name }}</w:t>
@@ -5269,13 +4189,14 @@
           </w:tcPr>
           <w:p>
             <w:pPr>
+              <w:pStyle w:val="Normal"/>
               <w:jc w:val="center"/>
+              <w:rPr/>
             </w:pPr>
-            <w:r/>
-            <w:r>
-              <w:rPr>
-                <w:rFonts w:ascii="Great Vibes" w:hAnsi="Great Vibes" w:eastAsia="Great Vibes" w:cs="Great Vibes"/>
-                <w:b w:val="0"/>
+            <w:r>
+              <w:rPr>
+                <w:rFonts w:eastAsia="Great Vibes" w:cs="Great Vibes" w:ascii="Great Vibes" w:hAnsi="Great Vibes"/>
+                <w:b w:val="false"/>
                 <w:sz w:val="36"/>
               </w:rPr>
               <w:t>{{ customer_representative_signature_given_name }}</w:t>
@@ -5294,13 +4215,14 @@
           </w:tcPr>
           <w:p>
             <w:pPr>
+              <w:pStyle w:val="Normal"/>
               <w:jc w:val="center"/>
+              <w:rPr/>
             </w:pPr>
-            <w:r/>
-            <w:r>
-              <w:rPr>
-                <w:rFonts w:ascii="Great Vibes" w:hAnsi="Great Vibes" w:eastAsia="Great Vibes" w:cs="Great Vibes"/>
-                <w:b w:val="0"/>
+            <w:r>
+              <w:rPr>
+                <w:rFonts w:eastAsia="Great Vibes" w:cs="Great Vibes" w:ascii="Great Vibes" w:hAnsi="Great Vibes"/>
+                <w:b w:val="false"/>
                 <w:sz w:val="36"/>
               </w:rPr>
               <w:t>{{ provider_representative_given_name }}</w:t>
@@ -5330,8 +4252,8 @@
             </w:pPr>
             <w:r>
               <w:rPr>
-                <w:rFonts w:ascii="Great Vibes" w:hAnsi="Great Vibes" w:eastAsia="Great Vibes" w:cs="Great Vibes"/>
-                <w:b w:val="0"/>
+                <w:rFonts w:eastAsia="Great Vibes" w:cs="Great Vibes" w:ascii="Great Vibes" w:hAnsi="Great Vibes"/>
+                <w:b w:val="false"/>
                 <w:i w:val="false"/>
                 <w:sz w:val="36"/>
                 <w:szCs w:val="24"/>
@@ -5360,8 +4282,8 @@
             </w:pPr>
             <w:r>
               <w:rPr>
-                <w:rFonts w:ascii="Great Vibes" w:hAnsi="Great Vibes" w:eastAsia="Great Vibes" w:cs="Great Vibes"/>
-                <w:b w:val="0"/>
+                <w:rFonts w:eastAsia="Great Vibes" w:cs="Great Vibes" w:ascii="Great Vibes" w:hAnsi="Great Vibes"/>
+                <w:b w:val="false"/>
                 <w:i w:val="false"/>
                 <w:sz w:val="36"/>
                 <w:szCs w:val="24"/>
@@ -5390,8 +4312,8 @@
             </w:pPr>
             <w:r>
               <w:rPr>
-                <w:rFonts w:ascii="Great Vibes" w:hAnsi="Great Vibes" w:eastAsia="Great Vibes" w:cs="Great Vibes"/>
-                <w:b w:val="0"/>
+                <w:rFonts w:eastAsia="Great Vibes" w:cs="Great Vibes" w:ascii="Great Vibes" w:hAnsi="Great Vibes"/>
+                <w:b w:val="false"/>
                 <w:i w:val="false"/>
                 <w:sz w:val="36"/>
                 <w:szCs w:val="24"/>
@@ -5405,15 +4327,18 @@
     <w:p>
       <w:pPr>
         <w:sectPr>
-          <w:headerReference w:type="even" r:id="rId8"/>
-          <w:headerReference w:type="default" r:id="rId9"/>
-          <w:headerReference w:type="first" r:id="rId10"/>
-          <w:footerReference w:type="even" r:id="rId11"/>
-          <w:footerReference w:type="default" r:id="rId12"/>
-          <w:footerReference w:type="first" r:id="rId13"/>
+          <w:headerReference w:type="even" r:id="rId2"/>
+          <w:headerReference w:type="default" r:id="rId3"/>
+          <w:headerReference w:type="first" r:id="rId4"/>
+          <w:footerReference w:type="even" r:id="rId5"/>
+          <w:footerReference w:type="default" r:id="rId6"/>
+          <w:footerReference w:type="first" r:id="rId7"/>
+          <w:footnotePr>
+            <w:numFmt w:val="decimal"/>
+          </w:footnotePr>
           <w:type w:val="nextPage"/>
           <w:pgSz w:w="12240" w:h="15840"/>
-          <w:pgMar w:left="720" w:right="720" w:gutter="0" w:header="0" w:top="1180" w:footer="539" w:bottom="720"/>
+          <w:pgMar w:left="720" w:right="720" w:gutter="0" w:header="0" w:top="1180" w:footer="539" w:bottom="1020"/>
           <w:pgNumType w:fmt="decimal"/>
           <w:formProt w:val="false"/>
           <w:textDirection w:val="lrTb"/>
@@ -5494,9 +4419,12 @@
       </w:r>
     </w:p>
     <w:sectPr>
+      <w:footnotePr>
+        <w:numFmt w:val="decimal"/>
+      </w:footnotePr>
       <w:type w:val="continuous"/>
       <w:pgSz w:w="12240" w:h="15840"/>
-      <w:pgMar w:left="720" w:right="720" w:gutter="0" w:header="0" w:top="1180" w:footer="539" w:bottom="720"/>
+      <w:pgMar w:left="720" w:right="720" w:gutter="0" w:header="0" w:top="1180" w:footer="539" w:bottom="1020"/>
       <w:cols w:num="2" w:equalWidth="false" w:sep="false">
         <w:col w:w="3113" w:space="454"/>
         <w:col w:w="7232"/>
@@ -5551,7 +4479,7 @@
               <wp:extent cx="165100" cy="194310"/>
               <wp:effectExtent l="0" t="0" r="0" b="0"/>
               <wp:wrapNone/>
-              <wp:docPr id="5" name="Textbox 3"/>
+              <wp:docPr id="4" name="Textbox 3"/>
               <a:graphic xmlns:a="http://schemas.openxmlformats.org/drawingml/2006/main">
                 <a:graphicData uri="http://schemas.microsoft.com/office/word/2010/wordprocessingShape">
                   <wps:wsp>
@@ -5704,7 +4632,7 @@
           <wp:extent cx="7772400" cy="520065"/>
           <wp:effectExtent l="0" t="0" r="0" b="0"/>
           <wp:wrapNone/>
-          <wp:docPr id="6" name="Image 2"/>
+          <wp:docPr id="5" name="Image 2"/>
           <wp:cNvGraphicFramePr>
             <a:graphicFrameLocks xmlns:a="http://schemas.openxmlformats.org/drawingml/2006/main" noChangeAspect="1"/>
           </wp:cNvGraphicFramePr>
@@ -5712,7 +4640,7 @@
             <a:graphicData uri="http://schemas.openxmlformats.org/drawingml/2006/picture">
               <pic:pic xmlns:pic="http://schemas.openxmlformats.org/drawingml/2006/picture">
                 <pic:nvPicPr>
-                  <pic:cNvPr id="6" name="Image 2"/>
+                  <pic:cNvPr id="5" name="Image 2"/>
                   <pic:cNvPicPr>
                     <a:picLocks noChangeAspect="1" noChangeArrowheads="1"/>
                   </pic:cNvPicPr>
@@ -5771,7 +4699,7 @@
               <wp:extent cx="165100" cy="194310"/>
               <wp:effectExtent l="0" t="0" r="0" b="0"/>
               <wp:wrapNone/>
-              <wp:docPr id="7" name="Textbox 3"/>
+              <wp:docPr id="6" name="Textbox 3"/>
               <a:graphic xmlns:a="http://schemas.openxmlformats.org/drawingml/2006/main">
                 <a:graphicData uri="http://schemas.microsoft.com/office/word/2010/wordprocessingShape">
                   <wps:wsp>
@@ -5924,7 +4852,7 @@
           <wp:extent cx="7772400" cy="520065"/>
           <wp:effectExtent l="0" t="0" r="0" b="0"/>
           <wp:wrapNone/>
-          <wp:docPr id="8" name="Image 2"/>
+          <wp:docPr id="7" name="Image 2"/>
           <wp:cNvGraphicFramePr>
             <a:graphicFrameLocks xmlns:a="http://schemas.openxmlformats.org/drawingml/2006/main" noChangeAspect="1"/>
           </wp:cNvGraphicFramePr>
@@ -5932,7 +4860,7 @@
             <a:graphicData uri="http://schemas.openxmlformats.org/drawingml/2006/picture">
               <pic:pic xmlns:pic="http://schemas.openxmlformats.org/drawingml/2006/picture">
                 <pic:nvPicPr>
-                  <pic:cNvPr id="8" name="Image 2"/>
+                  <pic:cNvPr id="7" name="Image 2"/>
                   <pic:cNvPicPr>
                     <a:picLocks noChangeAspect="1" noChangeArrowheads="1"/>
                   </pic:cNvPicPr>
@@ -5963,458 +4891,119 @@
 </w:ftr>
 </file>
 
-<file path=word/footer4.xml><?xml version="1.0" encoding="utf-8"?>
-<w:ftr xmlns:o="urn:schemas-microsoft-com:office:office" xmlns:r="http://schemas.openxmlformats.org/officeDocument/2006/relationships" xmlns:v="urn:schemas-microsoft-com:vml" xmlns:w="http://schemas.openxmlformats.org/wordprocessingml/2006/main" xmlns:w10="urn:schemas-microsoft-com:office:word" xmlns:wp="http://schemas.openxmlformats.org/drawingml/2006/wordprocessingDrawing" xmlns:pic="http://schemas.openxmlformats.org/drawingml/2006/picture" xmlns:wps="http://schemas.microsoft.com/office/word/2010/wordprocessingShape" xmlns:wpg="http://schemas.microsoft.com/office/word/2010/wordprocessingGroup" xmlns:mc="http://schemas.openxmlformats.org/markup-compatibility/2006" xmlns:wp14="http://schemas.microsoft.com/office/word/2010/wordprocessingDrawing" xmlns:w14="http://schemas.microsoft.com/office/word/2010/wordml" xmlns:w15="http://schemas.microsoft.com/office/word/2012/wordml" mc:Ignorable="w14 wp14 w15">
-  <w:p>
-    <w:pPr>
-      <w:pStyle w:val="Footer"/>
-      <w:rPr/>
-    </w:pPr>
-    <w:r>
-      <w:rPr/>
-    </w:r>
-  </w:p>
-</w:ftr>
-</file>
-
-<file path=word/footer5.xml><?xml version="1.0" encoding="utf-8"?>
-<w:ftr xmlns:o="urn:schemas-microsoft-com:office:office" xmlns:r="http://schemas.openxmlformats.org/officeDocument/2006/relationships" xmlns:v="urn:schemas-microsoft-com:vml" xmlns:w="http://schemas.openxmlformats.org/wordprocessingml/2006/main" xmlns:w10="urn:schemas-microsoft-com:office:word" xmlns:wp="http://schemas.openxmlformats.org/drawingml/2006/wordprocessingDrawing" xmlns:pic="http://schemas.openxmlformats.org/drawingml/2006/picture" xmlns:wps="http://schemas.microsoft.com/office/word/2010/wordprocessingShape" xmlns:wpg="http://schemas.microsoft.com/office/word/2010/wordprocessingGroup" xmlns:mc="http://schemas.openxmlformats.org/markup-compatibility/2006" xmlns:wp14="http://schemas.microsoft.com/office/word/2010/wordprocessingDrawing" xmlns:w14="http://schemas.microsoft.com/office/word/2010/wordml" xmlns:w15="http://schemas.microsoft.com/office/word/2012/wordml" mc:Ignorable="w14 wp14 w15">
-  <w:p>
-    <w:pPr>
-      <w:pStyle w:val="BodyText"/>
-      <w:spacing w:lineRule="auto" w:line="14"/>
-      <w:rPr>
-        <w:sz w:val="20"/>
-      </w:rPr>
-    </w:pPr>
-    <w:r>
-      <w:rPr>
-        <w:sz w:val="20"/>
-      </w:rPr>
-      <mc:AlternateContent>
-        <mc:Choice Requires="wps">
-          <w:drawing>
-            <wp:anchor distT="0" distB="0" distL="0" distR="0" simplePos="0" relativeHeight="12" behindDoc="1" locked="0" layoutInCell="0" allowOverlap="1">
-              <wp:simplePos x="0" y="0"/>
-              <wp:positionH relativeFrom="page">
-                <wp:posOffset>3795395</wp:posOffset>
-              </wp:positionH>
-              <wp:positionV relativeFrom="page">
-                <wp:posOffset>9669145</wp:posOffset>
-              </wp:positionV>
-              <wp:extent cx="165100" cy="194310"/>
-              <wp:effectExtent l="0" t="0" r="0" b="0"/>
-              <wp:wrapNone/>
-              <wp:docPr id="11" name="Textbox 1"/>
-              <a:graphic xmlns:a="http://schemas.openxmlformats.org/drawingml/2006/main">
-                <a:graphicData uri="http://schemas.microsoft.com/office/word/2010/wordprocessingShape">
-                  <wps:wsp>
-                    <wps:cNvSpPr/>
-                    <wps:spPr>
-                      <a:xfrm>
-                        <a:off x="0" y="0"/>
-                        <a:ext cx="165240" cy="194400"/>
-                      </a:xfrm>
-                      <a:prstGeom prst="rect">
-                        <a:avLst/>
-                      </a:prstGeom>
-                      <a:noFill/>
-                      <a:ln w="0">
-                        <a:noFill/>
-                      </a:ln>
-                    </wps:spPr>
-                    <wps:style>
-                      <a:lnRef idx="0"/>
-                      <a:fillRef idx="0"/>
-                      <a:effectRef idx="0"/>
-                      <a:fontRef idx="minor"/>
-                    </wps:style>
-                    <wps:txbx>
-                      <w:txbxContent>
-                        <w:p>
-                          <w:pPr>
-                            <w:pStyle w:val="BodyText"/>
-                            <w:spacing w:before="10" w:after="0"/>
-                            <w:ind w:start="60"/>
-                            <w:rPr>
-                              <w:color w:val="000000"/>
-                            </w:rPr>
-                          </w:pPr>
-                          <w:r>
-                            <w:rPr>
-                              <w:color w:val="000000"/>
-                              <w:spacing w:val="-10"/>
-                            </w:rPr>
-                            <w:fldChar w:fldCharType="begin"/>
-                          </w:r>
-                          <w:r>
-                            <w:rPr>
-                              <w:color w:val="000000"/>
-                              <w:spacing w:val="-10"/>
-                            </w:rPr>
-                            <w:instrText xml:space="preserve"> PAGE </w:instrText>
-                          </w:r>
-                          <w:r>
-                            <w:rPr>
-                              <w:color w:val="000000"/>
-                              <w:spacing w:val="-10"/>
-                            </w:rPr>
-                            <w:fldChar w:fldCharType="separate"/>
-                          </w:r>
-                          <w:r>
-                            <w:rPr>
-                              <w:color w:val="000000"/>
-                              <w:spacing w:val="-10"/>
-                            </w:rPr>
-                            <w:t>3</w:t>
-                          </w:r>
-                          <w:r>
-                            <w:rPr>
-                              <w:color w:val="000000"/>
-                              <w:spacing w:val="-10"/>
-                            </w:rPr>
-                            <w:fldChar w:fldCharType="end"/>
-                          </w:r>
-                        </w:p>
-                      </w:txbxContent>
-                    </wps:txbx>
-                    <wps:bodyPr lIns="0" tIns="0" rIns="0" bIns="0" anchor="t">
-                      <a:noAutofit/>
-                    </wps:bodyPr>
-                  </wps:wsp>
-                </a:graphicData>
-              </a:graphic>
-            </wp:anchor>
-          </w:drawing>
-        </mc:Choice>
-        <mc:Fallback>
-          <w:pict>
-            <v:rect id="shape_0" stroked="f" o:allowincell="f" style="position:absolute;margin-left:298.85pt;margin-top:761.35pt;width:12.95pt;height:15.25pt;mso-wrap-style:square;v-text-anchor:top;mso-position-horizontal-relative:page;mso-position-vertical-relative:page">
-              <v:fill o:detectmouseclick="t" on="false"/>
-              <v:stroke color="#3465a4" joinstyle="round" endcap="flat"/>
-              <v:textbox>
-                <w:txbxContent>
-                  <w:p>
-                    <w:pPr>
-                      <w:pStyle w:val="BodyText"/>
-                      <w:spacing w:before="10" w:after="0"/>
-                      <w:ind w:start="60"/>
-                      <w:rPr>
-                        <w:color w:val="000000"/>
-                      </w:rPr>
-                    </w:pPr>
-                    <w:r>
-                      <w:rPr>
-                        <w:color w:val="000000"/>
-                        <w:spacing w:val="-10"/>
-                      </w:rPr>
-                      <w:fldChar w:fldCharType="begin"/>
-                    </w:r>
-                    <w:r>
-                      <w:rPr>
-                        <w:color w:val="000000"/>
-                        <w:spacing w:val="-10"/>
-                      </w:rPr>
-                      <w:instrText xml:space="preserve"> PAGE </w:instrText>
-                    </w:r>
-                    <w:r>
-                      <w:rPr>
-                        <w:color w:val="000000"/>
-                        <w:spacing w:val="-10"/>
-                      </w:rPr>
-                      <w:fldChar w:fldCharType="separate"/>
-                    </w:r>
-                    <w:r>
-                      <w:rPr>
-                        <w:color w:val="000000"/>
-                        <w:spacing w:val="-10"/>
-                      </w:rPr>
-                      <w:t>3</w:t>
-                    </w:r>
-                    <w:r>
-                      <w:rPr>
-                        <w:color w:val="000000"/>
-                        <w:spacing w:val="-10"/>
-                      </w:rPr>
-                      <w:fldChar w:fldCharType="end"/>
-                    </w:r>
-                  </w:p>
-                </w:txbxContent>
-              </v:textbox>
-              <w10:wrap type="none"/>
-            </v:rect>
-          </w:pict>
-        </mc:Fallback>
-      </mc:AlternateContent>
-      <w:drawing>
-        <wp:anchor distT="0" distB="0" distL="0" distR="0" simplePos="0" relativeHeight="15" behindDoc="1" locked="0" layoutInCell="0" allowOverlap="1">
-          <wp:simplePos x="0" y="0"/>
-          <wp:positionH relativeFrom="page">
-            <wp:posOffset>0</wp:posOffset>
-          </wp:positionH>
-          <wp:positionV relativeFrom="page">
-            <wp:posOffset>9538335</wp:posOffset>
-          </wp:positionV>
-          <wp:extent cx="7772400" cy="520065"/>
-          <wp:effectExtent l="0" t="0" r="0" b="0"/>
-          <wp:wrapNone/>
-          <wp:docPr id="12" name="Image 2 Copy 1"/>
-          <wp:cNvGraphicFramePr>
-            <a:graphicFrameLocks xmlns:a="http://schemas.openxmlformats.org/drawingml/2006/main" noChangeAspect="1"/>
-          </wp:cNvGraphicFramePr>
-          <a:graphic xmlns:a="http://schemas.openxmlformats.org/drawingml/2006/main">
-            <a:graphicData uri="http://schemas.openxmlformats.org/drawingml/2006/picture">
-              <pic:pic xmlns:pic="http://schemas.openxmlformats.org/drawingml/2006/picture">
-                <pic:nvPicPr>
-                  <pic:cNvPr id="12" name="Image 2 Copy 1"/>
-                  <pic:cNvPicPr>
-                    <a:picLocks noChangeAspect="1" noChangeArrowheads="1"/>
-                  </pic:cNvPicPr>
-                </pic:nvPicPr>
-                <pic:blipFill>
-                  <a:blip r:embed="rId1"/>
-                  <a:stretch>
-                    <a:fillRect/>
-                  </a:stretch>
-                </pic:blipFill>
-                <pic:spPr bwMode="auto">
-                  <a:xfrm>
-                    <a:off x="0" y="0"/>
-                    <a:ext cx="7772400" cy="520065"/>
-                  </a:xfrm>
-                  <a:prstGeom prst="rect">
-                    <a:avLst/>
-                  </a:prstGeom>
-                  <a:noFill/>
-                </pic:spPr>
-              </pic:pic>
-            </a:graphicData>
-          </a:graphic>
-        </wp:anchor>
-      </w:drawing>
-    </w:r>
-  </w:p>
-</w:ftr>
-</file>
-
-<file path=word/footer6.xml><?xml version="1.0" encoding="utf-8"?>
-<w:ftr xmlns:o="urn:schemas-microsoft-com:office:office" xmlns:r="http://schemas.openxmlformats.org/officeDocument/2006/relationships" xmlns:v="urn:schemas-microsoft-com:vml" xmlns:w="http://schemas.openxmlformats.org/wordprocessingml/2006/main" xmlns:w10="urn:schemas-microsoft-com:office:word" xmlns:wp="http://schemas.openxmlformats.org/drawingml/2006/wordprocessingDrawing" xmlns:pic="http://schemas.openxmlformats.org/drawingml/2006/picture" xmlns:wps="http://schemas.microsoft.com/office/word/2010/wordprocessingShape" xmlns:wpg="http://schemas.microsoft.com/office/word/2010/wordprocessingGroup" xmlns:mc="http://schemas.openxmlformats.org/markup-compatibility/2006" xmlns:wp14="http://schemas.microsoft.com/office/word/2010/wordprocessingDrawing" xmlns:w14="http://schemas.microsoft.com/office/word/2010/wordml" xmlns:w15="http://schemas.microsoft.com/office/word/2012/wordml" mc:Ignorable="w14 wp14 w15">
-  <w:p>
-    <w:pPr>
-      <w:pStyle w:val="BodyText"/>
-      <w:spacing w:lineRule="auto" w:line="14"/>
-      <w:rPr>
-        <w:sz w:val="20"/>
-      </w:rPr>
-    </w:pPr>
-    <w:r>
-      <w:rPr>
-        <w:sz w:val="20"/>
-      </w:rPr>
-      <mc:AlternateContent>
-        <mc:Choice Requires="wps">
-          <w:drawing>
-            <wp:anchor distT="0" distB="0" distL="0" distR="0" simplePos="0" relativeHeight="12" behindDoc="1" locked="0" layoutInCell="0" allowOverlap="1">
-              <wp:simplePos x="0" y="0"/>
-              <wp:positionH relativeFrom="page">
-                <wp:posOffset>3795395</wp:posOffset>
-              </wp:positionH>
-              <wp:positionV relativeFrom="page">
-                <wp:posOffset>9669145</wp:posOffset>
-              </wp:positionV>
-              <wp:extent cx="165100" cy="194310"/>
-              <wp:effectExtent l="0" t="0" r="0" b="0"/>
-              <wp:wrapNone/>
-              <wp:docPr id="13" name="Textbox 1"/>
-              <a:graphic xmlns:a="http://schemas.openxmlformats.org/drawingml/2006/main">
-                <a:graphicData uri="http://schemas.microsoft.com/office/word/2010/wordprocessingShape">
-                  <wps:wsp>
-                    <wps:cNvSpPr/>
-                    <wps:spPr>
-                      <a:xfrm>
-                        <a:off x="0" y="0"/>
-                        <a:ext cx="165240" cy="194400"/>
-                      </a:xfrm>
-                      <a:prstGeom prst="rect">
-                        <a:avLst/>
-                      </a:prstGeom>
-                      <a:noFill/>
-                      <a:ln w="0">
-                        <a:noFill/>
-                      </a:ln>
-                    </wps:spPr>
-                    <wps:style>
-                      <a:lnRef idx="0"/>
-                      <a:fillRef idx="0"/>
-                      <a:effectRef idx="0"/>
-                      <a:fontRef idx="minor"/>
-                    </wps:style>
-                    <wps:txbx>
-                      <w:txbxContent>
-                        <w:p>
-                          <w:pPr>
-                            <w:pStyle w:val="BodyText"/>
-                            <w:spacing w:before="10" w:after="0"/>
-                            <w:ind w:start="60"/>
-                            <w:rPr>
-                              <w:color w:val="000000"/>
-                            </w:rPr>
-                          </w:pPr>
-                          <w:r>
-                            <w:rPr>
-                              <w:color w:val="000000"/>
-                              <w:spacing w:val="-10"/>
-                            </w:rPr>
-                            <w:fldChar w:fldCharType="begin"/>
-                          </w:r>
-                          <w:r>
-                            <w:rPr>
-                              <w:color w:val="000000"/>
-                              <w:spacing w:val="-10"/>
-                            </w:rPr>
-                            <w:instrText xml:space="preserve"> PAGE </w:instrText>
-                          </w:r>
-                          <w:r>
-                            <w:rPr>
-                              <w:color w:val="000000"/>
-                              <w:spacing w:val="-10"/>
-                            </w:rPr>
-                            <w:fldChar w:fldCharType="separate"/>
-                          </w:r>
-                          <w:r>
-                            <w:rPr>
-                              <w:color w:val="000000"/>
-                              <w:spacing w:val="-10"/>
-                            </w:rPr>
-                            <w:t>3</w:t>
-                          </w:r>
-                          <w:r>
-                            <w:rPr>
-                              <w:color w:val="000000"/>
-                              <w:spacing w:val="-10"/>
-                            </w:rPr>
-                            <w:fldChar w:fldCharType="end"/>
-                          </w:r>
-                        </w:p>
-                      </w:txbxContent>
-                    </wps:txbx>
-                    <wps:bodyPr lIns="0" tIns="0" rIns="0" bIns="0" anchor="t">
-                      <a:noAutofit/>
-                    </wps:bodyPr>
-                  </wps:wsp>
-                </a:graphicData>
-              </a:graphic>
-            </wp:anchor>
-          </w:drawing>
-        </mc:Choice>
-        <mc:Fallback>
-          <w:pict>
-            <v:rect id="shape_0" stroked="f" o:allowincell="f" style="position:absolute;margin-left:298.85pt;margin-top:761.35pt;width:12.95pt;height:15.25pt;mso-wrap-style:square;v-text-anchor:top;mso-position-horizontal-relative:page;mso-position-vertical-relative:page">
-              <v:fill o:detectmouseclick="t" on="false"/>
-              <v:stroke color="#3465a4" joinstyle="round" endcap="flat"/>
-              <v:textbox>
-                <w:txbxContent>
-                  <w:p>
-                    <w:pPr>
-                      <w:pStyle w:val="BodyText"/>
-                      <w:spacing w:before="10" w:after="0"/>
-                      <w:ind w:start="60"/>
-                      <w:rPr>
-                        <w:color w:val="000000"/>
-                      </w:rPr>
-                    </w:pPr>
-                    <w:r>
-                      <w:rPr>
-                        <w:color w:val="000000"/>
-                        <w:spacing w:val="-10"/>
-                      </w:rPr>
-                      <w:fldChar w:fldCharType="begin"/>
-                    </w:r>
-                    <w:r>
-                      <w:rPr>
-                        <w:color w:val="000000"/>
-                        <w:spacing w:val="-10"/>
-                      </w:rPr>
-                      <w:instrText xml:space="preserve"> PAGE </w:instrText>
-                    </w:r>
-                    <w:r>
-                      <w:rPr>
-                        <w:color w:val="000000"/>
-                        <w:spacing w:val="-10"/>
-                      </w:rPr>
-                      <w:fldChar w:fldCharType="separate"/>
-                    </w:r>
-                    <w:r>
-                      <w:rPr>
-                        <w:color w:val="000000"/>
-                        <w:spacing w:val="-10"/>
-                      </w:rPr>
-                      <w:t>3</w:t>
-                    </w:r>
-                    <w:r>
-                      <w:rPr>
-                        <w:color w:val="000000"/>
-                        <w:spacing w:val="-10"/>
-                      </w:rPr>
-                      <w:fldChar w:fldCharType="end"/>
-                    </w:r>
-                  </w:p>
-                </w:txbxContent>
-              </v:textbox>
-              <w10:wrap type="none"/>
-            </v:rect>
-          </w:pict>
-        </mc:Fallback>
-      </mc:AlternateContent>
-      <w:drawing>
-        <wp:anchor distT="0" distB="0" distL="0" distR="0" simplePos="0" relativeHeight="15" behindDoc="1" locked="0" layoutInCell="0" allowOverlap="1">
-          <wp:simplePos x="0" y="0"/>
-          <wp:positionH relativeFrom="page">
-            <wp:posOffset>0</wp:posOffset>
-          </wp:positionH>
-          <wp:positionV relativeFrom="page">
-            <wp:posOffset>9538335</wp:posOffset>
-          </wp:positionV>
-          <wp:extent cx="7772400" cy="520065"/>
-          <wp:effectExtent l="0" t="0" r="0" b="0"/>
-          <wp:wrapNone/>
-          <wp:docPr id="14" name="Image 2 Copy 1"/>
-          <wp:cNvGraphicFramePr>
-            <a:graphicFrameLocks xmlns:a="http://schemas.openxmlformats.org/drawingml/2006/main" noChangeAspect="1"/>
-          </wp:cNvGraphicFramePr>
-          <a:graphic xmlns:a="http://schemas.openxmlformats.org/drawingml/2006/main">
-            <a:graphicData uri="http://schemas.openxmlformats.org/drawingml/2006/picture">
-              <pic:pic xmlns:pic="http://schemas.openxmlformats.org/drawingml/2006/picture">
-                <pic:nvPicPr>
-                  <pic:cNvPr id="14" name="Image 2 Copy 1"/>
-                  <pic:cNvPicPr>
-                    <a:picLocks noChangeAspect="1" noChangeArrowheads="1"/>
-                  </pic:cNvPicPr>
-                </pic:nvPicPr>
-                <pic:blipFill>
-                  <a:blip r:embed="rId1"/>
-                  <a:stretch>
-                    <a:fillRect/>
-                  </a:stretch>
-                </pic:blipFill>
-                <pic:spPr bwMode="auto">
-                  <a:xfrm>
-                    <a:off x="0" y="0"/>
-                    <a:ext cx="7772400" cy="520065"/>
-                  </a:xfrm>
-                  <a:prstGeom prst="rect">
-                    <a:avLst/>
-                  </a:prstGeom>
-                  <a:noFill/>
-                </pic:spPr>
-              </pic:pic>
-            </a:graphicData>
-          </a:graphic>
-        </wp:anchor>
-      </w:drawing>
-    </w:r>
-  </w:p>
-</w:ftr>
+<file path=word/footnotes.xml><?xml version="1.0" encoding="utf-8"?>
+<w:footnotes xmlns:o="urn:schemas-microsoft-com:office:office" xmlns:r="http://schemas.openxmlformats.org/officeDocument/2006/relationships" xmlns:v="urn:schemas-microsoft-com:vml" xmlns:w="http://schemas.openxmlformats.org/wordprocessingml/2006/main" xmlns:w10="urn:schemas-microsoft-com:office:word" xmlns:wp="http://schemas.openxmlformats.org/drawingml/2006/wordprocessingDrawing" xmlns:pic="http://schemas.openxmlformats.org/drawingml/2006/picture" xmlns:wps="http://schemas.microsoft.com/office/word/2010/wordprocessingShape" xmlns:wpg="http://schemas.microsoft.com/office/word/2010/wordprocessingGroup" xmlns:mc="http://schemas.openxmlformats.org/markup-compatibility/2006" xmlns:wp14="http://schemas.microsoft.com/office/word/2010/wordprocessingDrawing" xmlns:w14="http://schemas.microsoft.com/office/word/2010/wordml" xmlns:w15="http://schemas.microsoft.com/office/word/2012/wordml" mc:Ignorable="w14 wp14 w15">
+  <w:footnote w:id="0" w:type="separator">
+    <w:p>
+      <w:r>
+        <w:separator/>
+      </w:r>
+    </w:p>
+  </w:footnote>
+  <w:footnote w:id="1" w:type="continuationSeparator">
+    <w:p>
+      <w:r>
+        <w:continuationSeparator/>
+      </w:r>
+    </w:p>
+  </w:footnote>
+  <w:footnote w:id="2">
+    <w:p>
+      <w:pPr>
+        <w:pStyle w:val="Normal"/>
+        <w:rPr/>
+      </w:pPr>
+      <w:r>
+        <w:rPr>
+          <w:rStyle w:val="FootnoteCharacters"/>
+        </w:rPr>
+        <w:footnoteRef/>
+      </w:r>
+      <w:r>
+        <w:rPr>
+          <w:i/>
+          <w:iCs/>
+          <w:sz w:val="24"/>
+          <w:szCs w:val="24"/>
+        </w:rPr>
+        <w:t xml:space="preserve"> </w:t>
+      </w:r>
+      <w:r>
+        <w:rPr>
+          <w:i/>
+          <w:iCs/>
+          <w:sz w:val="24"/>
+          <w:szCs w:val="24"/>
+        </w:rPr>
+        <w:t>Các nội dung bỏ trống tại Điều 1 do hai bên thỏa thuận điền cụ thể khi kí kết Biên bản và phù hợp với quy định của pháp luật</w:t>
+      </w:r>
+    </w:p>
+  </w:footnote>
+  <w:footnote w:id="3">
+    <w:p>
+      <w:pPr>
+        <w:pStyle w:val="Normal"/>
+        <w:rPr/>
+      </w:pPr>
+      <w:r>
+        <w:rPr>
+          <w:rStyle w:val="FootnoteCharacters"/>
+        </w:rPr>
+        <w:footnoteRef/>
+      </w:r>
+      <w:r>
+        <w:rPr>
+          <w:i/>
+          <w:iCs/>
+          <w:sz w:val="24"/>
+          <w:szCs w:val="24"/>
+        </w:rPr>
+        <w:t xml:space="preserve"> </w:t>
+      </w:r>
+      <w:r>
+        <w:rPr>
+          <w:i/>
+          <w:iCs/>
+          <w:sz w:val="24"/>
+          <w:szCs w:val="24"/>
+        </w:rPr>
+        <w:t>Số Quyết định thành lập/Giấy chứng nhận đăng ký kinh doanh và đăng ký đầu tư/Giấy chứng nhận đăng ký doanh nghiệp</w:t>
+      </w:r>
+    </w:p>
+  </w:footnote>
+  <w:footnote w:id="4">
+    <w:p>
+      <w:pPr>
+        <w:pStyle w:val="Normal"/>
+        <w:rPr/>
+      </w:pPr>
+      <w:r>
+        <w:rPr>
+          <w:rStyle w:val="FootnoteCharacters"/>
+        </w:rPr>
+        <w:footnoteRef/>
+      </w:r>
+      <w:r>
+        <w:rPr>
+          <w:i/>
+          <w:iCs/>
+          <w:sz w:val="24"/>
+          <w:szCs w:val="24"/>
+        </w:rPr>
+        <w:t xml:space="preserve"> </w:t>
+      </w:r>
+      <w:r>
+        <w:rPr>
+          <w:i/>
+          <w:iCs/>
+          <w:sz w:val="24"/>
+          <w:szCs w:val="24"/>
+        </w:rPr>
+        <w:t>Số Định danh cá nhân/Định danh điện tử /Hộ chiếu</w:t>
+      </w:r>
+    </w:p>
+  </w:footnote>
+</w:footnotes>
 </file>
 
 <file path=word/header1.xml><?xml version="1.0" encoding="utf-8"?>
@@ -6457,7 +5046,7 @@
           <wp:extent cx="2267585" cy="713105"/>
           <wp:effectExtent l="0" t="0" r="0" b="0"/>
           <wp:wrapNone/>
-          <wp:docPr id="3" name="Image 1"/>
+          <wp:docPr id="2" name="Image 1"/>
           <wp:cNvGraphicFramePr>
             <a:graphicFrameLocks xmlns:a="http://schemas.openxmlformats.org/drawingml/2006/main" noChangeAspect="1"/>
           </wp:cNvGraphicFramePr>
@@ -6465,7 +5054,7 @@
             <a:graphicData uri="http://schemas.openxmlformats.org/drawingml/2006/picture">
               <pic:pic xmlns:pic="http://schemas.openxmlformats.org/drawingml/2006/picture">
                 <pic:nvPicPr>
-                  <pic:cNvPr id="3" name="Image 1"/>
+                  <pic:cNvPr id="2" name="Image 1"/>
                   <pic:cNvPicPr>
                     <a:picLocks noChangeAspect="1" noChangeArrowheads="1"/>
                   </pic:cNvPicPr>
@@ -6522,7 +5111,7 @@
           <wp:extent cx="2267585" cy="713105"/>
           <wp:effectExtent l="0" t="0" r="0" b="0"/>
           <wp:wrapNone/>
-          <wp:docPr id="4" name="Image 1"/>
+          <wp:docPr id="3" name="Image 1"/>
           <wp:cNvGraphicFramePr>
             <a:graphicFrameLocks xmlns:a="http://schemas.openxmlformats.org/drawingml/2006/main" noChangeAspect="1"/>
           </wp:cNvGraphicFramePr>
@@ -6530,151 +5119,7 @@
             <a:graphicData uri="http://schemas.openxmlformats.org/drawingml/2006/picture">
               <pic:pic xmlns:pic="http://schemas.openxmlformats.org/drawingml/2006/picture">
                 <pic:nvPicPr>
-                  <pic:cNvPr id="4" name="Image 1"/>
-                  <pic:cNvPicPr>
-                    <a:picLocks noChangeAspect="1" noChangeArrowheads="1"/>
-                  </pic:cNvPicPr>
-                </pic:nvPicPr>
-                <pic:blipFill>
-                  <a:blip r:embed="rId1"/>
-                  <a:stretch>
-                    <a:fillRect/>
-                  </a:stretch>
-                </pic:blipFill>
-                <pic:spPr bwMode="auto">
-                  <a:xfrm>
-                    <a:off x="0" y="0"/>
-                    <a:ext cx="2267585" cy="713105"/>
-                  </a:xfrm>
-                  <a:prstGeom prst="rect">
-                    <a:avLst/>
-                  </a:prstGeom>
-                  <a:noFill/>
-                </pic:spPr>
-              </pic:pic>
-            </a:graphicData>
-          </a:graphic>
-        </wp:anchor>
-      </w:drawing>
-    </w:r>
-  </w:p>
-</w:hdr>
-</file>
-
-<file path=word/header4.xml><?xml version="1.0" encoding="utf-8"?>
-<w:hdr xmlns:o="urn:schemas-microsoft-com:office:office" xmlns:r="http://schemas.openxmlformats.org/officeDocument/2006/relationships" xmlns:v="urn:schemas-microsoft-com:vml" xmlns:w="http://schemas.openxmlformats.org/wordprocessingml/2006/main" xmlns:w10="urn:schemas-microsoft-com:office:word" xmlns:wp="http://schemas.openxmlformats.org/drawingml/2006/wordprocessingDrawing" xmlns:pic="http://schemas.openxmlformats.org/drawingml/2006/picture" xmlns:wps="http://schemas.microsoft.com/office/word/2010/wordprocessingShape" xmlns:wpg="http://schemas.microsoft.com/office/word/2010/wordprocessingGroup" xmlns:mc="http://schemas.openxmlformats.org/markup-compatibility/2006" xmlns:wp14="http://schemas.microsoft.com/office/word/2010/wordprocessingDrawing" xmlns:w14="http://schemas.microsoft.com/office/word/2010/wordml" xmlns:w15="http://schemas.microsoft.com/office/word/2012/wordml" mc:Ignorable="w14 wp14 w15">
-  <w:p>
-    <w:pPr>
-      <w:pStyle w:val="Header"/>
-      <w:rPr/>
-    </w:pPr>
-    <w:r>
-      <w:rPr/>
-    </w:r>
-  </w:p>
-</w:hdr>
-</file>
-
-<file path=word/header5.xml><?xml version="1.0" encoding="utf-8"?>
-<w:hdr xmlns:o="urn:schemas-microsoft-com:office:office" xmlns:r="http://schemas.openxmlformats.org/officeDocument/2006/relationships" xmlns:v="urn:schemas-microsoft-com:vml" xmlns:w="http://schemas.openxmlformats.org/wordprocessingml/2006/main" xmlns:w10="urn:schemas-microsoft-com:office:word" xmlns:wp="http://schemas.openxmlformats.org/drawingml/2006/wordprocessingDrawing" xmlns:pic="http://schemas.openxmlformats.org/drawingml/2006/picture" xmlns:wps="http://schemas.microsoft.com/office/word/2010/wordprocessingShape" xmlns:wpg="http://schemas.microsoft.com/office/word/2010/wordprocessingGroup" xmlns:mc="http://schemas.openxmlformats.org/markup-compatibility/2006" xmlns:wp14="http://schemas.microsoft.com/office/word/2010/wordprocessingDrawing" xmlns:w14="http://schemas.microsoft.com/office/word/2010/wordml" xmlns:w15="http://schemas.microsoft.com/office/word/2012/wordml" mc:Ignorable="w14 wp14 w15">
-  <w:p>
-    <w:pPr>
-      <w:pStyle w:val="BodyText"/>
-      <w:spacing w:lineRule="auto" w:line="14"/>
-      <w:rPr>
-        <w:sz w:val="20"/>
-      </w:rPr>
-    </w:pPr>
-    <w:r>
-      <w:rPr>
-        <w:sz w:val="20"/>
-      </w:rPr>
-      <w:drawing>
-        <wp:anchor distT="0" distB="0" distL="0" distR="0" simplePos="0" relativeHeight="11" behindDoc="1" locked="0" layoutInCell="0" allowOverlap="1">
-          <wp:simplePos x="0" y="0"/>
-          <wp:positionH relativeFrom="page">
-            <wp:posOffset>5504815</wp:posOffset>
-          </wp:positionH>
-          <wp:positionV relativeFrom="page">
-            <wp:posOffset>0</wp:posOffset>
-          </wp:positionV>
-          <wp:extent cx="2267585" cy="713105"/>
-          <wp:effectExtent l="0" t="0" r="0" b="0"/>
-          <wp:wrapNone/>
-          <wp:docPr id="9" name="Image 1 Copy 1"/>
-          <wp:cNvGraphicFramePr>
-            <a:graphicFrameLocks xmlns:a="http://schemas.openxmlformats.org/drawingml/2006/main" noChangeAspect="1"/>
-          </wp:cNvGraphicFramePr>
-          <a:graphic xmlns:a="http://schemas.openxmlformats.org/drawingml/2006/main">
-            <a:graphicData uri="http://schemas.openxmlformats.org/drawingml/2006/picture">
-              <pic:pic xmlns:pic="http://schemas.openxmlformats.org/drawingml/2006/picture">
-                <pic:nvPicPr>
-                  <pic:cNvPr id="9" name="Image 1 Copy 1"/>
-                  <pic:cNvPicPr>
-                    <a:picLocks noChangeAspect="1" noChangeArrowheads="1"/>
-                  </pic:cNvPicPr>
-                </pic:nvPicPr>
-                <pic:blipFill>
-                  <a:blip r:embed="rId1"/>
-                  <a:stretch>
-                    <a:fillRect/>
-                  </a:stretch>
-                </pic:blipFill>
-                <pic:spPr bwMode="auto">
-                  <a:xfrm>
-                    <a:off x="0" y="0"/>
-                    <a:ext cx="2267585" cy="713105"/>
-                  </a:xfrm>
-                  <a:prstGeom prst="rect">
-                    <a:avLst/>
-                  </a:prstGeom>
-                  <a:noFill/>
-                </pic:spPr>
-              </pic:pic>
-            </a:graphicData>
-          </a:graphic>
-        </wp:anchor>
-      </w:drawing>
-    </w:r>
-  </w:p>
-</w:hdr>
-</file>
-
-<file path=word/header6.xml><?xml version="1.0" encoding="utf-8"?>
-<w:hdr xmlns:o="urn:schemas-microsoft-com:office:office" xmlns:r="http://schemas.openxmlformats.org/officeDocument/2006/relationships" xmlns:v="urn:schemas-microsoft-com:vml" xmlns:w="http://schemas.openxmlformats.org/wordprocessingml/2006/main" xmlns:w10="urn:schemas-microsoft-com:office:word" xmlns:wp="http://schemas.openxmlformats.org/drawingml/2006/wordprocessingDrawing" xmlns:pic="http://schemas.openxmlformats.org/drawingml/2006/picture" xmlns:wps="http://schemas.microsoft.com/office/word/2010/wordprocessingShape" xmlns:wpg="http://schemas.microsoft.com/office/word/2010/wordprocessingGroup" xmlns:mc="http://schemas.openxmlformats.org/markup-compatibility/2006" xmlns:wp14="http://schemas.microsoft.com/office/word/2010/wordprocessingDrawing" xmlns:w14="http://schemas.microsoft.com/office/word/2010/wordml" xmlns:w15="http://schemas.microsoft.com/office/word/2012/wordml" mc:Ignorable="w14 wp14 w15">
-  <w:p>
-    <w:pPr>
-      <w:pStyle w:val="BodyText"/>
-      <w:spacing w:lineRule="auto" w:line="14"/>
-      <w:rPr>
-        <w:sz w:val="20"/>
-      </w:rPr>
-    </w:pPr>
-    <w:r>
-      <w:rPr>
-        <w:sz w:val="20"/>
-      </w:rPr>
-      <w:drawing>
-        <wp:anchor distT="0" distB="0" distL="0" distR="0" simplePos="0" relativeHeight="11" behindDoc="1" locked="0" layoutInCell="0" allowOverlap="1">
-          <wp:simplePos x="0" y="0"/>
-          <wp:positionH relativeFrom="page">
-            <wp:posOffset>5504815</wp:posOffset>
-          </wp:positionH>
-          <wp:positionV relativeFrom="page">
-            <wp:posOffset>0</wp:posOffset>
-          </wp:positionV>
-          <wp:extent cx="2267585" cy="713105"/>
-          <wp:effectExtent l="0" t="0" r="0" b="0"/>
-          <wp:wrapNone/>
-          <wp:docPr id="10" name="Image 1 Copy 1"/>
-          <wp:cNvGraphicFramePr>
-            <a:graphicFrameLocks xmlns:a="http://schemas.openxmlformats.org/drawingml/2006/main" noChangeAspect="1"/>
-          </wp:cNvGraphicFramePr>
-          <a:graphic xmlns:a="http://schemas.openxmlformats.org/drawingml/2006/main">
-            <a:graphicData uri="http://schemas.openxmlformats.org/drawingml/2006/picture">
-              <pic:pic xmlns:pic="http://schemas.openxmlformats.org/drawingml/2006/picture">
-                <pic:nvPicPr>
-                  <pic:cNvPr id="10" name="Image 1 Copy 1"/>
+                  <pic:cNvPr id="3" name="Image 1"/>
                   <pic:cNvPicPr>
                     <a:picLocks noChangeAspect="1" noChangeArrowheads="1"/>
                   </pic:cNvPicPr>
@@ -7155,6 +5600,58 @@
       <w:lang w:val="vi-VN"/>
     </w:rPr>
   </w:style>
+  <w:style w:type="character" w:styleId="FootnoteCharactersuser">
+    <w:name w:val="Footnote Characters (user)"/>
+    <w:basedOn w:val="DefaultParagraphFont"/>
+    <w:qFormat/>
+    <w:rPr>
+      <w:i/>
+      <w:iCs/>
+      <w:sz w:val="12"/>
+      <w:szCs w:val="12"/>
+      <w:vertAlign w:val="superscript"/>
+    </w:rPr>
+  </w:style>
+  <w:style w:type="character" w:styleId="EndnoteCharacters">
+    <w:name w:val="Endnote Characters"/>
+    <w:qFormat/>
+    <w:rPr>
+      <w:vertAlign w:val="superscript"/>
+    </w:rPr>
+  </w:style>
+  <w:style w:type="character" w:styleId="EndnoteReference">
+    <w:name w:val="endnote reference"/>
+    <w:rPr>
+      <w:vertAlign w:val="superscript"/>
+    </w:rPr>
+  </w:style>
+  <w:style w:type="character" w:styleId="EndnoteCharactersuser">
+    <w:name w:val="Endnote Characters (user)"/>
+    <w:qFormat/>
+    <w:rPr/>
+  </w:style>
+  <w:style w:type="character" w:styleId="FootnoteCharacters">
+    <w:name w:val="Footnote Characters"/>
+    <w:basedOn w:val="DefaultParagraphFont"/>
+    <w:qFormat/>
+    <w:rPr>
+      <w:i/>
+      <w:iCs/>
+      <w:sz w:val="24"/>
+      <w:szCs w:val="24"/>
+      <w:vertAlign w:val="superscript"/>
+    </w:rPr>
+  </w:style>
+  <w:style w:type="character" w:styleId="FootnoteReference">
+    <w:name w:val="footnote reference"/>
+    <w:rPr>
+      <w:i/>
+      <w:iCs/>
+      <w:sz w:val="24"/>
+      <w:szCs w:val="24"/>
+      <w:vertAlign w:val="superscript"/>
+    </w:rPr>
+  </w:style>
   <w:style w:type="paragraph" w:styleId="Heading">
     <w:name w:val="Heading"/>
     <w:basedOn w:val="Normal"/>
@@ -7317,6 +5814,12 @@
     <w:name w:val="Frame Contents"/>
     <w:basedOn w:val="Normal"/>
     <w:qFormat/>
+    <w:pPr/>
+    <w:rPr/>
+  </w:style>
+  <w:style w:type="paragraph" w:styleId="FootnoteText">
+    <w:name w:val="footnote text"/>
+    <w:basedOn w:val="Normal"/>
     <w:pPr/>
     <w:rPr/>
   </w:style>

--- a/desktop_app/backend/documents/transfer/00_MAU_BIEN_BAN_CHUYEN_CHU_QUYEN.docx
+++ b/desktop_app/backend/documents/transfer/00_MAU_BIEN_BAN_CHUYEN_CHU_QUYEN.docx
@@ -406,24 +406,24 @@
       <w:r>
         <w:rPr>
           <w:rFonts w:eastAsia="JetBrainsMono NF ExtraBold" w:cs="JetBrainsMono NF ExtraBold" w:ascii="JetBrainsMono NF ExtraBold" w:hAnsi="JetBrainsMono NF ExtraBold"/>
-          <w:b w:val="0"/>
-          <w:spacing w:val="-2"/>
-          <w:sz w:val="24"/>
-        </w:rPr>
-        <w:t>{{ payment_method }}</w:t>
-      </w:r>
-      <w:r>
-        <w:rPr>
           <w:b w:val="false"/>
           <w:spacing w:val="-2"/>
           <w:sz w:val="24"/>
         </w:rPr>
+        <w:t>{{ payment_method }}</w:t>
+      </w:r>
+      <w:r>
+        <w:rPr>
+          <w:b w:val="false"/>
+          <w:spacing w:val="-2"/>
+          <w:sz w:val="24"/>
+        </w:rPr>
         <w:t xml:space="preserve">) số: </w:t>
       </w:r>
       <w:r>
         <w:rPr>
           <w:rFonts w:eastAsia="JetBrainsMono NF ExtraBold" w:cs="JetBrainsMono NF ExtraBold" w:ascii="JetBrainsMono NF ExtraBold" w:hAnsi="JetBrainsMono NF ExtraBold"/>
-          <w:b w:val="0"/>
+          <w:b w:val="false"/>
           <w:spacing w:val="-2"/>
           <w:sz w:val="24"/>
         </w:rPr>
@@ -1143,9 +1143,9 @@
                           <a:avLst/>
                           <a:gdLst>
                             <a:gd name="textAreaLeft" fmla="*/ 0 w 28800"/>
-                            <a:gd name="textAreaRight" fmla="*/ 35280 w 28800"/>
+                            <a:gd name="textAreaRight" fmla="*/ 36000 w 28800"/>
                             <a:gd name="textAreaTop" fmla="*/ 0 h 8640"/>
-                            <a:gd name="textAreaBottom" fmla="*/ 15120 h 8640"/>
+                            <a:gd name="textAreaBottom" fmla="*/ 15840 h 8640"/>
                           </a:gdLst>
                           <a:ahLst/>
                           <a:cxnLst/>
@@ -1386,7 +1386,7 @@
       <w:r>
         <w:rPr>
           <w:rFonts w:eastAsia="JetBrainsMono NF ExtraBold" w:cs="JetBrainsMono NF ExtraBold" w:ascii="JetBrainsMono NF ExtraBold" w:hAnsi="JetBrainsMono NF ExtraBold"/>
-          <w:b w:val="0"/>
+          <w:b w:val="false"/>
           <w:sz w:val="24"/>
         </w:rPr>
         <w:t>{{ subscriber_number }}</w:t>
@@ -1726,7 +1726,7 @@
             <w:r>
               <w:rPr>
                 <w:rFonts w:eastAsia="JetBrainsMono NF ExtraBold" w:cs="JetBrainsMono NF ExtraBold" w:ascii="JetBrainsMono NF ExtraBold" w:hAnsi="JetBrainsMono NF ExtraBold"/>
-                <w:b w:val="0"/>
+                <w:b w:val="false"/>
                 <w:color w:val="auto"/>
                 <w:kern w:val="0"/>
                 <w:sz w:val="24"/>
@@ -1763,7 +1763,7 @@
             <w:r>
               <w:rPr>
                 <w:rFonts w:eastAsia="JetBrainsMono NF ExtraBold" w:cs="JetBrainsMono NF ExtraBold" w:ascii="JetBrainsMono NF ExtraBold" w:hAnsi="JetBrainsMono NF ExtraBold"/>
-                <w:b w:val="0"/>
+                <w:b w:val="false"/>
                 <w:color w:val="auto"/>
                 <w:kern w:val="0"/>
                 <w:sz w:val="24"/>
@@ -1852,7 +1852,7 @@
             <w:r>
               <w:rPr>
                 <w:rFonts w:eastAsia="JetBrainsMono NF ExtraBold" w:cs="JetBrainsMono NF ExtraBold" w:ascii="JetBrainsMono NF ExtraBold" w:hAnsi="JetBrainsMono NF ExtraBold"/>
-                <w:b w:val="0"/>
+                <w:b w:val="false"/>
                 <w:color w:val="auto"/>
                 <w:kern w:val="0"/>
                 <w:sz w:val="24"/>
@@ -1889,7 +1889,7 @@
             <w:r>
               <w:rPr>
                 <w:rFonts w:eastAsia="JetBrainsMono NF ExtraBold" w:cs="JetBrainsMono NF ExtraBold" w:ascii="JetBrainsMono NF ExtraBold" w:hAnsi="JetBrainsMono NF ExtraBold"/>
-                <w:b w:val="0"/>
+                <w:b w:val="false"/>
                 <w:color w:val="auto"/>
                 <w:kern w:val="0"/>
                 <w:sz w:val="24"/>
@@ -1975,7 +1975,7 @@
             <w:r>
               <w:rPr>
                 <w:rFonts w:eastAsia="JetBrainsMono NF ExtraBold" w:cs="JetBrainsMono NF ExtraBold" w:ascii="JetBrainsMono NF ExtraBold" w:hAnsi="JetBrainsMono NF ExtraBold"/>
-                <w:b w:val="0"/>
+                <w:b w:val="false"/>
                 <w:color w:val="auto"/>
                 <w:kern w:val="0"/>
                 <w:sz w:val="24"/>
@@ -2012,7 +2012,7 @@
             <w:r>
               <w:rPr>
                 <w:rFonts w:eastAsia="JetBrainsMono NF ExtraBold" w:cs="JetBrainsMono NF ExtraBold" w:ascii="JetBrainsMono NF ExtraBold" w:hAnsi="JetBrainsMono NF ExtraBold"/>
-                <w:b w:val="0"/>
+                <w:b w:val="false"/>
                 <w:color w:val="auto"/>
                 <w:kern w:val="0"/>
                 <w:sz w:val="24"/>
@@ -2108,7 +2108,7 @@
             <w:r>
               <w:rPr>
                 <w:rFonts w:eastAsia="JetBrainsMono NF ExtraBold" w:cs="JetBrainsMono NF ExtraBold" w:ascii="JetBrainsMono NF ExtraBold" w:hAnsi="JetBrainsMono NF ExtraBold"/>
-                <w:b w:val="0"/>
+                <w:b w:val="false"/>
                 <w:color w:val="auto"/>
                 <w:kern w:val="0"/>
                 <w:sz w:val="24"/>
@@ -2145,7 +2145,7 @@
             <w:r>
               <w:rPr>
                 <w:rFonts w:eastAsia="JetBrainsMono NF ExtraBold" w:cs="JetBrainsMono NF ExtraBold" w:ascii="JetBrainsMono NF ExtraBold" w:hAnsi="JetBrainsMono NF ExtraBold"/>
-                <w:b w:val="0"/>
+                <w:b w:val="false"/>
                 <w:color w:val="auto"/>
                 <w:kern w:val="0"/>
                 <w:sz w:val="24"/>
@@ -2234,7 +2234,7 @@
             <w:r>
               <w:rPr>
                 <w:rFonts w:eastAsia="JetBrainsMono NF ExtraBold" w:cs="JetBrainsMono NF ExtraBold" w:ascii="JetBrainsMono NF ExtraBold" w:hAnsi="JetBrainsMono NF ExtraBold"/>
-                <w:b w:val="0"/>
+                <w:b w:val="false"/>
                 <w:color w:val="auto"/>
                 <w:kern w:val="0"/>
                 <w:sz w:val="24"/>
@@ -2271,7 +2271,7 @@
             <w:r>
               <w:rPr>
                 <w:rFonts w:eastAsia="JetBrainsMono NF ExtraBold" w:cs="JetBrainsMono NF ExtraBold" w:ascii="JetBrainsMono NF ExtraBold" w:hAnsi="JetBrainsMono NF ExtraBold"/>
-                <w:b w:val="0"/>
+                <w:b w:val="false"/>
                 <w:color w:val="auto"/>
                 <w:kern w:val="0"/>
                 <w:sz w:val="24"/>
@@ -2370,7 +2370,7 @@
             <w:r>
               <w:rPr>
                 <w:rFonts w:eastAsia="JetBrainsMono NF ExtraBold" w:cs="JetBrainsMono NF ExtraBold" w:ascii="JetBrainsMono NF ExtraBold" w:hAnsi="JetBrainsMono NF ExtraBold"/>
-                <w:b w:val="0"/>
+                <w:b w:val="false"/>
                 <w:color w:val="auto"/>
                 <w:kern w:val="0"/>
                 <w:sz w:val="24"/>
@@ -2407,7 +2407,7 @@
             <w:r>
               <w:rPr>
                 <w:rFonts w:eastAsia="JetBrainsMono NF ExtraBold" w:cs="JetBrainsMono NF ExtraBold" w:ascii="JetBrainsMono NF ExtraBold" w:hAnsi="JetBrainsMono NF ExtraBold"/>
-                <w:b w:val="0"/>
+                <w:b w:val="false"/>
                 <w:color w:val="auto"/>
                 <w:kern w:val="0"/>
                 <w:sz w:val="24"/>
@@ -2629,7 +2629,7 @@
             <w:r>
               <w:rPr>
                 <w:rFonts w:eastAsia="JetBrainsMono NF ExtraBold" w:cs="JetBrainsMono NF ExtraBold" w:ascii="JetBrainsMono NF ExtraBold" w:hAnsi="JetBrainsMono NF ExtraBold"/>
-                <w:b w:val="0"/>
+                <w:b w:val="false"/>
                 <w:color w:val="auto"/>
                 <w:kern w:val="0"/>
                 <w:sz w:val="24"/>
@@ -2666,7 +2666,7 @@
             <w:r>
               <w:rPr>
                 <w:rFonts w:eastAsia="JetBrainsMono NF ExtraBold" w:cs="JetBrainsMono NF ExtraBold" w:ascii="JetBrainsMono NF ExtraBold" w:hAnsi="JetBrainsMono NF ExtraBold"/>
-                <w:b w:val="0"/>
+                <w:b w:val="false"/>
                 <w:color w:val="auto"/>
                 <w:kern w:val="0"/>
                 <w:sz w:val="24"/>
@@ -3016,7 +3016,7 @@
             <w:r>
               <w:rPr>
                 <w:rFonts w:eastAsia="JetBrainsMono NF ExtraBold" w:cs="JetBrainsMono NF ExtraBold" w:ascii="JetBrainsMono NF ExtraBold" w:hAnsi="JetBrainsMono NF ExtraBold"/>
-                <w:b w:val="0"/>
+                <w:b w:val="false"/>
                 <w:color w:val="auto"/>
                 <w:kern w:val="0"/>
                 <w:sz w:val="24"/>
@@ -3053,7 +3053,7 @@
             <w:r>
               <w:rPr>
                 <w:rFonts w:eastAsia="JetBrainsMono NF ExtraBold" w:cs="JetBrainsMono NF ExtraBold" w:ascii="JetBrainsMono NF ExtraBold" w:hAnsi="JetBrainsMono NF ExtraBold"/>
-                <w:b w:val="0"/>
+                <w:b w:val="false"/>
                 <w:color w:val="auto"/>
                 <w:kern w:val="0"/>
                 <w:sz w:val="24"/>
@@ -3136,7 +3136,7 @@
             <w:r>
               <w:rPr>
                 <w:rFonts w:eastAsia="JetBrainsMono NF ExtraBold" w:cs="JetBrainsMono NF ExtraBold" w:ascii="JetBrainsMono NF ExtraBold" w:hAnsi="JetBrainsMono NF ExtraBold"/>
-                <w:b w:val="0"/>
+                <w:b w:val="false"/>
                 <w:color w:val="auto"/>
                 <w:kern w:val="0"/>
                 <w:sz w:val="24"/>
@@ -3173,7 +3173,7 @@
             <w:r>
               <w:rPr>
                 <w:rFonts w:eastAsia="JetBrainsMono NF ExtraBold" w:cs="JetBrainsMono NF ExtraBold" w:ascii="JetBrainsMono NF ExtraBold" w:hAnsi="JetBrainsMono NF ExtraBold"/>
-                <w:b w:val="0"/>
+                <w:b w:val="false"/>
                 <w:color w:val="auto"/>
                 <w:kern w:val="0"/>
                 <w:sz w:val="24"/>
@@ -3249,7 +3249,7 @@
             <w:r>
               <w:rPr>
                 <w:rFonts w:eastAsia="JetBrainsMono NF ExtraBold" w:cs="JetBrainsMono NF ExtraBold" w:ascii="JetBrainsMono NF ExtraBold" w:hAnsi="JetBrainsMono NF ExtraBold"/>
-                <w:b w:val="0"/>
+                <w:b w:val="false"/>
                 <w:color w:val="auto"/>
                 <w:kern w:val="0"/>
                 <w:sz w:val="24"/>
@@ -3286,7 +3286,7 @@
             <w:r>
               <w:rPr>
                 <w:rFonts w:eastAsia="JetBrainsMono NF ExtraBold" w:cs="JetBrainsMono NF ExtraBold" w:ascii="JetBrainsMono NF ExtraBold" w:hAnsi="JetBrainsMono NF ExtraBold"/>
-                <w:b w:val="0"/>
+                <w:b w:val="false"/>
                 <w:color w:val="auto"/>
                 <w:kern w:val="0"/>
                 <w:sz w:val="24"/>
@@ -4149,7 +4149,7 @@
       </w:tr>
       <w:tr>
         <w:trPr>
-          <w:trHeight w:val="1509" w:hRule="exact"/>
+          <w:trHeight w:val="2474" w:hRule="exact"/>
         </w:trPr>
         <w:tc>
           <w:tcPr>
@@ -4165,7 +4165,11 @@
             <w:pPr>
               <w:pStyle w:val="Normal"/>
               <w:jc w:val="center"/>
-              <w:rPr/>
+              <w:rPr>
+                <w:rFonts w:ascii="Great Vibes" w:hAnsi="Great Vibes" w:eastAsia="Great Vibes" w:cs="Great Vibes"/>
+                <w:b w:val="false"/>
+                <w:sz w:val="36"/>
+              </w:rPr>
             </w:pPr>
             <w:r>
               <w:rPr>
@@ -4174,6 +4178,53 @@
                 <w:sz w:val="36"/>
               </w:rPr>
               <w:t>{{ new_owner_signature_given_name }}</w:t>
+            </w:r>
+          </w:p>
+          <w:p>
+            <w:pPr>
+              <w:pStyle w:val="Normal"/>
+              <w:jc w:val="center"/>
+              <w:rPr>
+                <w:rFonts w:ascii="Great Vibes" w:hAnsi="Great Vibes" w:eastAsia="Great Vibes" w:cs="Great Vibes"/>
+                <w:b w:val="false"/>
+                <w:sz w:val="36"/>
+              </w:rPr>
+            </w:pPr>
+            <w:r>
+              <w:rPr>
+                <w:rFonts w:eastAsia="Great Vibes" w:cs="Great Vibes" w:ascii="Great Vibes" w:hAnsi="Great Vibes"/>
+                <w:b w:val="false"/>
+                <w:sz w:val="36"/>
+              </w:rPr>
+            </w:r>
+          </w:p>
+          <w:p>
+            <w:pPr>
+              <w:pStyle w:val="Normal"/>
+              <w:jc w:val="center"/>
+              <w:rPr>
+                <w:rFonts w:ascii="Great Vibes" w:hAnsi="Great Vibes" w:eastAsia="Great Vibes" w:cs="Great Vibes"/>
+                <w:b w:val="false"/>
+                <w:sz w:val="36"/>
+              </w:rPr>
+            </w:pPr>
+            <w:r>
+              <w:rPr>
+                <w:rFonts w:eastAsia="Great Vibes" w:cs="Great Vibes" w:ascii="Great Vibes" w:hAnsi="Great Vibes"/>
+                <w:b w:val="false"/>
+                <w:sz w:val="36"/>
+              </w:rPr>
+              <w:t xml:space="preserve"> </w:t>
+            </w:r>
+            <w:r>
+              <w:rPr>
+                <w:rFonts w:eastAsia="Great Vibes" w:cs="Great Vibes" w:ascii="Great Vibes" w:hAnsi="Great Vibes"/>
+                <w:b w:val="false"/>
+                <w:i w:val="false"/>
+                <w:sz w:val="36"/>
+                <w:szCs w:val="24"/>
+              </w:rPr>
+              <w:t>{{ new_owner_signature_name }}</w:t>
             </w:r>
           </w:p>
         </w:tc>
@@ -4191,7 +4242,11 @@
             <w:pPr>
               <w:pStyle w:val="Normal"/>
               <w:jc w:val="center"/>
-              <w:rPr/>
+              <w:rPr>
+                <w:rFonts w:ascii="Great Vibes" w:hAnsi="Great Vibes" w:eastAsia="Great Vibes" w:cs="Great Vibes"/>
+                <w:b w:val="false"/>
+                <w:sz w:val="36"/>
+              </w:rPr>
             </w:pPr>
             <w:r>
               <w:rPr>
@@ -4200,6 +4255,53 @@
                 <w:sz w:val="36"/>
               </w:rPr>
               <w:t>{{ customer_representative_signature_given_name }}</w:t>
+            </w:r>
+          </w:p>
+          <w:p>
+            <w:pPr>
+              <w:pStyle w:val="Normal"/>
+              <w:jc w:val="center"/>
+              <w:rPr>
+                <w:rFonts w:ascii="Great Vibes" w:hAnsi="Great Vibes" w:eastAsia="Great Vibes" w:cs="Great Vibes"/>
+                <w:b w:val="false"/>
+                <w:sz w:val="36"/>
+              </w:rPr>
+            </w:pPr>
+            <w:r>
+              <w:rPr>
+                <w:rFonts w:eastAsia="Great Vibes" w:cs="Great Vibes" w:ascii="Great Vibes" w:hAnsi="Great Vibes"/>
+                <w:b w:val="false"/>
+                <w:sz w:val="36"/>
+              </w:rPr>
+            </w:r>
+          </w:p>
+          <w:p>
+            <w:pPr>
+              <w:pStyle w:val="Normal"/>
+              <w:jc w:val="center"/>
+              <w:rPr>
+                <w:rFonts w:ascii="Great Vibes" w:hAnsi="Great Vibes" w:eastAsia="Great Vibes" w:cs="Great Vibes"/>
+                <w:b w:val="false"/>
+                <w:sz w:val="36"/>
+              </w:rPr>
+            </w:pPr>
+            <w:r>
+              <w:rPr>
+                <w:rFonts w:eastAsia="Great Vibes" w:cs="Great Vibes" w:ascii="Great Vibes" w:hAnsi="Great Vibes"/>
+                <w:b w:val="false"/>
+                <w:sz w:val="36"/>
+              </w:rPr>
+              <w:t xml:space="preserve"> </w:t>
+            </w:r>
+            <w:r>
+              <w:rPr>
+                <w:rFonts w:eastAsia="Great Vibes" w:cs="Great Vibes" w:ascii="Great Vibes" w:hAnsi="Great Vibes"/>
+                <w:b w:val="false"/>
+                <w:i w:val="false"/>
+                <w:sz w:val="36"/>
+                <w:szCs w:val="24"/>
+              </w:rPr>
+              <w:t>{{ customer_representative_signature_name }}</w:t>
             </w:r>
           </w:p>
         </w:tc>
@@ -4216,7 +4318,7 @@
           <w:p>
             <w:pPr>
               <w:pStyle w:val="Normal"/>
-              <w:jc w:val="center"/>
+              <w:jc w:val="start"/>
               <w:rPr/>
             </w:pPr>
             <w:r>
@@ -4225,100 +4327,93 @@
                 <w:b w:val="false"/>
                 <w:sz w:val="36"/>
               </w:rPr>
-              <w:t>{{ provider_representative_given_name }}</w:t>
+              <w:t>{{ provider_representative_signature_given_name }}</w:t>
             </w:r>
           </w:p>
-        </w:tc>
-      </w:tr>
-      <w:tr>
-        <w:trPr/>
-        <w:tc>
-          <w:tcPr>
-            <w:tcW w:w="3600" w:type="dxa"/>
-            <w:tcBorders/>
-            <w:tcMar>
-              <w:top w:w="10" w:type="dxa"/>
-            </w:tcMar>
-          </w:tcPr>
           <w:p>
             <w:pPr>
               <w:pStyle w:val="Normal"/>
-              <w:spacing w:before="0" w:after="0"/>
               <w:jc w:val="center"/>
               <w:rPr>
-                <w:sz w:val="24"/>
-                <w:szCs w:val="24"/>
+                <w:rFonts w:ascii="Great Vibes" w:hAnsi="Great Vibes" w:eastAsia="Great Vibes" w:cs="Great Vibes"/>
+                <w:b w:val="false"/>
+                <w:sz w:val="36"/>
               </w:rPr>
             </w:pPr>
             <w:r>
               <w:rPr>
                 <w:rFonts w:eastAsia="Great Vibes" w:cs="Great Vibes" w:ascii="Great Vibes" w:hAnsi="Great Vibes"/>
                 <w:b w:val="false"/>
-                <w:i w:val="false"/>
                 <w:sz w:val="36"/>
-                <w:szCs w:val="24"/>
-              </w:rPr>
-              <w:t>{{ new_owner_signature_name }}</w:t>
+              </w:rPr>
             </w:r>
           </w:p>
-        </w:tc>
-        <w:tc>
-          <w:tcPr>
-            <w:tcW w:w="3600" w:type="dxa"/>
-            <w:tcBorders/>
-            <w:tcMar>
-              <w:top w:w="10" w:type="dxa"/>
-            </w:tcMar>
-          </w:tcPr>
+          <w:tbl>
+            <w:tblPr>
+              <w:tblW w:w="10800" w:type="dxa"/>
+              <w:jc w:val="center"/>
+              <w:tblInd w:w="0" w:type="dxa"/>
+              <w:tblLayout w:type="fixed"/>
+              <w:tblCellMar>
+                <w:top w:w="10" w:type="dxa"/>
+                <w:start w:w="108" w:type="dxa"/>
+                <w:bottom w:w="60" w:type="dxa"/>
+                <w:end w:w="108" w:type="dxa"/>
+              </w:tblCellMar>
+              <w:tblLook w:noHBand="0" w:noVBand="1" w:firstColumn="1" w:lastRow="0" w:lastColumn="0" w:firstRow="1" w:val="04a0"/>
+            </w:tblPr>
+            <w:tblGrid>
+              <w:gridCol w:w="10800"/>
+            </w:tblGrid>
+            <w:tr>
+              <w:trPr/>
+              <w:tc>
+                <w:tcPr>
+                  <w:tcW w:w="10800" w:type="dxa"/>
+                  <w:tcBorders/>
+                </w:tcPr>
+                <w:p>
+                  <w:pPr>
+                    <w:pStyle w:val="Normal"/>
+                    <w:spacing w:before="0" w:after="0"/>
+                    <w:jc w:val="center"/>
+                    <w:rPr>
+                      <w:sz w:val="24"/>
+                      <w:szCs w:val="24"/>
+                    </w:rPr>
+                  </w:pPr>
+                  <w:r>
+                    <w:rPr>
+                      <w:rFonts w:eastAsia="Times New Roman" w:cs="Times New Roman"/>
+                      <w:b/>
+                      <w:i w:val="false"/>
+                      <w:sz w:val="24"/>
+                      <w:szCs w:val="24"/>
+                    </w:rPr>
+                    <w:t>{{ provider_representative_signature }}</w:t>
+                  </w:r>
+                </w:p>
+              </w:tc>
+            </w:tr>
+          </w:tbl>
           <w:p>
             <w:pPr>
               <w:pStyle w:val="Normal"/>
-              <w:spacing w:before="0" w:after="0"/>
               <w:jc w:val="center"/>
               <w:rPr>
-                <w:sz w:val="24"/>
-                <w:szCs w:val="24"/>
+                <w:rFonts w:ascii="Great Vibes" w:hAnsi="Great Vibes" w:eastAsia="Great Vibes" w:cs="Great Vibes"/>
+                <w:b w:val="false"/>
+                <w:sz w:val="36"/>
               </w:rPr>
             </w:pPr>
             <w:r>
               <w:rPr>
-                <w:rFonts w:eastAsia="Great Vibes" w:cs="Great Vibes" w:ascii="Great Vibes" w:hAnsi="Great Vibes"/>
-                <w:b w:val="false"/>
-                <w:i w:val="false"/>
+                <w:rFonts w:eastAsia="Times New Roman" w:cs="Times New Roman" w:ascii="Times New Roman" w:hAnsi="Times New Roman"/>
+                <w:b/>
+                <w:i w:val="0"/>
                 <w:sz w:val="36"/>
-                <w:szCs w:val="24"/>
-              </w:rPr>
-              <w:t>{{ customer_representative_signature_name }}</w:t>
-            </w:r>
-          </w:p>
-        </w:tc>
-        <w:tc>
-          <w:tcPr>
-            <w:tcW w:w="3600" w:type="dxa"/>
-            <w:tcBorders/>
-            <w:tcMar>
-              <w:top w:w="10" w:type="dxa"/>
-            </w:tcMar>
-          </w:tcPr>
-          <w:p>
-            <w:pPr>
-              <w:pStyle w:val="Normal"/>
-              <w:spacing w:before="0" w:after="0"/>
-              <w:jc w:val="center"/>
-              <w:rPr>
-                <w:sz w:val="24"/>
-                <w:szCs w:val="24"/>
-              </w:rPr>
-            </w:pPr>
-            <w:r>
-              <w:rPr>
-                <w:rFonts w:eastAsia="Great Vibes" w:cs="Great Vibes" w:ascii="Great Vibes" w:hAnsi="Great Vibes"/>
-                <w:b w:val="false"/>
-                <w:i w:val="false"/>
-                <w:sz w:val="36"/>
-                <w:szCs w:val="24"/>
-              </w:rPr>
-              <w:t>{{ provider_representative }}</w:t>
+              </w:rPr>
+              <w:t>{{ provider_representative_signature }}</w:t>
             </w:r>
           </w:p>
         </w:tc>
@@ -4349,49 +4444,9 @@
     <w:p>
       <w:pPr>
         <w:pStyle w:val="Heading1"/>
-        <w:ind w:start="506"/>
-        <w:rPr>
-          <w:i/>
-          <w:spacing w:val="-4"/>
-          <w:sz w:val="24"/>
-        </w:rPr>
+        <w:ind w:hanging="0" w:start="0"/>
+        <w:rPr/>
       </w:pPr>
-      <w:r>
-        <w:rPr>
-          <w:i/>
-          <w:spacing w:val="-4"/>
-          <w:sz w:val="24"/>
-        </w:rPr>
-      </w:r>
-    </w:p>
-    <w:p>
-      <w:pPr>
-        <w:pStyle w:val="Normal"/>
-        <w:spacing w:lineRule="exact" w:line="274"/>
-        <w:ind w:start="506" w:end="2"/>
-        <w:jc w:val="center"/>
-        <w:rPr>
-          <w:i/>
-          <w:sz w:val="24"/>
-        </w:rPr>
-      </w:pPr>
-      <w:r>
-        <w:rPr>
-          <w:i/>
-          <w:sz w:val="24"/>
-        </w:rPr>
-      </w:r>
-    </w:p>
-    <w:p>
-      <w:pPr>
-        <w:pStyle w:val="Heading1"/>
-        <w:spacing w:before="0" w:after="0"/>
-        <w:ind w:end="3611"/>
-        <w:rPr/>
-      </w:pPr>
-      <w:r>
-        <w:br w:type="column"/>
-      </w:r>
       <w:r>
         <w:rPr/>
       </w:r>
@@ -5602,13 +5657,12 @@
   </w:style>
   <w:style w:type="character" w:styleId="FootnoteCharactersuser">
     <w:name w:val="Footnote Characters (user)"/>
-    <w:basedOn w:val="DefaultParagraphFont"/>
     <w:qFormat/>
     <w:rPr>
       <w:i/>
       <w:iCs/>
-      <w:sz w:val="12"/>
-      <w:szCs w:val="12"/>
+      <w:sz w:val="24"/>
+      <w:szCs w:val="24"/>
       <w:vertAlign w:val="superscript"/>
     </w:rPr>
   </w:style>
@@ -5619,20 +5673,19 @@
       <w:vertAlign w:val="superscript"/>
     </w:rPr>
   </w:style>
+  <w:style w:type="character" w:styleId="EndnoteCharactersuser">
+    <w:name w:val="Endnote Characters (user)"/>
+    <w:qFormat/>
+    <w:rPr/>
+  </w:style>
   <w:style w:type="character" w:styleId="EndnoteReference">
     <w:name w:val="endnote reference"/>
     <w:rPr>
       <w:vertAlign w:val="superscript"/>
     </w:rPr>
   </w:style>
-  <w:style w:type="character" w:styleId="EndnoteCharactersuser">
-    <w:name w:val="Endnote Characters (user)"/>
-    <w:qFormat/>
-    <w:rPr/>
-  </w:style>
   <w:style w:type="character" w:styleId="FootnoteCharacters">
     <w:name w:val="Footnote Characters"/>
-    <w:basedOn w:val="DefaultParagraphFont"/>
     <w:qFormat/>
     <w:rPr>
       <w:i/>

--- a/desktop_app/backend/documents/transfer/00_MAU_BIEN_BAN_CHUYEN_CHU_QUYEN.docx
+++ b/desktop_app/backend/documents/transfer/00_MAU_BIEN_BAN_CHUYEN_CHU_QUYEN.docx
@@ -4233,8 +4233,10 @@
             <w:tcW w:w="3600" w:type="dxa"/>
             <w:tcBorders/>
             <w:tcMar>
-              <w:top w:w="20" w:type="dxa"/>
-              <w:bottom w:w="20" w:type="dxa"/>
+              <w:top w:w="0" w:type="dxa"/>
+              <w:bottom w:w="0" w:type="dxa"/>
+              <w:left w:type="dxa" w:w="0"/>
+              <w:right w:type="dxa" w:w="0"/>
             </w:tcMar>
             <w:vAlign w:val="center"/>
           </w:tcPr>
@@ -4310,8 +4312,10 @@
             <w:tcW w:w="3600" w:type="dxa"/>
             <w:tcBorders/>
             <w:tcMar>
-              <w:top w:w="20" w:type="dxa"/>
-              <w:bottom w:w="20" w:type="dxa"/>
+              <w:top w:w="0" w:type="dxa"/>
+              <w:bottom w:w="0" w:type="dxa"/>
+              <w:left w:type="dxa" w:w="0"/>
+              <w:right w:type="dxa" w:w="0"/>
             </w:tcMar>
             <w:vAlign w:val="center"/>
           </w:tcPr>
